--- a/paper/article.docx
+++ b/paper/article.docx
@@ -11,7 +11,7 @@
           <w:b/>
           <w:bCs/>
         </w:rPr>
-        <w:t>Universal Realisation of Independence Systems by</w:t>
+        <w:t xml:space="preserve">From Rybin’s Triangle Counterexample to Universal</w:t>
       </w:r>
       <w:r>
         <w:br/>
@@ -21,7 +21,7 @@
           <w:b/>
           <w:bCs/>
         </w:rPr>
-        <w:t>Acyclic Single-Source Unsplittable-Flow Gadgets</w:t>
+        <w:t xml:space="preserve">Independence-System Realisations in Unsplittable Flow</w:t>
       </w:r>
     </w:p>
     <w:p>
@@ -29,12 +29,12 @@
         <w:pStyle w:val="Author"/>
       </w:pPr>
       <w:r>
-        <w:t>Koyar Afrasyab</w:t>
+        <w:t xml:space="preserve">Koyar Afrasyab</w:t>
       </w:r>
       <w:r>
         <w:br/>
       </w:r>
-      <w:hyperlink r:id="rId9">
+      <w:hyperlink r:id="rId121">
         <w:r>
           <w:rPr>
             <w:rStyle w:val="Hyperlink"/>
@@ -48,7 +48,7 @@
         <w:pStyle w:val="Date"/>
       </w:pPr>
       <w:r>
-        <w:t>26 July 2026</w:t>
+        <w:t xml:space="preserve">27 July 2026</w:t>
       </w:r>
     </w:p>
     <w:p>
@@ -56,25 +56,23 @@
         <w:pStyle w:val="AbstractTitle"/>
       </w:pPr>
       <w:r>
-        <w:t>Abstract</w:t>
+        <w:t xml:space="preserve">Abstract</w:t>
       </w:r>
     </w:p>
     <w:p>
       <w:pPr>
         <w:pStyle w:val="Abstract"/>
-        <w:widowControl/>
-      </w:pPr>
-      <w:r>
-        <w:t>Single-source unsplittable-flow rounding asks whether a feasible fractional flow can be replaced by one path per terminal while controlling both arc congestion and cost. We study the combinatorial expressive power hidden inside the additive-congestion constraint. We introduce a path-closed notion of realising an independence system by the zero-cost choices of primary terminals in a directed acyclic flow instance. The definition quantifies over every directed source–terminal path and therefore remains valid under prefix borrowing, suffix splicing, and hybrid routes.</w:t>
+      </w:pPr>
+      <w:r>
+        <w:t xml:space="preserve">Rybin’s recently announced seven-vertex counterexample to Goemans’ cost-preserving single-source unsplittable-flow conjecture uses additive-congestion constraints to make three zero-cost detours behave as the stable sets of a triangle. This note isolates and generalises that mechanism. We introduce a path-closed notion of realising an independence system by the zero-cost choices of primary terminals in a directed acyclic flow instance. The definition quantifies over every directed source–terminal path and therefore remains valid under prefix borrowing, suffix splicing, and hybrid routes.</w:t>
       </w:r>
     </w:p>
     <w:p>
       <w:pPr>
         <w:pStyle w:val="Abstract"/>
-        <w:widowControl/>
-      </w:pPr>
-      <w:r>
-        <w:t>Our first result is universal: every finite loopless independence system has a polynomial-size realisation, measured in the incidence size of its minimal forbidden sets. Hence every finite simple graph, and more generally every hypergraph independence system without singleton forbidden hyperedges, is representable by an acyclic single-source gadget. We then specialise the construction to odd cycles. For</w:t>
+      </w:pPr>
+      <w:r>
+        <w:t xml:space="preserve">Our main result extends the triangle mechanism: every finite loopless independence system has a polynomial-size realisation, measured in the incidence size of its minimal forbidden sets. Hence every finite simple graph, and more generally every hypergraph independence system without singleton forbidden hyperedges, is representable by an acyclic single-source gadget. We then specialise the construction to odd cycles. For</w:t>
       </w:r>
       <w:r>
         <w:t xml:space="preserve"> </w:t>
@@ -106,13 +104,12 @@
         </m:sSub>
       </m:oMath>
       <w:r>
-        <w:t>, a uniform rational family produces a fractional cheap-selection vector that violates the odd-cycle inequality. A potential shift converts a signed connector separator into nonnegative arc costs and gives the exact cost-preserving additive-congestion threshold</w:t>
+        <w:t xml:space="preserve">, a uniform rational family produces a fractional cheap-selection vector that violates the odd-cycle inequality. A potential shift converts a signed connector separator into nonnegative arc costs and gives the exact cost-preserving additive-congestion threshold</w:t>
       </w:r>
     </w:p>
     <w:p>
       <w:pPr>
         <w:pStyle w:val="Abstract"/>
-        <w:widowControl/>
       </w:pPr>
       <m:oMathPara>
         <m:oMathParaPr>
@@ -155,10 +152,9 @@
     <w:p>
       <w:pPr>
         <w:pStyle w:val="Abstract"/>
-        <w:widowControl/>
-      </w:pPr>
-      <w:r>
-        <w:t>Within the symmetric family, the supremum threshold is</w:t>
+      </w:pPr>
+      <w:r>
+        <w:t xml:space="preserve">Within the symmetric family, the supremum threshold is</w:t>
       </w:r>
       <w:r>
         <w:t xml:space="preserve"> </w:t>
@@ -214,7 +210,7 @@
         </m:f>
       </m:oMath>
       <w:r>
-        <w:t>, which tends to</w:t>
+        <w:t xml:space="preserve">, which tends to</w:t>
       </w:r>
       <w:r>
         <w:t xml:space="preserve"> </w:t>
@@ -234,13 +230,13 @@
         </m:r>
       </m:oMath>
       <w:r>
-        <w:t>.</w:t>
-      </w:r>
-      <w:r>
-        <w:t xml:space="preserve"> </w:t>
-      </w:r>
-      <w:r>
-        <w:t>For</w:t>
+        <w:t xml:space="preserve">.</w:t>
+      </w:r>
+      <w:r>
+        <w:t xml:space="preserve"> </w:t>
+      </w:r>
+      <w:r>
+        <w:t xml:space="preserve">For</w:t>
       </w:r>
       <w:r>
         <w:t xml:space="preserve"> </w:t>
@@ -260,7 +256,7 @@
         </m:sSub>
       </m:oMath>
       <w:r>
-        <w:t>, an exact certificate independently derives all source–terminal paths and enumerates all</w:t>
+        <w:t xml:space="preserve">, an exact certificate independently derives all source–terminal paths and enumerates all</w:t>
       </w:r>
       <w:r>
         <w:t xml:space="preserve"> </w:t>
@@ -301,88 +297,168 @@
         <w:t xml:space="preserve"> </w:t>
       </w:r>
       <w:r>
-        <w:t>unsplittable routings using rational arithmetic.</w:t>
-      </w:r>
-    </w:p>
-    <w:bookmarkStart w:id="12" w:name="introduction"/>
+        <w:t xml:space="preserve">unsplittable routings using rational arithmetic.</w:t>
+      </w:r>
+    </w:p>
+    <w:bookmarkStart w:id="124" w:name="introduction"/>
     <w:p>
       <w:pPr>
         <w:pStyle w:val="Heading1"/>
       </w:pPr>
       <w:r>
-        <w:t>1 Introduction</w:t>
+        <w:t xml:space="preserve">Introduction</w:t>
       </w:r>
     </w:p>
     <w:p>
       <w:pPr>
         <w:pStyle w:val="FirstParagraph"/>
-        <w:widowControl/>
-      </w:pPr>
-      <w:r>
-        <w:t>In the single-source unsplittable-flow problem, a common source supplies several terminals with unrelated positive demands. A fractional flow may split a terminal’s demand over several paths, whereas an unsplittable routing must choose a single source–terminal path for each demand. The classical theorem of Dinitz, Garg, and Goemans shows that a feasible fractional flow can always be rounded while increasing the load on each arc by at most the maximum demand</w:t>
-      </w:r>
-      <w:r>
-        <w:t xml:space="preserve"> </w:t>
-      </w:r>
-      <w:r>
-        <w:t>. A long-standing conjecture of Goemans asks whether the same additive guarantee can be achieved without increasing total cost. Recent work has established related implications and positive results in structured graph classes, while the general cost-preserving statement remains open</w:t>
-      </w:r>
-      <w:r>
-        <w:t xml:space="preserve"> </w:t>
-      </w:r>
-      <w:r>
-        <w:t>.</w:t>
+      </w:pPr>
+      <w:r>
+        <w:t xml:space="preserve">In the single-source unsplittable-flow problem, a common source supplies several terminals with unrelated positive demands. A fractional flow may split a terminal’s demand over several paths, whereas an unsplittable routing must choose a single source–terminal path for each demand. The classical theorem of Dinitz, Garg, and Goemans shows that a feasible fractional flow can always be rounded while increasing the load on each arc by at most the maximum demand</w:t>
+      </w:r>
+      <w:r>
+        <w:t xml:space="preserve"> </w:t>
+      </w:r>
+      <w:r>
+        <w:t xml:space="preserve">(Dinitz et al. 1999)</w:t>
+      </w:r>
+      <w:r>
+        <w:t xml:space="preserve">. Goemans subsequently conjectured that the same additive guarantee could be achieved without increasing total cost.</w:t>
       </w:r>
     </w:p>
     <w:p>
       <w:pPr>
         <w:pStyle w:val="BodyText"/>
-        <w:widowControl/>
-      </w:pPr>
-      <w:r>
-        <w:t>This article takes a structural rather than algorithmic viewpoint. Instead of asking how to round an arbitrary instance, we ask which discrete choice systems can be encoded by the additive-congestion inequalities of a single-source instance. A primary terminal is interpreted as</w:t>
-      </w:r>
-      <w:r>
-        <w:t xml:space="preserve"> </w:t>
-      </w:r>
-      <w:r>
-        <w:t>“selected”</w:t>
-      </w:r>
-      <w:r>
-        <w:t xml:space="preserve"> </w:t>
-      </w:r>
-      <w:r>
-        <w:t>when it uses its unique zero-cost path. Auxiliary terminals enforce incompatibilities through ordinary shared arc loads. The central difficulty is path closure: a valid construction cannot prescribe a short menu of routes and ignore other paths that the graph itself creates. Any source prefix may combine with any reachable suffix, so a sound proof must survive all borrowed and hybrid routes.</w:t>
-      </w:r>
-    </w:p>
-    <w:bookmarkStart w:id="10" w:name="contributions"/>
+      </w:pPr>
+      <w:r>
+        <w:t xml:space="preserve">On 22 July 2026, Dmitry Rybin publicly announced a seven-vertex counterexample obtained in a shared GPT-5.6 Pro investigation</w:t>
+      </w:r>
+      <w:r>
+        <w:t xml:space="preserve"> </w:t>
+      </w:r>
+      <w:r>
+        <w:t xml:space="preserve">(Rybin 2026b, 2026a)</w:t>
+      </w:r>
+      <w:r>
+        <w:t xml:space="preserve">. Its three demands are</w:t>
+      </w:r>
+      <w:r>
+        <w:t xml:space="preserve"> </w:t>
+      </w:r>
+      <m:oMath>
+        <m:r>
+          <m:t>15</m:t>
+        </m:r>
+        <m:r>
+          <m:rPr>
+            <m:sty m:val="p"/>
+          </m:rPr>
+          <m:t>,</m:t>
+        </m:r>
+        <m:r>
+          <m:t>10</m:t>
+        </m:r>
+        <m:r>
+          <m:rPr>
+            <m:sty m:val="p"/>
+          </m:rPr>
+          <m:t>,</m:t>
+        </m:r>
+        <m:r>
+          <m:t>15</m:t>
+        </m:r>
+      </m:oMath>
+      <w:r>
+        <w:t xml:space="preserve">; the exhibited fractional flow has cost</w:t>
+      </w:r>
+      <w:r>
+        <w:t xml:space="preserve"> </w:t>
+      </w:r>
+      <m:oMath>
+        <m:r>
+          <m:t>58</m:t>
+        </m:r>
+      </m:oMath>
+      <w:r>
+        <w:t xml:space="preserve">, while every additive-</w:t>
+      </w:r>
+      <m:oMath>
+        <m:r>
+          <m:t>15</m:t>
+        </m:r>
+      </m:oMath>
+      <w:r>
+        <w:t xml:space="preserve">-good unsplittable routing has cost at least</w:t>
+      </w:r>
+      <w:r>
+        <w:t xml:space="preserve"> </w:t>
+      </w:r>
+      <m:oMath>
+        <m:r>
+          <m:t>60</m:t>
+        </m:r>
+      </m:oMath>
+      <w:r>
+        <w:t xml:space="preserve">. The machine-readable copy in this repository is a reproduction of that instance, not an original construction of this article. Our independent exact verifier derives all six source–terminal paths from the arc list and checks all eight routings. The announcement is not a conventional peer-reviewed publication, but the finite certificate directly refutes the cost-preserving statement as formulated.</w:t>
+      </w:r>
+    </w:p>
+    <w:p>
+      <w:pPr>
+        <w:pStyle w:val="BodyText"/>
+      </w:pPr>
+      <w:r>
+        <w:t xml:space="preserve">This article takes Rybin’s triangle mechanism as its starting point and asks a structural question: which discrete choice systems can be encoded by the additive-congestion inequalities of a single-source instance? A primary terminal is interpreted as</w:t>
+      </w:r>
+      <w:r>
+        <w:t xml:space="preserve"> </w:t>
+      </w:r>
+      <w:r>
+        <w:t xml:space="preserve">“selected”</w:t>
+      </w:r>
+      <w:r>
+        <w:t xml:space="preserve"> </w:t>
+      </w:r>
+      <w:r>
+        <w:t xml:space="preserve">when it uses its unique zero-cost path. Auxiliary terminals enforce incompatibilities through ordinary shared arc loads. The central difficulty is path closure: a valid construction cannot prescribe a short menu of routes and ignore other paths that the graph itself creates. Any source prefix may combine with any reachable suffix, so a sound proof must survive all borrowed and hybrid routes.</w:t>
+      </w:r>
+    </w:p>
+    <w:bookmarkStart w:id="122" w:name="contributions"/>
     <w:p>
       <w:pPr>
         <w:pStyle w:val="Heading2"/>
       </w:pPr>
       <w:r>
-        <w:t>1.1 Contributions</w:t>
+        <w:t xml:space="preserve">Contributions</w:t>
       </w:r>
     </w:p>
     <w:p>
       <w:pPr>
         <w:pStyle w:val="FirstParagraph"/>
-        <w:widowControl/>
-      </w:pPr>
-      <w:r>
-        <w:t>The main contributions are as follows.</w:t>
-      </w:r>
-    </w:p>
-    <w:p>
-      <w:pPr>
-        <w:widowControl/>
+      </w:pPr>
+      <w:r>
+        <w:t xml:space="preserve">The main contributions are as follows.</w:t>
+      </w:r>
+    </w:p>
+    <w:p>
+      <w:pPr>
         <w:numPr>
           <w:ilvl w:val="0"/>
           <w:numId w:val="1001"/>
         </w:numPr>
       </w:pPr>
       <w:r>
-        <w:t>We define</w:t>
+        <w:t xml:space="preserve">We independently certify Rybin’s triangle counterexample from its arc list and record its provenance explicitly.</w:t>
+      </w:r>
+    </w:p>
+    <w:p>
+      <w:pPr>
+        <w:numPr>
+          <w:ilvl w:val="0"/>
+          <w:numId w:val="1001"/>
+        </w:numPr>
+      </w:pPr>
+      <w:r>
+        <w:t xml:space="preserve">We formalise the mechanism through</w:t>
       </w:r>
       <w:r>
         <w:t xml:space="preserve"> </w:t>
@@ -392,58 +468,54 @@
           <w:i/>
           <w:iCs/>
         </w:rPr>
-        <w:t>strong realisation</w:t>
-      </w:r>
-      <w:r>
-        <w:t>, which quantifies over every actual directed path in the gadget rather than over a prescribed path decomposition.</w:t>
-      </w:r>
-    </w:p>
-    <w:p>
-      <w:pPr>
-        <w:widowControl/>
+        <w:t xml:space="preserve">strong realisation</w:t>
+      </w:r>
+      <w:r>
+        <w:t xml:space="preserve">, which quantifies over every actual directed path in the gadget rather than over a prescribed path decomposition.</w:t>
+      </w:r>
+    </w:p>
+    <w:p>
+      <w:pPr>
         <w:numPr>
           <w:ilvl w:val="0"/>
           <w:numId w:val="1001"/>
         </w:numPr>
       </w:pPr>
       <w:r>
-        <w:t>We give an explicit acyclic construction that strongly realises every finite loopless independence system. Its size is linear in the ground-set size plus the total incidence size of the minimal forbidden sets.</w:t>
-      </w:r>
-    </w:p>
-    <w:p>
-      <w:pPr>
-        <w:widowControl/>
+        <w:t xml:space="preserve">We generalise the triangle mechanism with an explicit acyclic construction that strongly realises every finite loopless independence system. Its size is linear in the ground-set size plus the total incidence size of the minimal forbidden sets.</w:t>
+      </w:r>
+    </w:p>
+    <w:p>
+      <w:pPr>
         <w:numPr>
           <w:ilvl w:val="0"/>
           <w:numId w:val="1001"/>
         </w:numPr>
       </w:pPr>
       <w:r>
-        <w:t>We derive a uniform odd-cycle family whose fractional cheap-selection vector violates the stable-set odd-cycle inequality.</w:t>
-      </w:r>
-    </w:p>
-    <w:p>
-      <w:pPr>
-        <w:widowControl/>
+        <w:t xml:space="preserve">We derive a uniform odd-cycle family whose fractional cheap-selection vector violates the stable-set odd-cycle inequality.</w:t>
+      </w:r>
+    </w:p>
+    <w:p>
+      <w:pPr>
         <w:numPr>
           <w:ilvl w:val="0"/>
           <w:numId w:val="1001"/>
         </w:numPr>
       </w:pPr>
       <w:r>
-        <w:t>We construct nonnegative arc costs and determine the exact cost-preserving additive-congestion threshold of the family.</w:t>
-      </w:r>
-    </w:p>
-    <w:p>
-      <w:pPr>
-        <w:widowControl/>
+        <w:t xml:space="preserve">We construct nonnegative arc costs and determine the exact cost-preserving additive-congestion threshold of the family.</w:t>
+      </w:r>
+    </w:p>
+    <w:p>
+      <w:pPr>
         <w:numPr>
           <w:ilvl w:val="0"/>
           <w:numId w:val="1001"/>
         </w:numPr>
       </w:pPr>
       <w:r>
-        <w:t>We supply an exact</w:t>
+        <w:t xml:space="preserve">We supply an exact</w:t>
       </w:r>
       <w:r>
         <w:t xml:space="preserve"> </w:t>
@@ -466,26 +538,25 @@
         <w:t xml:space="preserve"> </w:t>
       </w:r>
       <w:r>
-        <w:t>certificate and an all-path, all-routing verifier based solely on rational arithmetic.</w:t>
-      </w:r>
-    </w:p>
-    <w:bookmarkEnd w:id="10"/>
-    <w:bookmarkStart w:id="11" w:name="scope"/>
+        <w:t xml:space="preserve">certificate and an all-path, all-routing verifier based solely on rational arithmetic.</w:t>
+      </w:r>
+    </w:p>
+    <w:bookmarkEnd w:id="122"/>
+    <w:bookmarkStart w:id="123" w:name="scope"/>
     <w:p>
       <w:pPr>
         <w:pStyle w:val="Heading2"/>
       </w:pPr>
       <w:r>
-        <w:t>1.2 Scope</w:t>
+        <w:t xml:space="preserve">Scope</w:t>
       </w:r>
     </w:p>
     <w:p>
       <w:pPr>
         <w:pStyle w:val="FirstParagraph"/>
-        <w:widowControl/>
-      </w:pPr>
-      <w:r>
-        <w:t>The odd-cycle family is not a counterexample to the additive-</w:t>
+      </w:pPr>
+      <w:r>
+        <w:t xml:space="preserve">Rybin’s triangle already refutes the additive-</w:t>
       </w:r>
       <m:oMath>
         <m:r>
@@ -496,7 +567,7 @@
         <w:t xml:space="preserve"> </w:t>
       </w:r>
       <w:r>
-        <w:t>cost conjecture: its exact threshold is strictly below</w:t>
+        <w:t xml:space="preserve">cost conjecture. The odd-cycle family here is not a stronger refutation: its exact threshold is strictly below</w:t>
       </w:r>
       <w:r>
         <w:t xml:space="preserve"> </w:t>
@@ -510,7 +581,7 @@
         <w:t xml:space="preserve"> </w:t>
       </w:r>
       <w:r>
-        <w:t>and approaches</w:t>
+        <w:t xml:space="preserve">and approaches</w:t>
       </w:r>
       <w:r>
         <w:t xml:space="preserve"> </w:t>
@@ -530,7 +601,7 @@
         </m:r>
       </m:oMath>
       <w:r>
-        <w:t xml:space="preserve">. The result is instead an explicit lower-bound mechanism showing that stable-set obstructions can arise inside ordinary flow-load constraints. The optimisation statement in Section </w:t>
+        <w:t xml:space="preserve">. Its purpose is to generalise the underlying stable-set mechanism and to quantify one symmetric family. The optimisation statement in Section </w:t>
       </w:r>
       <w:hyperlink w:anchor="sec:optimisation">
         <w:r>
@@ -544,97 +615,157 @@
         <w:t xml:space="preserve"> </w:t>
       </w:r>
       <w:r>
-        <w:t>is scoped to the uniform symmetric family; it does not rule out stronger unrelated gadgets.</w:t>
-      </w:r>
-    </w:p>
-    <w:bookmarkEnd w:id="11"/>
-    <w:bookmarkEnd w:id="12"/>
-    <w:bookmarkStart w:id="13" w:name="related-work"/>
+        <w:t xml:space="preserve">is scoped to that family; it neither reaches</w:t>
+      </w:r>
+      <w:r>
+        <w:t xml:space="preserve"> </w:t>
+      </w:r>
+      <m:oMath>
+        <m:r>
+          <m:t>D</m:t>
+        </m:r>
+      </m:oMath>
+      <w:r>
+        <w:t xml:space="preserve"> </w:t>
+      </w:r>
+      <w:r>
+        <w:t xml:space="preserve">nor rules out stronger unrelated gadgets. The universal construction is elementary and closely related to standard conflict-encoding ideas. We therefore present this work as a research note and do not claim broad priority for the general mechanism absent a comprehensive expert literature review.</w:t>
+      </w:r>
+    </w:p>
+    <w:bookmarkEnd w:id="123"/>
+    <w:bookmarkEnd w:id="124"/>
+    <w:bookmarkStart w:id="125" w:name="related-work"/>
     <w:p>
       <w:pPr>
         <w:pStyle w:val="Heading1"/>
       </w:pPr>
       <w:r>
-        <w:t>2 Related work</w:t>
+        <w:t xml:space="preserve">Related work</w:t>
       </w:r>
     </w:p>
     <w:p>
       <w:pPr>
         <w:pStyle w:val="FirstParagraph"/>
-        <w:widowControl/>
-      </w:pPr>
-      <w:r>
-        <w:t>Dinitz, Garg, and Goemans proved that every single-source fractional flow admits an unsplittable routing whose arc load is at most the fractional load plus the largest demand</w:t>
-      </w:r>
-      <w:r>
-        <w:t xml:space="preserve"> </w:t>
-      </w:r>
-      <w:r>
-        <w:t>. Morell and Skutella developed a short proof and a lower-bound counterpart, and formulated a stronger simultaneous-deviation perspective</w:t>
-      </w:r>
-      <w:r>
-        <w:t xml:space="preserve"> </w:t>
-      </w:r>
-      <w:r>
-        <w:t>. Traub, Vargas Koch, and Zenklusen obtained results for planar and bounded-genus graphs</w:t>
-      </w:r>
-      <w:r>
-        <w:t xml:space="preserve"> </w:t>
-      </w:r>
-      <w:r>
-        <w:t>. Almoghrabi, Skutella, and Warode proved strong decomposition results for series-parallel digraphs</w:t>
-      </w:r>
-      <w:r>
-        <w:t xml:space="preserve"> </w:t>
-      </w:r>
-      <w:r>
-        <w:t>. Swamy, Traub, Vargas Koch, and Zenklusen showed how an unweighted error-bounded variant implies a relaxed cost guarantee</w:t>
-      </w:r>
-      <w:r>
-        <w:t xml:space="preserve"> </w:t>
-      </w:r>
-      <w:r>
-        <w:t>.</w:t>
+      </w:pPr>
+      <w:r>
+        <w:t xml:space="preserve">Dinitz, Garg, and Goemans proved that every single-source fractional flow admits an unsplittable routing whose arc load is at most the fractional load plus the largest demand</w:t>
+      </w:r>
+      <w:r>
+        <w:t xml:space="preserve"> </w:t>
+      </w:r>
+      <w:r>
+        <w:t xml:space="preserve">(Dinitz et al. 1999)</w:t>
+      </w:r>
+      <w:r>
+        <w:t xml:space="preserve">. Morell and Skutella developed a short proof and a lower-bound counterpart, and formulated a stronger simultaneous-deviation perspective</w:t>
+      </w:r>
+      <w:r>
+        <w:t xml:space="preserve"> </w:t>
+      </w:r>
+      <w:r>
+        <w:t xml:space="preserve">(Morell and Skutella 2022)</w:t>
+      </w:r>
+      <w:r>
+        <w:t xml:space="preserve">. Traub, Vargas Koch, and Zenklusen obtained results for planar and bounded-genus graphs</w:t>
+      </w:r>
+      <w:r>
+        <w:t xml:space="preserve"> </w:t>
+      </w:r>
+      <w:r>
+        <w:t xml:space="preserve">(Traub et al. 2026)</w:t>
+      </w:r>
+      <w:r>
+        <w:t xml:space="preserve">. Almoghrabi, Skutella, and Warode proved strong decomposition results for series-parallel digraphs</w:t>
+      </w:r>
+      <w:r>
+        <w:t xml:space="preserve"> </w:t>
+      </w:r>
+      <w:r>
+        <w:t xml:space="preserve">(Majthoub Almoghrabi et al. 2024)</w:t>
+      </w:r>
+      <w:r>
+        <w:t xml:space="preserve">. Swamy, Traub, Vargas Koch, and Zenklusen showed how an unweighted error-bounded variant implies a relaxed cost guarantee</w:t>
+      </w:r>
+      <w:r>
+        <w:t xml:space="preserve"> </w:t>
+      </w:r>
+      <w:r>
+        <w:t xml:space="preserve">(Swamy et al. 2026)</w:t>
+      </w:r>
+      <w:r>
+        <w:t xml:space="preserve">. These works predate Rybin’s July 2026 announcement and naturally describe the cost-preserving statement as a conjecture; they should not be read as evidence of its status after the counterexample appeared.</w:t>
       </w:r>
     </w:p>
     <w:p>
       <w:pPr>
         <w:pStyle w:val="BodyText"/>
-        <w:widowControl/>
-      </w:pPr>
-      <w:r>
-        <w:t>The present gadgets also touch graph-representation and conflict-flow literatures, but the modelling mechanism is different. EPT and EPG representations define adjacency through intersections among chosen paths</w:t>
-      </w:r>
-      <w:r>
-        <w:t xml:space="preserve"> </w:t>
-      </w:r>
-      <w:r>
-        <w:t>. Minimum-cost flow with conflicts adds an external conflict relation on arcs</w:t>
-      </w:r>
-      <w:r>
-        <w:t xml:space="preserve"> </w:t>
-      </w:r>
-      <w:r>
-        <w:t>. Here the forbidden system is induced internally by fractional baseline loads, auxiliary demands, and additive arc inequalities. A targeted literature review found no directly equivalent universal realisation theorem, but a priority claim would require a broader expert bibliographic review.</w:t>
-      </w:r>
-    </w:p>
-    <w:bookmarkEnd w:id="13"/>
-    <w:bookmarkStart w:id="14" w:name="sec:model"/>
+      </w:pPr>
+      <w:r>
+        <w:t xml:space="preserve">Rybin’s counterexample is the immediate antecedent of this note</w:t>
+      </w:r>
+      <w:r>
+        <w:t xml:space="preserve"> </w:t>
+      </w:r>
+      <w:r>
+        <w:t xml:space="preserve">(Rybin 2026b, 2026a)</w:t>
+      </w:r>
+      <w:r>
+        <w:t xml:space="preserve">. Its shared spine enforces a triangle conflict system: each zero-cost detour represents a selected vertex, and any pair overloads one spine arc under the additive-</w:t>
+      </w:r>
+      <m:oMath>
+        <m:r>
+          <m:t>D</m:t>
+        </m:r>
+      </m:oMath>
+      <w:r>
+        <w:t xml:space="preserve"> </w:t>
+      </w:r>
+      <w:r>
+        <w:t xml:space="preserve">bounds. Our construction replaces the nested triangle spine with one incidence resource per element–forbidden-set pair and one auxiliary demand per minimal forbidden set. In this precise sense, the universal theorem is a generalisation of the publicly announced triangle mechanism.</w:t>
+      </w:r>
+    </w:p>
+    <w:p>
+      <w:pPr>
+        <w:pStyle w:val="BodyText"/>
+      </w:pPr>
+      <w:r>
+        <w:t xml:space="preserve">The gadgets also touch graph-representation and conflict-flow literatures. EPT and EPG representations define adjacency through intersections among chosen paths</w:t>
+      </w:r>
+      <w:r>
+        <w:t xml:space="preserve"> </w:t>
+      </w:r>
+      <w:r>
+        <w:t xml:space="preserve">(Golumbic and Jamison 1985)</w:t>
+      </w:r>
+      <w:r>
+        <w:t xml:space="preserve">. Minimum-cost flow with conflicts adds an external conflict relation on arcs</w:t>
+      </w:r>
+      <w:r>
+        <w:t xml:space="preserve"> </w:t>
+      </w:r>
+      <w:r>
+        <w:t xml:space="preserve">(Şuvak et al. 2021)</w:t>
+      </w:r>
+      <w:r>
+        <w:t xml:space="preserve">. Here the forbidden system is induced internally by fractional baseline loads, auxiliary demands, and additive arc inequalities. Encoding conflicts with shared capacities is a familiar modelling pattern, so the contribution claimed here is limited to the stated path-closed construction, proof, threshold calculation, and exact certificates. A targeted search found no directly equivalent theorem, but that search is not an exhaustive priority determination.</w:t>
+      </w:r>
+    </w:p>
+    <w:bookmarkEnd w:id="125"/>
+    <w:bookmarkStart w:id="126" w:name="sec:model"/>
     <w:p>
       <w:pPr>
         <w:pStyle w:val="Heading1"/>
       </w:pPr>
       <w:r>
-        <w:t>3 Model and definitions</w:t>
+        <w:t xml:space="preserve">Model and definitions</w:t>
       </w:r>
     </w:p>
     <w:p>
       <w:pPr>
         <w:pStyle w:val="FirstParagraph"/>
-        <w:widowControl/>
-      </w:pPr>
-      <w:r>
-        <w:t>Let</w:t>
+      </w:pPr>
+      <w:r>
+        <w:t xml:space="preserve">Let</w:t>
       </w:r>
       <w:r>
         <w:t xml:space="preserve"> </w:t>
@@ -678,7 +809,7 @@
         <w:t xml:space="preserve"> </w:t>
       </w:r>
       <w:r>
-        <w:t>be a finite directed acyclic graph with source</w:t>
+        <w:t xml:space="preserve">be a finite directed acyclic graph with source</w:t>
       </w:r>
       <w:r>
         <w:t xml:space="preserve"> </w:t>
@@ -689,7 +820,7 @@
         </m:r>
       </m:oMath>
       <w:r>
-        <w:t>, terminal set</w:t>
+        <w:t xml:space="preserve">, terminal set</w:t>
       </w:r>
       <w:r>
         <w:t xml:space="preserve"> </w:t>
@@ -700,7 +831,7 @@
         </m:r>
       </m:oMath>
       <w:r>
-        <w:t>, and positive terminal demands</w:t>
+        <w:t xml:space="preserve">, and positive terminal demands</w:t>
       </w:r>
       <w:r>
         <w:t xml:space="preserve"> </w:t>
@@ -720,7 +851,7 @@
         </m:sSub>
       </m:oMath>
       <w:r>
-        <w:t>. A feasible fractional flow</w:t>
+        <w:t xml:space="preserve">. A feasible fractional flow</w:t>
       </w:r>
       <w:r>
         <w:t xml:space="preserve"> </w:t>
@@ -767,7 +898,7 @@
         <w:t xml:space="preserve"> </w:t>
       </w:r>
       <w:r>
-        <w:t>has divergence</w:t>
+        <w:t xml:space="preserve">has divergence</w:t>
       </w:r>
       <w:r>
         <w:t xml:space="preserve"> </w:t>
@@ -825,7 +956,7 @@
         <w:t xml:space="preserve"> </w:t>
       </w:r>
       <w:r>
-        <w:t>at</w:t>
+        <w:t xml:space="preserve">at</w:t>
       </w:r>
       <w:r>
         <w:t xml:space="preserve"> </w:t>
@@ -836,7 +967,7 @@
         </m:r>
       </m:oMath>
       <w:r>
-        <w:t>, divergence</w:t>
+        <w:t xml:space="preserve">, divergence</w:t>
       </w:r>
       <w:r>
         <w:t xml:space="preserve"> </w:t>
@@ -859,7 +990,7 @@
         <w:t xml:space="preserve"> </w:t>
       </w:r>
       <w:r>
-        <w:t>at terminal</w:t>
+        <w:t xml:space="preserve">at terminal</w:t>
       </w:r>
       <w:r>
         <w:t xml:space="preserve"> </w:t>
@@ -870,7 +1001,7 @@
         </m:r>
       </m:oMath>
       <w:r>
-        <w:t>, and zero divergence at every other vertex. Arc costs are nonnegative and measured per unit of flow:</w:t>
+        <w:t xml:space="preserve">, and zero divergence at every other vertex. Arc costs are nonnegative and measured per unit of flow:</w:t>
       </w:r>
       <w:r>
         <w:t xml:space="preserve"> </w:t>
@@ -914,13 +1045,12 @@
         </m:sSubSup>
       </m:oMath>
       <w:r>
-        <w:t>. Let</w:t>
+        <w:t xml:space="preserve">. Let</w:t>
       </w:r>
     </w:p>
     <w:p>
       <w:pPr>
         <w:pStyle w:val="BodyText"/>
-        <w:widowControl/>
       </w:pPr>
       <m:oMathPara>
         <m:oMathParaPr>
@@ -991,10 +1121,9 @@
     <w:p>
       <w:pPr>
         <w:pStyle w:val="FirstParagraph"/>
-        <w:widowControl/>
-      </w:pPr>
-      <w:r>
-        <w:t>An unsplittable routing</w:t>
+      </w:pPr>
+      <w:r>
+        <w:t xml:space="preserve">An unsplittable routing</w:t>
       </w:r>
       <w:r>
         <w:t xml:space="preserve"> </w:t>
@@ -1056,7 +1185,7 @@
         <w:t xml:space="preserve"> </w:t>
       </w:r>
       <w:r>
-        <w:t>chooses a directed</w:t>
+        <w:t xml:space="preserve">chooses a directed</w:t>
       </w:r>
       <w:r>
         <w:t xml:space="preserve"> </w:t>
@@ -1067,7 +1196,7 @@
         </m:r>
       </m:oMath>
       <w:r>
-        <w:t>–</w:t>
+        <w:t xml:space="preserve">–</w:t>
       </w:r>
       <m:oMath>
         <m:r>
@@ -1078,7 +1207,7 @@
         <w:t xml:space="preserve"> </w:t>
       </w:r>
       <w:r>
-        <w:t>path for each terminal. Its load on an arc</w:t>
+        <w:t xml:space="preserve">path for each terminal. Its load on an arc</w:t>
       </w:r>
       <w:r>
         <w:t xml:space="preserve"> </w:t>
@@ -1092,13 +1221,12 @@
         <w:t xml:space="preserve"> </w:t>
       </w:r>
       <w:r>
-        <w:t>is</w:t>
+        <w:t xml:space="preserve">is</w:t>
       </w:r>
     </w:p>
     <w:p>
       <w:pPr>
         <w:pStyle w:val="BodyText"/>
-        <w:widowControl/>
       </w:pPr>
       <m:oMathPara>
         <m:oMathParaPr>
@@ -1212,10 +1340,9 @@
     <w:p>
       <w:pPr>
         <w:pStyle w:val="FirstParagraph"/>
-        <w:widowControl/>
-      </w:pPr>
-      <w:r>
-        <w:t>and its cost is</w:t>
+      </w:pPr>
+      <w:r>
+        <w:t xml:space="preserve">and its cost is</w:t>
       </w:r>
       <w:r>
         <w:t xml:space="preserve"> </w:t>
@@ -1247,35 +1374,34 @@
         </m:sSub>
       </m:oMath>
       <w:r>
-        <w:t>.</w:t>
+        <w:t xml:space="preserve">.</w:t>
       </w:r>
     </w:p>
     <w:p>
       <w:pPr>
         <w:pStyle w:val="BodyText"/>
-        <w:widowControl/>
       </w:pPr>
       <w:r>
         <w:rPr>
           <w:b/>
           <w:bCs/>
         </w:rPr>
-        <w:t>Definition 1</w:t>
-      </w:r>
-      <w:r>
-        <w:t xml:space="preserve"> </w:t>
-      </w:r>
-      <w:r>
-        <w:t>(Additive goodness).</w:t>
-      </w:r>
-      <w:r>
-        <w:t xml:space="preserve"> </w:t>
-      </w:r>
-      <w:r>
-        <w:t xml:space="preserve"> </w:t>
-      </w:r>
-      <w:r>
-        <w:t>For</w:t>
+        <w:t xml:space="preserve">Definition 1</w:t>
+      </w:r>
+      <w:r>
+        <w:t xml:space="preserve"> </w:t>
+      </w:r>
+      <w:r>
+        <w:t xml:space="preserve">(Additive goodness).</w:t>
+      </w:r>
+      <w:r>
+        <w:t xml:space="preserve"> </w:t>
+      </w:r>
+      <w:r>
+        <w:t xml:space="preserve"> </w:t>
+      </w:r>
+      <w:r>
+        <w:t xml:space="preserve">For</w:t>
       </w:r>
       <w:r>
         <w:t xml:space="preserve"> </w:t>
@@ -1295,7 +1421,7 @@
         </m:r>
       </m:oMath>
       <w:r>
-        <w:t>, a routing</w:t>
+        <w:t xml:space="preserve">, a routing</w:t>
       </w:r>
       <w:r>
         <w:t xml:space="preserve"> </w:t>
@@ -1309,7 +1435,7 @@
         <w:t xml:space="preserve"> </w:t>
       </w:r>
       <w:r>
-        <w:t>is</w:t>
+        <w:t xml:space="preserve">is</w:t>
       </w:r>
       <w:r>
         <w:t xml:space="preserve"> </w:t>
@@ -1320,13 +1446,12 @@
         </m:r>
       </m:oMath>
       <w:r>
-        <w:t>-good if</w:t>
+        <w:t xml:space="preserve">-good if</w:t>
       </w:r>
     </w:p>
     <w:p>
       <w:pPr>
         <w:pStyle w:val="BodyText"/>
-        <w:widowControl/>
       </w:pPr>
       <m:oMathPara>
         <m:oMathParaPr>
@@ -1430,10 +1555,9 @@
     <w:p>
       <w:pPr>
         <w:pStyle w:val="FirstParagraph"/>
-        <w:widowControl/>
-      </w:pPr>
-      <w:r>
-        <w:t>We distinguish</w:t>
+      </w:pPr>
+      <w:r>
+        <w:t xml:space="preserve">We distinguish</w:t>
       </w:r>
       <w:r>
         <w:t xml:space="preserve"> </w:t>
@@ -1443,13 +1567,13 @@
           <w:i/>
           <w:iCs/>
         </w:rPr>
-        <w:t>primary</w:t>
-      </w:r>
-      <w:r>
-        <w:t xml:space="preserve"> </w:t>
-      </w:r>
-      <w:r>
-        <w:t>terminals from auxiliary terminals. A primary terminal is</w:t>
+        <w:t xml:space="preserve">primary</w:t>
+      </w:r>
+      <w:r>
+        <w:t xml:space="preserve"> </w:t>
+      </w:r>
+      <w:r>
+        <w:t xml:space="preserve">terminals from auxiliary terminals. A primary terminal is</w:t>
       </w:r>
       <w:r>
         <w:t xml:space="preserve"> </w:t>
@@ -1459,41 +1583,40 @@
           <w:i/>
           <w:iCs/>
         </w:rPr>
-        <w:t>cheaply selected</w:t>
-      </w:r>
-      <w:r>
-        <w:t xml:space="preserve"> </w:t>
-      </w:r>
-      <w:r>
-        <w:t>when its chosen path has total cost zero.</w:t>
+        <w:t xml:space="preserve">cheaply selected</w:t>
+      </w:r>
+      <w:r>
+        <w:t xml:space="preserve"> </w:t>
+      </w:r>
+      <w:r>
+        <w:t xml:space="preserve">when its chosen path has total cost zero.</w:t>
       </w:r>
     </w:p>
     <w:p>
       <w:pPr>
         <w:pStyle w:val="BodyText"/>
-        <w:widowControl/>
       </w:pPr>
       <w:r>
         <w:rPr>
           <w:b/>
           <w:bCs/>
         </w:rPr>
-        <w:t>Definition 2</w:t>
-      </w:r>
-      <w:r>
-        <w:t xml:space="preserve"> </w:t>
-      </w:r>
-      <w:r>
-        <w:t>(Strong realisation).</w:t>
-      </w:r>
-      <w:r>
-        <w:t xml:space="preserve"> </w:t>
-      </w:r>
-      <w:r>
-        <w:t xml:space="preserve"> </w:t>
-      </w:r>
-      <w:r>
-        <w:t>Let</w:t>
+        <w:t xml:space="preserve">Definition 2</w:t>
+      </w:r>
+      <w:r>
+        <w:t xml:space="preserve"> </w:t>
+      </w:r>
+      <w:r>
+        <w:t xml:space="preserve">(Strong realisation).</w:t>
+      </w:r>
+      <w:r>
+        <w:t xml:space="preserve"> </w:t>
+      </w:r>
+      <w:r>
+        <w:t xml:space="preserve"> </w:t>
+      </w:r>
+      <w:r>
+        <w:t xml:space="preserve">Let</w:t>
       </w:r>
       <w:r>
         <w:t xml:space="preserve"> </w:t>
@@ -1529,7 +1652,7 @@
         <w:t xml:space="preserve"> </w:t>
       </w:r>
       <w:r>
-        <w:t>be an independence system on a finite ground set</w:t>
+        <w:t xml:space="preserve">be an independence system on a finite ground set</w:t>
       </w:r>
       <w:r>
         <w:t xml:space="preserve"> </w:t>
@@ -1540,7 +1663,7 @@
         </m:r>
       </m:oMath>
       <w:r>
-        <w:t>. A flow instance strongly realises</w:t>
+        <w:t xml:space="preserve">. A flow instance strongly realises</w:t>
       </w:r>
       <w:r>
         <w:t xml:space="preserve"> </w:t>
@@ -1558,19 +1681,18 @@
         <w:t xml:space="preserve"> </w:t>
       </w:r>
       <w:r>
-        <w:t>when:</w:t>
-      </w:r>
-    </w:p>
-    <w:p>
-      <w:pPr>
-        <w:widowControl/>
+        <w:t xml:space="preserve">when:</w:t>
+      </w:r>
+    </w:p>
+    <w:p>
+      <w:pPr>
         <w:numPr>
           <w:ilvl w:val="0"/>
           <w:numId w:val="1002"/>
         </w:numPr>
       </w:pPr>
       <w:r>
-        <w:t>primary terminals are indexed by</w:t>
+        <w:t xml:space="preserve">primary terminals are indexed by</w:t>
       </w:r>
       <w:r>
         <w:t xml:space="preserve"> </w:t>
@@ -1581,31 +1703,29 @@
         </m:r>
       </m:oMath>
       <w:r>
-        <w:t>;</w:t>
-      </w:r>
-    </w:p>
-    <w:p>
-      <w:pPr>
-        <w:widowControl/>
+        <w:t xml:space="preserve">;</w:t>
+      </w:r>
+    </w:p>
+    <w:p>
+      <w:pPr>
         <w:numPr>
           <w:ilvl w:val="0"/>
           <w:numId w:val="1002"/>
         </w:numPr>
       </w:pPr>
       <w:r>
-        <w:t>every primary terminal has exactly one zero-cost path; and</w:t>
-      </w:r>
-    </w:p>
-    <w:p>
-      <w:pPr>
-        <w:widowControl/>
+        <w:t xml:space="preserve">every primary terminal has exactly one zero-cost path; and</w:t>
+      </w:r>
+    </w:p>
+    <w:p>
+      <w:pPr>
         <w:numPr>
           <w:ilvl w:val="0"/>
           <w:numId w:val="1002"/>
         </w:numPr>
       </w:pPr>
       <w:r>
-        <w:t>for every</w:t>
+        <w:t xml:space="preserve">for every</w:t>
       </w:r>
       <w:r>
         <w:t xml:space="preserve"> </w:t>
@@ -1625,7 +1745,7 @@
         </m:r>
       </m:oMath>
       <w:r>
-        <w:t>, there exists a</w:t>
+        <w:t xml:space="preserve">, there exists a</w:t>
       </w:r>
       <w:r>
         <w:t xml:space="preserve"> </w:t>
@@ -1636,7 +1756,7 @@
         </m:r>
       </m:oMath>
       <w:r>
-        <w:t>-good routing that cheaply selects exactly</w:t>
+        <w:t xml:space="preserve">-good routing that cheaply selects exactly</w:t>
       </w:r>
       <w:r>
         <w:t xml:space="preserve"> </w:t>
@@ -1650,7 +1770,7 @@
         <w:t xml:space="preserve"> </w:t>
       </w:r>
       <w:r>
-        <w:t>if and only if</w:t>
+        <w:t xml:space="preserve">if and only if</w:t>
       </w:r>
       <w:r>
         <w:t xml:space="preserve"> </w:t>
@@ -1674,16 +1794,15 @@
         </m:r>
       </m:oMath>
       <w:r>
-        <w:t>.</w:t>
+        <w:t xml:space="preserve">.</w:t>
       </w:r>
     </w:p>
     <w:p>
       <w:pPr>
         <w:pStyle w:val="FirstParagraph"/>
-        <w:widowControl/>
-      </w:pPr>
-      <w:r>
-        <w:t>The quantifier ranges over all directed paths in</w:t>
+      </w:pPr>
+      <w:r>
+        <w:t xml:space="preserve">The quantifier ranges over all directed paths in</w:t>
       </w:r>
       <w:r>
         <w:t xml:space="preserve"> </w:t>
@@ -1694,16 +1813,15 @@
         </m:r>
       </m:oMath>
       <w:r>
-        <w:t>.</w:t>
+        <w:t xml:space="preserve">.</w:t>
       </w:r>
     </w:p>
     <w:p>
       <w:pPr>
         <w:pStyle w:val="BodyText"/>
-        <w:widowControl/>
-      </w:pPr>
-      <w:r>
-        <w:t>An independence system is</w:t>
+      </w:pPr>
+      <w:r>
+        <w:t xml:space="preserve">An independence system is</w:t>
       </w:r>
       <w:r>
         <w:t xml:space="preserve"> </w:t>
@@ -1713,13 +1831,13 @@
           <w:i/>
           <w:iCs/>
         </w:rPr>
-        <w:t>loopless</w:t>
-      </w:r>
-      <w:r>
-        <w:t xml:space="preserve"> </w:t>
-      </w:r>
-      <w:r>
-        <w:t>when every singleton belongs to it. Equivalently, every inclusion-minimal forbidden set has cardinality at least two. Write</w:t>
+        <w:t xml:space="preserve">loopless</w:t>
+      </w:r>
+      <w:r>
+        <w:t xml:space="preserve"> </w:t>
+      </w:r>
+      <w:r>
+        <w:t xml:space="preserve">when every singleton belongs to it. Equivalently, every inclusion-minimal forbidden set has cardinality at least two. Write</w:t>
       </w:r>
       <w:r>
         <w:t xml:space="preserve"> </w:t>
@@ -1737,13 +1855,12 @@
         <w:t xml:space="preserve"> </w:t>
       </w:r>
       <w:r>
-        <w:t>for the antichain of minimal forbidden sets. Then</w:t>
+        <w:t xml:space="preserve">for the antichain of minimal forbidden sets. Then</w:t>
       </w:r>
     </w:p>
     <w:p>
       <w:pPr>
         <w:pStyle w:val="BodyText"/>
-        <w:widowControl/>
       </w:pPr>
       <m:oMathPara>
         <m:oMathParaPr>
@@ -1825,41 +1942,39 @@
         </m:oMath>
       </m:oMathPara>
     </w:p>
-    <w:bookmarkEnd w:id="14"/>
-    <w:bookmarkStart w:id="21" w:name="sec:universal"/>
+    <w:bookmarkEnd w:id="126"/>
+    <w:bookmarkStart w:id="133" w:name="sec:universal"/>
     <w:p>
       <w:pPr>
         <w:pStyle w:val="Heading1"/>
       </w:pPr>
       <w:r>
-        <w:t>4 A universal realisation theorem</w:t>
+        <w:t xml:space="preserve">A universal realisation theorem</w:t>
       </w:r>
     </w:p>
     <w:p>
       <w:pPr>
         <w:pStyle w:val="FirstParagraph"/>
-        <w:widowControl/>
-      </w:pPr>
-      <w:r>
-        <w:t>We now give the construction in explicit vertex-and-arc form. This makes the acyclicity, path closure, and fractional feasibility transparent.</w:t>
-      </w:r>
-    </w:p>
-    <w:bookmarkStart w:id="15" w:name="construction"/>
+      </w:pPr>
+      <w:r>
+        <w:t xml:space="preserve">We now give the construction in explicit vertex-and-arc form. This makes the acyclicity, path closure, and fractional feasibility transparent.</w:t>
+      </w:r>
+    </w:p>
+    <w:bookmarkStart w:id="127" w:name="construction"/>
     <w:p>
       <w:pPr>
         <w:pStyle w:val="Heading2"/>
       </w:pPr>
       <w:r>
-        <w:t>4.1 Construction</w:t>
+        <w:t xml:space="preserve">Construction</w:t>
       </w:r>
     </w:p>
     <w:p>
       <w:pPr>
         <w:pStyle w:val="FirstParagraph"/>
-        <w:widowControl/>
-      </w:pPr>
-      <w:r>
-        <w:t>Fix</w:t>
+      </w:pPr>
+      <w:r>
+        <w:t xml:space="preserve">Fix</w:t>
       </w:r>
       <w:r>
         <w:t xml:space="preserve"> </w:t>
@@ -1879,7 +1994,7 @@
         </m:r>
       </m:oMath>
       <w:r>
-        <w:t>, and order the forbidden sets containing</w:t>
+        <w:t xml:space="preserve">, and order the forbidden sets containing</w:t>
       </w:r>
       <w:r>
         <w:t xml:space="preserve"> </w:t>
@@ -1893,13 +2008,12 @@
         <w:t xml:space="preserve"> </w:t>
       </w:r>
       <w:r>
-        <w:t>as</w:t>
+        <w:t xml:space="preserve">as</w:t>
       </w:r>
     </w:p>
     <w:p>
       <w:pPr>
         <w:pStyle w:val="BodyText"/>
-        <w:widowControl/>
       </w:pPr>
       <m:oMathPara>
         <m:oMathParaPr>
@@ -2014,10 +2128,9 @@
     <w:p>
       <w:pPr>
         <w:pStyle w:val="FirstParagraph"/>
-        <w:widowControl/>
-      </w:pPr>
-      <w:r>
-        <w:t>When</w:t>
+      </w:pPr>
+      <w:r>
+        <w:t xml:space="preserve">When</w:t>
       </w:r>
       <w:r>
         <w:t xml:space="preserve"> </w:t>
@@ -2046,7 +2159,7 @@
         </m:r>
       </m:oMath>
       <w:r>
-        <w:t>, introduce private vertices</w:t>
+        <w:t xml:space="preserve">, introduce private vertices</w:t>
       </w:r>
       <w:r>
         <w:t xml:space="preserve"> </w:t>
@@ -2105,7 +2218,7 @@
         <w:t xml:space="preserve"> </w:t>
       </w:r>
       <w:r>
-        <w:t>for</w:t>
+        <w:t xml:space="preserve">for</w:t>
       </w:r>
       <w:r>
         <w:t xml:space="preserve"> </w:t>
@@ -2155,618 +2268,36 @@
         </m:sSub>
       </m:oMath>
       <w:r>
-        <w:t>. Add:</w:t>
-      </w:r>
-    </w:p>
-    <w:p>
-      <w:pPr>
-        <w:pStyle w:val="BodyText"/>
-        <w:widowControl/>
-      </w:pPr>
-      <m:oMathPara>
-        <m:oMathParaPr>
-          <m:jc m:val="center"/>
-        </m:oMathParaPr>
-        <m:oMath>
-          <m:eqArr>
-            <m:e>
-              <m:r>
-                <m:t/>
-              </m:r>
-              <m:r>
-                <m:rPr>
-                  <m:nor/>
-                  <m:sty m:val="p"/>
-                </m:rPr>
-                <m:t>a start arc </m:t>
-              </m:r>
-              <m:r>
-                <m:t>s</m:t>
-              </m:r>
-              <m:r>
-                <m:rPr>
-                  <m:sty m:val="p"/>
-                </m:rPr>
-                <m:t>→</m:t>
-              </m:r>
-              <m:sSub>
-                <m:e>
-                  <m:r>
-                    <m:t>u</m:t>
-                  </m:r>
-                </m:e>
-                <m:sub>
-                  <m:r>
-                    <m:t>i</m:t>
-                  </m:r>
-                  <m:r>
-                    <m:rPr>
-                      <m:sty m:val="p"/>
-                    </m:rPr>
-                    <m:t>,</m:t>
-                  </m:r>
-                  <m:r>
-                    <m:t>1</m:t>
-                  </m:r>
-                </m:sub>
-              </m:sSub>
-              <m:r>
-                <m:rPr>
-                  <m:sty m:val="p"/>
-                </m:rPr>
-                <m:t>,</m:t>
-              </m:r>
-            </m:e>
-            <m:e>
-              <m:r>
-                <m:t/>
-              </m:r>
-              <m:r>
-                <m:rPr>
-                  <m:nor/>
-                  <m:sty m:val="p"/>
-                </m:rPr>
-                <m:t>incidence resources </m:t>
-              </m:r>
-              <m:sSub>
-                <m:e>
-                  <m:r>
-                    <m:t>r</m:t>
-                  </m:r>
-                </m:e>
-                <m:sub>
-                  <m:sSub>
-                    <m:e>
-                      <m:r>
-                        <m:t>F</m:t>
-                      </m:r>
-                    </m:e>
-                    <m:sub>
-                      <m:r>
-                        <m:t>i</m:t>
-                      </m:r>
-                      <m:r>
-                        <m:rPr>
-                          <m:sty m:val="p"/>
-                        </m:rPr>
-                        <m:t>,</m:t>
-                      </m:r>
-                      <m:r>
-                        <m:t>j</m:t>
-                      </m:r>
-                    </m:sub>
-                  </m:sSub>
-                  <m:r>
-                    <m:rPr>
-                      <m:sty m:val="p"/>
-                    </m:rPr>
-                    <m:t>,</m:t>
-                  </m:r>
-                  <m:r>
-                    <m:t>i</m:t>
-                  </m:r>
-                </m:sub>
-              </m:sSub>
-              <m:r>
-                <m:rPr>
-                  <m:sty m:val="p"/>
-                </m:rPr>
-                <m:t>:</m:t>
-              </m:r>
-              <m:sSub>
-                <m:e>
-                  <m:r>
-                    <m:t>u</m:t>
-                  </m:r>
-                </m:e>
-                <m:sub>
-                  <m:r>
-                    <m:t>i</m:t>
-                  </m:r>
-                  <m:r>
-                    <m:rPr>
-                      <m:sty m:val="p"/>
-                    </m:rPr>
-                    <m:t>,</m:t>
-                  </m:r>
-                  <m:r>
-                    <m:t>j</m:t>
-                  </m:r>
-                </m:sub>
-              </m:sSub>
-              <m:r>
-                <m:rPr>
-                  <m:sty m:val="p"/>
-                </m:rPr>
-                <m:t>→</m:t>
-              </m:r>
-              <m:sSub>
-                <m:e>
-                  <m:r>
-                    <m:t>v</m:t>
-                  </m:r>
-                </m:e>
-                <m:sub>
-                  <m:r>
-                    <m:t>i</m:t>
-                  </m:r>
-                  <m:r>
-                    <m:rPr>
-                      <m:sty m:val="p"/>
-                    </m:rPr>
-                    <m:t>,</m:t>
-                  </m:r>
-                  <m:r>
-                    <m:t>j</m:t>
-                  </m:r>
-                </m:sub>
-              </m:sSub>
-              <m:r>
-                <m:rPr>
-                  <m:sty m:val="p"/>
-                </m:rPr>
-                <m:t>,</m:t>
-              </m:r>
-            </m:e>
-            <m:e>
-              <m:r>
-                <m:t/>
-              </m:r>
-              <m:r>
-                <m:rPr>
-                  <m:nor/>
-                  <m:sty m:val="p"/>
-                </m:rPr>
-                <m:t>connectors </m:t>
-              </m:r>
-              <m:sSub>
-                <m:e>
-                  <m:r>
-                    <m:t>v</m:t>
-                  </m:r>
-                </m:e>
-                <m:sub>
-                  <m:r>
-                    <m:t>i</m:t>
-                  </m:r>
-                  <m:r>
-                    <m:rPr>
-                      <m:sty m:val="p"/>
-                    </m:rPr>
-                    <m:t>,</m:t>
-                  </m:r>
-                  <m:r>
-                    <m:t>j</m:t>
-                  </m:r>
-                </m:sub>
-              </m:sSub>
-              <m:r>
-                <m:rPr>
-                  <m:sty m:val="p"/>
-                </m:rPr>
-                <m:t>→</m:t>
-              </m:r>
-              <m:sSub>
-                <m:e>
-                  <m:r>
-                    <m:t>u</m:t>
-                  </m:r>
-                </m:e>
-                <m:sub>
-                  <m:r>
-                    <m:t>i</m:t>
-                  </m:r>
-                  <m:r>
-                    <m:rPr>
-                      <m:sty m:val="p"/>
-                    </m:rPr>
-                    <m:t>,</m:t>
-                  </m:r>
-                  <m:r>
-                    <m:t>j</m:t>
-                  </m:r>
-                  <m:r>
-                    <m:rPr>
-                      <m:sty m:val="p"/>
-                    </m:rPr>
-                    <m:t>+</m:t>
-                  </m:r>
-                  <m:r>
-                    <m:t>1</m:t>
-                  </m:r>
-                </m:sub>
-              </m:sSub>
-              <m:r>
-                <m:t> </m:t>
-              </m:r>
-              <m:r>
-                <m:rPr>
-                  <m:sty m:val="p"/>
-                </m:rPr>
-                <m:t>(</m:t>
-              </m:r>
-              <m:r>
-                <m:t>j</m:t>
-              </m:r>
-              <m:r>
-                <m:rPr>
-                  <m:sty m:val="p"/>
-                </m:rPr>
-                <m:t>&lt;</m:t>
-              </m:r>
-              <m:sSub>
-                <m:e>
-                  <m:r>
-                    <m:t>m</m:t>
-                  </m:r>
-                </m:e>
-                <m:sub>
-                  <m:r>
-                    <m:t>i</m:t>
-                  </m:r>
-                </m:sub>
-              </m:sSub>
-              <m:r>
-                <m:rPr>
-                  <m:sty m:val="p"/>
-                </m:rPr>
-                <m:t>)</m:t>
-              </m:r>
-              <m:r>
-                <m:rPr>
-                  <m:sty m:val="p"/>
-                </m:rPr>
-                <m:t>,</m:t>
-              </m:r>
-            </m:e>
-            <m:e>
-              <m:r>
-                <m:t/>
-              </m:r>
-              <m:r>
-                <m:rPr>
-                  <m:nor/>
-                  <m:sty m:val="p"/>
-                </m:rPr>
-                <m:t>a final arc </m:t>
-              </m:r>
-              <m:sSub>
-                <m:e>
-                  <m:r>
-                    <m:t>v</m:t>
-                  </m:r>
-                </m:e>
-                <m:sub>
-                  <m:r>
-                    <m:t>i</m:t>
-                  </m:r>
-                  <m:r>
-                    <m:rPr>
-                      <m:sty m:val="p"/>
-                    </m:rPr>
-                    <m:t>,</m:t>
-                  </m:r>
-                  <m:sSub>
-                    <m:e>
-                      <m:r>
-                        <m:t>m</m:t>
-                      </m:r>
-                    </m:e>
-                    <m:sub>
-                      <m:r>
-                        <m:t>i</m:t>
-                      </m:r>
-                    </m:sub>
-                  </m:sSub>
-                </m:sub>
-              </m:sSub>
-              <m:r>
-                <m:rPr>
-                  <m:sty m:val="p"/>
-                </m:rPr>
-                <m:t>→</m:t>
-              </m:r>
-              <m:sSub>
-                <m:e>
-                  <m:r>
-                    <m:t>t</m:t>
-                  </m:r>
-                </m:e>
-                <m:sub>
-                  <m:r>
-                    <m:t>i</m:t>
-                  </m:r>
-                </m:sub>
-              </m:sSub>
-              <m:r>
-                <m:rPr>
-                  <m:sty m:val="p"/>
-                </m:rPr>
-                <m:t>,</m:t>
-              </m:r>
-            </m:e>
-            <m:e>
-              <m:r>
-                <m:t/>
-              </m:r>
-              <m:r>
-                <m:rPr>
-                  <m:nor/>
-                  <m:sty m:val="p"/>
-                </m:rPr>
-                <m:t>a direct arc </m:t>
-              </m:r>
-              <m:r>
-                <m:t>s</m:t>
-              </m:r>
-              <m:r>
-                <m:rPr>
-                  <m:sty m:val="p"/>
-                </m:rPr>
-                <m:t>→</m:t>
-              </m:r>
-              <m:sSub>
-                <m:e>
-                  <m:r>
-                    <m:t>t</m:t>
-                  </m:r>
-                </m:e>
-                <m:sub>
-                  <m:r>
-                    <m:t>i</m:t>
-                  </m:r>
-                </m:sub>
-              </m:sSub>
-              <m:r>
-                <m:rPr>
-                  <m:sty m:val="p"/>
-                </m:rPr>
-                <m:t>,</m:t>
-              </m:r>
-            </m:e>
-            <m:e>
-              <m:r>
-                <m:t/>
-              </m:r>
-              <m:r>
-                <m:rPr>
-                  <m:nor/>
-                  <m:sty m:val="p"/>
-                </m:rPr>
-                <m:t>approaches </m:t>
-              </m:r>
-              <m:r>
-                <m:t>s</m:t>
-              </m:r>
-              <m:r>
-                <m:rPr>
-                  <m:sty m:val="p"/>
-                </m:rPr>
-                <m:t>→</m:t>
-              </m:r>
-              <m:sSub>
-                <m:e>
-                  <m:r>
-                    <m:t>u</m:t>
-                  </m:r>
-                </m:e>
-                <m:sub>
-                  <m:r>
-                    <m:t>i</m:t>
-                  </m:r>
-                  <m:r>
-                    <m:rPr>
-                      <m:sty m:val="p"/>
-                    </m:rPr>
-                    <m:t>,</m:t>
-                  </m:r>
-                  <m:r>
-                    <m:t>j</m:t>
-                  </m:r>
-                </m:sub>
-              </m:sSub>
-              <m:r>
-                <m:t> </m:t>
-              </m:r>
-              <m:r>
-                <m:rPr>
-                  <m:sty m:val="p"/>
-                </m:rPr>
-                <m:t>(</m:t>
-              </m:r>
-              <m:r>
-                <m:t>j</m:t>
-              </m:r>
-              <m:r>
-                <m:rPr>
-                  <m:sty m:val="p"/>
-                </m:rPr>
-                <m:t>≥</m:t>
-              </m:r>
-              <m:r>
-                <m:t>2</m:t>
-              </m:r>
-              <m:r>
-                <m:rPr>
-                  <m:sty m:val="p"/>
-                </m:rPr>
-                <m:t>)</m:t>
-              </m:r>
-              <m:r>
-                <m:rPr>
-                  <m:sty m:val="p"/>
-                </m:rPr>
-                <m:t>.</m:t>
-              </m:r>
-            </m:e>
-          </m:eqArr>
-        </m:oMath>
-      </m:oMathPara>
-    </w:p>
-    <w:p>
-      <w:pPr>
-        <w:pStyle w:val="FirstParagraph"/>
-        <w:widowControl/>
-      </w:pPr>
-      <w:r>
-        <w:t>If</w:t>
-      </w:r>
-      <w:r>
-        <w:t xml:space="preserve"> </w:t>
-      </w:r>
-      <m:oMath>
+        <w:t xml:space="preserve">. Add:</w:t>
+      </w:r>
+    </w:p>
+    <w:p>
+      <w:pPr>
+        <w:numPr>
+          <w:ilvl w:val="0"/>
+          <w:numId w:val="1003"/>
+        </w:numPr>
+      </w:pPr>
+      <w:r>
+        <w:t xml:space="preserve">a start arc</w:t>
+      </w:r>
+      <w:r>
+        <w:t xml:space="preserve"> </w:t>
+      </w:r>
+      <m:oMath>
+        <m:r>
+          <m:t>s</m:t>
+        </m:r>
+        <m:r>
+          <m:rPr>
+            <m:sty m:val="p"/>
+          </m:rPr>
+          <m:t>→</m:t>
+        </m:r>
         <m:sSub>
           <m:e>
             <m:r>
-              <m:t>m</m:t>
-            </m:r>
-          </m:e>
-          <m:sub>
-            <m:r>
-              <m:t>i</m:t>
-            </m:r>
-          </m:sub>
-        </m:sSub>
-        <m:r>
-          <m:rPr>
-            <m:sty m:val="p"/>
-          </m:rPr>
-          <m:t>=</m:t>
-        </m:r>
-        <m:r>
-          <m:t>0</m:t>
-        </m:r>
-      </m:oMath>
-      <w:r>
-        <w:t>, retain a private two-arc chain from</w:t>
-      </w:r>
-      <w:r>
-        <w:t xml:space="preserve"> </w:t>
-      </w:r>
-      <m:oMath>
-        <m:r>
-          <m:t>s</m:t>
-        </m:r>
-      </m:oMath>
-      <w:r>
-        <w:t xml:space="preserve"> </w:t>
-      </w:r>
-      <w:r>
-        <w:t>to</w:t>
-      </w:r>
-      <w:r>
-        <w:t xml:space="preserve"> </w:t>
-      </w:r>
-      <m:oMath>
-        <m:sSub>
-          <m:e>
-            <m:r>
-              <m:t>t</m:t>
-            </m:r>
-          </m:e>
-          <m:sub>
-            <m:r>
-              <m:t>i</m:t>
-            </m:r>
-          </m:sub>
-        </m:sSub>
-      </m:oMath>
-      <w:r>
-        <w:t xml:space="preserve"> </w:t>
-      </w:r>
-      <w:r>
-        <w:t>together with the direct arc.</w:t>
-      </w:r>
-    </w:p>
-    <w:p>
-      <w:pPr>
-        <w:pStyle w:val="BodyText"/>
-        <w:widowControl/>
-      </w:pPr>
-      <w:r>
-        <w:t>For each</w:t>
-      </w:r>
-      <w:r>
-        <w:t xml:space="preserve"> </w:t>
-      </w:r>
-      <m:oMath>
-        <m:r>
-          <m:t>F</m:t>
-        </m:r>
-        <m:r>
-          <m:rPr>
-            <m:sty m:val="p"/>
-          </m:rPr>
-          <m:t>∈</m:t>
-        </m:r>
-        <m:r>
-          <m:rPr>
-            <m:scr m:val="script"/>
-            <m:sty m:val="p"/>
-          </m:rPr>
-          <m:t>F</m:t>
-        </m:r>
-      </m:oMath>
-      <w:r>
-        <w:t>, create an auxiliary terminal</w:t>
-      </w:r>
-      <w:r>
-        <w:t xml:space="preserve"> </w:t>
-      </w:r>
-      <m:oMath>
-        <m:sSub>
-          <m:e>
-            <m:r>
-              <m:t>a</m:t>
-            </m:r>
-          </m:e>
-          <m:sub>
-            <m:r>
-              <m:t>F</m:t>
-            </m:r>
-          </m:sub>
-        </m:sSub>
-      </m:oMath>
-      <w:r>
-        <w:t>. Whenever</w:t>
-      </w:r>
-      <w:r>
-        <w:t xml:space="preserve"> </w:t>
-      </w:r>
-      <m:oMath>
-        <m:r>
-          <m:t>F</m:t>
-        </m:r>
-        <m:r>
-          <m:rPr>
-            <m:sty m:val="p"/>
-          </m:rPr>
-          <m:t>=</m:t>
-        </m:r>
-        <m:sSub>
-          <m:e>
-            <m:r>
-              <m:t>F</m:t>
+              <m:t>u</m:t>
             </m:r>
           </m:e>
           <m:sub>
@@ -2780,19 +2311,581 @@
               <m:t>,</m:t>
             </m:r>
             <m:r>
-              <m:t>j</m:t>
+              <m:t>1</m:t>
             </m:r>
           </m:sub>
         </m:sSub>
       </m:oMath>
       <w:r>
-        <w:t>, add an exit</w:t>
+        <w:t xml:space="preserve">;</w:t>
+      </w:r>
+    </w:p>
+    <w:p>
+      <w:pPr>
+        <w:numPr>
+          <w:ilvl w:val="0"/>
+          <w:numId w:val="1003"/>
+        </w:numPr>
+      </w:pPr>
+      <w:r>
+        <w:t xml:space="preserve">incidence resources</w:t>
+      </w:r>
+      <w:r>
+        <w:t xml:space="preserve"> </w:t>
+      </w:r>
+      <m:oMath>
+        <m:sSub>
+          <m:e>
+            <m:r>
+              <m:t>r</m:t>
+            </m:r>
+          </m:e>
+          <m:sub>
+            <m:sSub>
+              <m:e>
+                <m:r>
+                  <m:t>F</m:t>
+                </m:r>
+              </m:e>
+              <m:sub>
+                <m:r>
+                  <m:t>i</m:t>
+                </m:r>
+                <m:r>
+                  <m:rPr>
+                    <m:sty m:val="p"/>
+                  </m:rPr>
+                  <m:t>,</m:t>
+                </m:r>
+                <m:r>
+                  <m:t>j</m:t>
+                </m:r>
+              </m:sub>
+            </m:sSub>
+            <m:r>
+              <m:rPr>
+                <m:sty m:val="p"/>
+              </m:rPr>
+              <m:t>,</m:t>
+            </m:r>
+            <m:r>
+              <m:t>i</m:t>
+            </m:r>
+          </m:sub>
+        </m:sSub>
+        <m:r>
+          <m:rPr>
+            <m:sty m:val="p"/>
+          </m:rPr>
+          <m:t>:</m:t>
+        </m:r>
+        <m:sSub>
+          <m:e>
+            <m:r>
+              <m:t>u</m:t>
+            </m:r>
+          </m:e>
+          <m:sub>
+            <m:r>
+              <m:t>i</m:t>
+            </m:r>
+            <m:r>
+              <m:rPr>
+                <m:sty m:val="p"/>
+              </m:rPr>
+              <m:t>,</m:t>
+            </m:r>
+            <m:r>
+              <m:t>j</m:t>
+            </m:r>
+          </m:sub>
+        </m:sSub>
+        <m:r>
+          <m:rPr>
+            <m:sty m:val="p"/>
+          </m:rPr>
+          <m:t>→</m:t>
+        </m:r>
+        <m:sSub>
+          <m:e>
+            <m:r>
+              <m:t>v</m:t>
+            </m:r>
+          </m:e>
+          <m:sub>
+            <m:r>
+              <m:t>i</m:t>
+            </m:r>
+            <m:r>
+              <m:rPr>
+                <m:sty m:val="p"/>
+              </m:rPr>
+              <m:t>,</m:t>
+            </m:r>
+            <m:r>
+              <m:t>j</m:t>
+            </m:r>
+          </m:sub>
+        </m:sSub>
+      </m:oMath>
+      <w:r>
+        <w:t xml:space="preserve">;</w:t>
+      </w:r>
+    </w:p>
+    <w:p>
+      <w:pPr>
+        <w:numPr>
+          <w:ilvl w:val="0"/>
+          <w:numId w:val="1003"/>
+        </w:numPr>
+      </w:pPr>
+      <w:r>
+        <w:t xml:space="preserve">connectors</w:t>
+      </w:r>
+      <w:r>
+        <w:t xml:space="preserve"> </w:t>
+      </w:r>
+      <m:oMath>
+        <m:sSub>
+          <m:e>
+            <m:r>
+              <m:t>v</m:t>
+            </m:r>
+          </m:e>
+          <m:sub>
+            <m:r>
+              <m:t>i</m:t>
+            </m:r>
+            <m:r>
+              <m:rPr>
+                <m:sty m:val="p"/>
+              </m:rPr>
+              <m:t>,</m:t>
+            </m:r>
+            <m:r>
+              <m:t>j</m:t>
+            </m:r>
+          </m:sub>
+        </m:sSub>
+        <m:r>
+          <m:rPr>
+            <m:sty m:val="p"/>
+          </m:rPr>
+          <m:t>→</m:t>
+        </m:r>
+        <m:sSub>
+          <m:e>
+            <m:r>
+              <m:t>u</m:t>
+            </m:r>
+          </m:e>
+          <m:sub>
+            <m:r>
+              <m:t>i</m:t>
+            </m:r>
+            <m:r>
+              <m:rPr>
+                <m:sty m:val="p"/>
+              </m:rPr>
+              <m:t>,</m:t>
+            </m:r>
+            <m:r>
+              <m:t>j</m:t>
+            </m:r>
+            <m:r>
+              <m:rPr>
+                <m:sty m:val="p"/>
+              </m:rPr>
+              <m:t>+</m:t>
+            </m:r>
+            <m:r>
+              <m:t>1</m:t>
+            </m:r>
+          </m:sub>
+        </m:sSub>
+      </m:oMath>
+      <w:r>
+        <w:t xml:space="preserve"> </w:t>
+      </w:r>
+      <w:r>
+        <w:t xml:space="preserve">for</w:t>
+      </w:r>
+      <w:r>
+        <w:t xml:space="preserve"> </w:t>
+      </w:r>
+      <m:oMath>
+        <m:r>
+          <m:t>j</m:t>
+        </m:r>
+        <m:r>
+          <m:rPr>
+            <m:sty m:val="p"/>
+          </m:rPr>
+          <m:t>&lt;</m:t>
+        </m:r>
+        <m:sSub>
+          <m:e>
+            <m:r>
+              <m:t>m</m:t>
+            </m:r>
+          </m:e>
+          <m:sub>
+            <m:r>
+              <m:t>i</m:t>
+            </m:r>
+          </m:sub>
+        </m:sSub>
+      </m:oMath>
+      <w:r>
+        <w:t xml:space="preserve">;</w:t>
+      </w:r>
+    </w:p>
+    <w:p>
+      <w:pPr>
+        <w:numPr>
+          <w:ilvl w:val="0"/>
+          <w:numId w:val="1003"/>
+        </w:numPr>
+      </w:pPr>
+      <w:r>
+        <w:t xml:space="preserve">a final arc</w:t>
+      </w:r>
+      <w:r>
+        <w:t xml:space="preserve"> </w:t>
+      </w:r>
+      <m:oMath>
+        <m:sSub>
+          <m:e>
+            <m:r>
+              <m:t>v</m:t>
+            </m:r>
+          </m:e>
+          <m:sub>
+            <m:r>
+              <m:t>i</m:t>
+            </m:r>
+            <m:r>
+              <m:rPr>
+                <m:sty m:val="p"/>
+              </m:rPr>
+              <m:t>,</m:t>
+            </m:r>
+            <m:sSub>
+              <m:e>
+                <m:r>
+                  <m:t>m</m:t>
+                </m:r>
+              </m:e>
+              <m:sub>
+                <m:r>
+                  <m:t>i</m:t>
+                </m:r>
+              </m:sub>
+            </m:sSub>
+          </m:sub>
+        </m:sSub>
+        <m:r>
+          <m:rPr>
+            <m:sty m:val="p"/>
+          </m:rPr>
+          <m:t>→</m:t>
+        </m:r>
+        <m:sSub>
+          <m:e>
+            <m:r>
+              <m:t>t</m:t>
+            </m:r>
+          </m:e>
+          <m:sub>
+            <m:r>
+              <m:t>i</m:t>
+            </m:r>
+          </m:sub>
+        </m:sSub>
+      </m:oMath>
+      <w:r>
+        <w:t xml:space="preserve">;</w:t>
+      </w:r>
+    </w:p>
+    <w:p>
+      <w:pPr>
+        <w:numPr>
+          <w:ilvl w:val="0"/>
+          <w:numId w:val="1003"/>
+        </w:numPr>
+      </w:pPr>
+      <w:r>
+        <w:t xml:space="preserve">a direct arc</w:t>
+      </w:r>
+      <w:r>
+        <w:t xml:space="preserve"> </w:t>
+      </w:r>
+      <m:oMath>
+        <m:r>
+          <m:t>s</m:t>
+        </m:r>
+        <m:r>
+          <m:rPr>
+            <m:sty m:val="p"/>
+          </m:rPr>
+          <m:t>→</m:t>
+        </m:r>
+        <m:sSub>
+          <m:e>
+            <m:r>
+              <m:t>t</m:t>
+            </m:r>
+          </m:e>
+          <m:sub>
+            <m:r>
+              <m:t>i</m:t>
+            </m:r>
+          </m:sub>
+        </m:sSub>
+      </m:oMath>
+      <w:r>
+        <w:t xml:space="preserve">; and</w:t>
+      </w:r>
+    </w:p>
+    <w:p>
+      <w:pPr>
+        <w:numPr>
+          <w:ilvl w:val="0"/>
+          <w:numId w:val="1003"/>
+        </w:numPr>
+      </w:pPr>
+      <w:r>
+        <w:t xml:space="preserve">approaches</w:t>
+      </w:r>
+      <w:r>
+        <w:t xml:space="preserve"> </w:t>
+      </w:r>
+      <m:oMath>
+        <m:r>
+          <m:t>s</m:t>
+        </m:r>
+        <m:r>
+          <m:rPr>
+            <m:sty m:val="p"/>
+          </m:rPr>
+          <m:t>→</m:t>
+        </m:r>
+        <m:sSub>
+          <m:e>
+            <m:r>
+              <m:t>u</m:t>
+            </m:r>
+          </m:e>
+          <m:sub>
+            <m:r>
+              <m:t>i</m:t>
+            </m:r>
+            <m:r>
+              <m:rPr>
+                <m:sty m:val="p"/>
+              </m:rPr>
+              <m:t>,</m:t>
+            </m:r>
+            <m:r>
+              <m:t>j</m:t>
+            </m:r>
+          </m:sub>
+        </m:sSub>
+      </m:oMath>
+      <w:r>
+        <w:t xml:space="preserve"> </w:t>
+      </w:r>
+      <w:r>
+        <w:t xml:space="preserve">for</w:t>
+      </w:r>
+      <w:r>
+        <w:t xml:space="preserve"> </w:t>
+      </w:r>
+      <m:oMath>
+        <m:r>
+          <m:t>j</m:t>
+        </m:r>
+        <m:r>
+          <m:rPr>
+            <m:sty m:val="p"/>
+          </m:rPr>
+          <m:t>≥</m:t>
+        </m:r>
+        <m:r>
+          <m:t>2</m:t>
+        </m:r>
+      </m:oMath>
+      <w:r>
+        <w:t xml:space="preserve">.</w:t>
+      </w:r>
+    </w:p>
+    <w:p>
+      <w:pPr>
+        <w:pStyle w:val="FirstParagraph"/>
+      </w:pPr>
+      <w:r>
+        <w:t xml:space="preserve">If</w:t>
+      </w:r>
+      <w:r>
+        <w:t xml:space="preserve"> </w:t>
+      </w:r>
+      <m:oMath>
+        <m:sSub>
+          <m:e>
+            <m:r>
+              <m:t>m</m:t>
+            </m:r>
+          </m:e>
+          <m:sub>
+            <m:r>
+              <m:t>i</m:t>
+            </m:r>
+          </m:sub>
+        </m:sSub>
+        <m:r>
+          <m:rPr>
+            <m:sty m:val="p"/>
+          </m:rPr>
+          <m:t>=</m:t>
+        </m:r>
+        <m:r>
+          <m:t>0</m:t>
+        </m:r>
+      </m:oMath>
+      <w:r>
+        <w:t xml:space="preserve">, retain a private two-arc chain from</w:t>
+      </w:r>
+      <w:r>
+        <w:t xml:space="preserve"> </w:t>
+      </w:r>
+      <m:oMath>
+        <m:r>
+          <m:t>s</m:t>
+        </m:r>
+      </m:oMath>
+      <w:r>
+        <w:t xml:space="preserve"> </w:t>
+      </w:r>
+      <w:r>
+        <w:t xml:space="preserve">to</w:t>
+      </w:r>
+      <w:r>
+        <w:t xml:space="preserve"> </w:t>
+      </w:r>
+      <m:oMath>
+        <m:sSub>
+          <m:e>
+            <m:r>
+              <m:t>t</m:t>
+            </m:r>
+          </m:e>
+          <m:sub>
+            <m:r>
+              <m:t>i</m:t>
+            </m:r>
+          </m:sub>
+        </m:sSub>
+      </m:oMath>
+      <w:r>
+        <w:t xml:space="preserve"> </w:t>
+      </w:r>
+      <w:r>
+        <w:t xml:space="preserve">together with the direct arc.</w:t>
       </w:r>
     </w:p>
     <w:p>
       <w:pPr>
         <w:pStyle w:val="BodyText"/>
-        <w:widowControl/>
+      </w:pPr>
+      <w:r>
+        <w:t xml:space="preserve">For each</w:t>
+      </w:r>
+      <w:r>
+        <w:t xml:space="preserve"> </w:t>
+      </w:r>
+      <m:oMath>
+        <m:r>
+          <m:t>F</m:t>
+        </m:r>
+        <m:r>
+          <m:rPr>
+            <m:sty m:val="p"/>
+          </m:rPr>
+          <m:t>∈</m:t>
+        </m:r>
+        <m:r>
+          <m:rPr>
+            <m:scr m:val="script"/>
+            <m:sty m:val="p"/>
+          </m:rPr>
+          <m:t>F</m:t>
+        </m:r>
+      </m:oMath>
+      <w:r>
+        <w:t xml:space="preserve">, create an auxiliary terminal</w:t>
+      </w:r>
+      <w:r>
+        <w:t xml:space="preserve"> </w:t>
+      </w:r>
+      <m:oMath>
+        <m:sSub>
+          <m:e>
+            <m:r>
+              <m:t>a</m:t>
+            </m:r>
+          </m:e>
+          <m:sub>
+            <m:r>
+              <m:t>F</m:t>
+            </m:r>
+          </m:sub>
+        </m:sSub>
+      </m:oMath>
+      <w:r>
+        <w:t xml:space="preserve">. Whenever</w:t>
+      </w:r>
+      <w:r>
+        <w:t xml:space="preserve"> </w:t>
+      </w:r>
+      <m:oMath>
+        <m:r>
+          <m:t>F</m:t>
+        </m:r>
+        <m:r>
+          <m:rPr>
+            <m:sty m:val="p"/>
+          </m:rPr>
+          <m:t>=</m:t>
+        </m:r>
+        <m:sSub>
+          <m:e>
+            <m:r>
+              <m:t>F</m:t>
+            </m:r>
+          </m:e>
+          <m:sub>
+            <m:r>
+              <m:t>i</m:t>
+            </m:r>
+            <m:r>
+              <m:rPr>
+                <m:sty m:val="p"/>
+              </m:rPr>
+              <m:t>,</m:t>
+            </m:r>
+            <m:r>
+              <m:t>j</m:t>
+            </m:r>
+          </m:sub>
+        </m:sSub>
+      </m:oMath>
+      <w:r>
+        <w:t xml:space="preserve">, add an exit</w:t>
+      </w:r>
+    </w:p>
+    <w:p>
+      <w:pPr>
+        <w:pStyle w:val="BodyText"/>
       </w:pPr>
       <m:oMathPara>
         <m:oMathParaPr>
@@ -2850,10 +2943,9 @@
     <w:p>
       <w:pPr>
         <w:pStyle w:val="FirstParagraph"/>
-        <w:widowControl/>
-      </w:pPr>
-      <w:r>
-        <w:t>Thus any path ending at</w:t>
+      </w:pPr>
+      <w:r>
+        <w:t xml:space="preserve">Thus any path ending at</w:t>
       </w:r>
       <w:r>
         <w:t xml:space="preserve"> </w:t>
@@ -2876,7 +2968,7 @@
         <w:t xml:space="preserve"> </w:t>
       </w:r>
       <w:r>
-        <w:t>has a final exit associated with some incidence</w:t>
+        <w:t xml:space="preserve">has a final exit associated with some incidence</w:t>
       </w:r>
       <w:r>
         <w:t xml:space="preserve"> </w:t>
@@ -2908,7 +3000,7 @@
         </m:r>
       </m:oMath>
       <w:r>
-        <w:t>, and immediately before that exit it must traverse</w:t>
+        <w:t xml:space="preserve">, and immediately before that exit it must traverse</w:t>
       </w:r>
       <w:r>
         <w:t xml:space="preserve"> </w:t>
@@ -2937,16 +3029,15 @@
         </m:sSub>
       </m:oMath>
       <w:r>
-        <w:t>.</w:t>
+        <w:t xml:space="preserve">.</w:t>
       </w:r>
     </w:p>
     <w:p>
       <w:pPr>
         <w:pStyle w:val="BodyText"/>
-        <w:widowControl/>
-      </w:pPr>
-      <w:r>
-        <w:t>All chain, incidence, connector, final, and exit arcs have zero cost. Direct arcs and approaches have any strictly positive cost. The graph is acyclic: place</w:t>
+      </w:pPr>
+      <w:r>
+        <w:t xml:space="preserve">All chain, incidence, connector, final, and exit arcs have zero cost. Direct arcs and approaches have any strictly positive cost. The graph is acyclic: place</w:t>
       </w:r>
       <w:r>
         <w:t xml:space="preserve"> </w:t>
@@ -2960,26 +3051,25 @@
         <w:t xml:space="preserve"> </w:t>
       </w:r>
       <w:r>
-        <w:t>first, order the private chain vertices from left to right, and place all primary and auxiliary terminals last.</w:t>
-      </w:r>
-    </w:p>
-    <w:bookmarkEnd w:id="15"/>
-    <w:bookmarkStart w:id="20" w:name="fractional-flow"/>
+        <w:t xml:space="preserve">first, order the private chain vertices from left to right, and place all primary and auxiliary terminals last.</w:t>
+      </w:r>
+    </w:p>
+    <w:bookmarkEnd w:id="127"/>
+    <w:bookmarkStart w:id="132" w:name="fractional-flow"/>
     <w:p>
       <w:pPr>
         <w:pStyle w:val="Heading2"/>
       </w:pPr>
       <w:r>
-        <w:t>4.2 Fractional flow</w:t>
+        <w:t xml:space="preserve">Fractional flow</w:t>
       </w:r>
     </w:p>
     <w:p>
       <w:pPr>
         <w:pStyle w:val="FirstParagraph"/>
-        <w:widowControl/>
-      </w:pPr>
-      <w:r>
-        <w:t>Set</w:t>
+      </w:pPr>
+      <w:r>
+        <w:t xml:space="preserve">Set</w:t>
       </w:r>
       <w:r>
         <w:t xml:space="preserve"> </w:t>
@@ -3008,7 +3098,7 @@
         </m:r>
       </m:oMath>
       <w:r>
-        <w:t>, and give every terminal demand</w:t>
+        <w:t xml:space="preserve">, and give every terminal demand</w:t>
       </w:r>
       <w:r>
         <w:t xml:space="preserve"> </w:t>
@@ -3019,7 +3109,7 @@
         </m:r>
       </m:oMath>
       <w:r>
-        <w:t>, so</w:t>
+        <w:t xml:space="preserve">, so</w:t>
       </w:r>
       <w:r>
         <w:t xml:space="preserve"> </w:t>
@@ -3039,7 +3129,7 @@
         </m:r>
       </m:oMath>
       <w:r>
-        <w:t>. For each primary</w:t>
+        <w:t xml:space="preserve">. For each primary</w:t>
       </w:r>
       <w:r>
         <w:t xml:space="preserve"> </w:t>
@@ -3050,7 +3140,7 @@
         </m:r>
       </m:oMath>
       <w:r>
-        <w:t>, send</w:t>
+        <w:t xml:space="preserve">, send</w:t>
       </w:r>
       <w:r>
         <w:t xml:space="preserve"> </w:t>
@@ -3064,7 +3154,7 @@
         <w:t xml:space="preserve"> </w:t>
       </w:r>
       <w:r>
-        <w:t>units along its full chain and</w:t>
+        <w:t xml:space="preserve">units along its full chain and</w:t>
       </w:r>
       <w:r>
         <w:t xml:space="preserve"> </w:t>
@@ -3087,7 +3177,7 @@
         <w:t xml:space="preserve"> </w:t>
       </w:r>
       <w:r>
-        <w:t>along its direct arc. For each auxiliary</w:t>
+        <w:t xml:space="preserve">along its direct arc. For each auxiliary</w:t>
       </w:r>
       <w:r>
         <w:t xml:space="preserve"> </w:t>
@@ -3107,7 +3197,7 @@
         </m:sSub>
       </m:oMath>
       <w:r>
-        <w:t>, split one unit uniformly among the</w:t>
+        <w:t xml:space="preserve">, split one unit uniformly among the</w:t>
       </w:r>
       <w:r>
         <w:t xml:space="preserve"> </w:t>
@@ -3133,7 +3223,7 @@
         <w:t xml:space="preserve"> </w:t>
       </w:r>
       <w:r>
-        <w:t>incidences. At a first incidence use the chain start; at a later incidence use its private approach. In either case, traverse only</w:t>
+        <w:t xml:space="preserve">incidences. At a first incidence use the chain start; at a later incidence use its private approach. In either case, traverse only</w:t>
       </w:r>
       <w:r>
         <w:t xml:space="preserve"> </w:t>
@@ -3165,7 +3255,7 @@
         <w:t xml:space="preserve"> </w:t>
       </w:r>
       <w:r>
-        <w:t>and then exit to</w:t>
+        <w:t xml:space="preserve">and then exit to</w:t>
       </w:r>
       <w:r>
         <w:t xml:space="preserve"> </w:t>
@@ -3185,22 +3275,20 @@
         </m:sSub>
       </m:oMath>
       <w:r>
-        <w:t>.</w:t>
+        <w:t xml:space="preserve">.</w:t>
       </w:r>
     </w:p>
     <w:p>
       <w:pPr>
         <w:pStyle w:val="BodyText"/>
-        <w:widowControl/>
-      </w:pPr>
-      <w:r>
-        <w:t>The important fractional loads are</w:t>
+      </w:pPr>
+      <w:r>
+        <w:t xml:space="preserve">The important fractional loads are</w:t>
       </w:r>
     </w:p>
     <w:p>
       <w:pPr>
         <w:pStyle w:val="BodyText"/>
-        <w:widowControl/>
       </w:pPr>
       <m:oMathPara>
         <m:oMathParaPr>
@@ -3300,16 +3388,14 @@
     <w:p>
       <w:pPr>
         <w:pStyle w:val="FirstParagraph"/>
-        <w:widowControl/>
-      </w:pPr>
-      <w:r>
-        <w:t>and</w:t>
+      </w:pPr>
+      <w:r>
+        <w:t xml:space="preserve">and</w:t>
       </w:r>
     </w:p>
     <w:p>
       <w:pPr>
         <w:pStyle w:val="BodyText"/>
-        <w:widowControl/>
       </w:pPr>
       <m:oMathPara>
         <m:oMathParaPr>
@@ -3359,30 +3445,28 @@
     <w:p>
       <w:pPr>
         <w:pStyle w:val="FirstParagraph"/>
-        <w:widowControl/>
-      </w:pPr>
-      <w:r>
-        <w:t>All other loads follow directly from the described path flow, so flow conservation holds at every vertex.</w:t>
-      </w:r>
-    </w:p>
-    <w:bookmarkStart w:id="16" w:name="lem:dominator"/>
+      </w:pPr>
+      <w:r>
+        <w:t xml:space="preserve">All other loads follow directly from the described path flow, so flow conservation holds at every vertex.</w:t>
+      </w:r>
+    </w:p>
+    <w:bookmarkStart w:id="128" w:name="lem:dominator"/>
     <w:p>
       <w:pPr>
         <w:pStyle w:val="BodyText"/>
-        <w:widowControl/>
       </w:pPr>
       <w:r>
         <w:rPr>
           <w:b/>
           <w:bCs/>
         </w:rPr>
-        <w:t>Lemma 3</w:t>
-      </w:r>
-      <w:r>
-        <w:t xml:space="preserve"> </w:t>
-      </w:r>
-      <w:r>
-        <w:t>(Exit dominator).</w:t>
+        <w:t xml:space="preserve">Lemma 3</w:t>
+      </w:r>
+      <w:r>
+        <w:t xml:space="preserve"> </w:t>
+      </w:r>
+      <w:r>
+        <w:t xml:space="preserve">(Exit dominator).</w:t>
       </w:r>
       <w:r>
         <w:t xml:space="preserve"> </w:t>
@@ -3395,7 +3479,7 @@
           <w:i/>
           <w:iCs/>
         </w:rPr>
-        <w:t>Every directed</w:t>
+        <w:t xml:space="preserve">Every directed</w:t>
       </w:r>
       <w:r>
         <w:rPr>
@@ -3414,7 +3498,7 @@
           <w:i/>
           <w:iCs/>
         </w:rPr>
-        <w:t>–</w:t>
+        <w:t xml:space="preserve">–</w:t>
       </w:r>
       <m:oMath>
         <m:sSub>
@@ -3442,7 +3526,7 @@
           <w:i/>
           <w:iCs/>
         </w:rPr>
-        <w:t>path contains an incidence resource</w:t>
+        <w:t xml:space="preserve">path contains an incidence resource</w:t>
       </w:r>
       <w:r>
         <w:rPr>
@@ -3486,27 +3570,26 @@
           <w:i/>
           <w:iCs/>
         </w:rPr>
-        <w:t>immediately before its final exit.</w:t>
-      </w:r>
-    </w:p>
-    <w:bookmarkEnd w:id="16"/>
+        <w:t xml:space="preserve">immediately before its final exit.</w:t>
+      </w:r>
+    </w:p>
+    <w:bookmarkEnd w:id="128"/>
     <w:p>
       <w:pPr>
         <w:pStyle w:val="BodyText"/>
-        <w:widowControl/>
       </w:pPr>
       <w:r>
         <w:rPr>
           <w:i/>
           <w:iCs/>
         </w:rPr>
-        <w:t>Proof.</w:t>
-      </w:r>
-      <w:r>
-        <w:t xml:space="preserve"> </w:t>
-      </w:r>
-      <w:r>
-        <w:t>The only arcs entering</w:t>
+        <w:t xml:space="preserve">Proof.</w:t>
+      </w:r>
+      <w:r>
+        <w:t xml:space="preserve"> </w:t>
+      </w:r>
+      <w:r>
+        <w:t xml:space="preserve">The only arcs entering</w:t>
       </w:r>
       <w:r>
         <w:t xml:space="preserve"> </w:t>
@@ -3529,7 +3612,7 @@
         <w:t xml:space="preserve"> </w:t>
       </w:r>
       <w:r>
-        <w:t>are the exits</w:t>
+        <w:t xml:space="preserve">are the exits</w:t>
       </w:r>
       <w:r>
         <w:t xml:space="preserve"> </w:t>
@@ -3579,7 +3662,7 @@
         <w:t xml:space="preserve"> </w:t>
       </w:r>
       <w:r>
-        <w:t>for incidences with</w:t>
+        <w:t xml:space="preserve">for incidences with</w:t>
       </w:r>
       <w:r>
         <w:t xml:space="preserve"> </w:t>
@@ -3617,7 +3700,7 @@
         </m:r>
       </m:oMath>
       <w:r>
-        <w:t>. The only arcs entering the corresponding vertex</w:t>
+        <w:t xml:space="preserve">. The only arcs entering the corresponding vertex</w:t>
       </w:r>
       <w:r>
         <w:t xml:space="preserve"> </w:t>
@@ -3649,7 +3732,7 @@
         <w:t xml:space="preserve"> </w:t>
       </w:r>
       <w:r>
-        <w:t>are the resource arcs</w:t>
+        <w:t xml:space="preserve">are the resource arcs</w:t>
       </w:r>
       <w:r>
         <w:t xml:space="preserve"> </w:t>
@@ -3732,7 +3815,7 @@
         </m:sSub>
       </m:oMath>
       <w:r>
-        <w:t>. Hence any path using that exit must first traverse</w:t>
+        <w:t xml:space="preserve">. Hence any path using that exit must first traverse</w:t>
       </w:r>
       <w:r>
         <w:t xml:space="preserve"> </w:t>
@@ -3761,27 +3844,26 @@
         </m:sSub>
       </m:oMath>
       <w:r>
-        <w:t>. A borrowed prefix may add earlier resources but cannot bypass this last one. ◻</w:t>
-      </w:r>
-    </w:p>
-    <w:bookmarkStart w:id="17" w:name="lem:unique"/>
+        <w:t xml:space="preserve">. A borrowed prefix may add earlier resources but cannot bypass this last one. ◻</w:t>
+      </w:r>
+    </w:p>
+    <w:bookmarkStart w:id="129" w:name="lem:unique"/>
     <w:p>
       <w:pPr>
         <w:pStyle w:val="BodyText"/>
-        <w:widowControl/>
       </w:pPr>
       <w:r>
         <w:rPr>
           <w:b/>
           <w:bCs/>
         </w:rPr>
-        <w:t>Lemma 4</w:t>
-      </w:r>
-      <w:r>
-        <w:t xml:space="preserve"> </w:t>
-      </w:r>
-      <w:r>
-        <w:t>(Unique cheap primary path).</w:t>
+        <w:t xml:space="preserve">Lemma 4</w:t>
+      </w:r>
+      <w:r>
+        <w:t xml:space="preserve"> </w:t>
+      </w:r>
+      <w:r>
+        <w:t xml:space="preserve">(Unique cheap primary path).</w:t>
       </w:r>
       <w:r>
         <w:t xml:space="preserve"> </w:t>
@@ -3794,7 +3876,7 @@
           <w:i/>
           <w:iCs/>
         </w:rPr>
-        <w:t>For each primary terminal</w:t>
+        <w:t xml:space="preserve">For each primary terminal</w:t>
       </w:r>
       <w:r>
         <w:rPr>
@@ -3822,27 +3904,26 @@
           <w:i/>
           <w:iCs/>
         </w:rPr>
-        <w:t>, its full private chain is its unique zero-cost path.</w:t>
-      </w:r>
-    </w:p>
-    <w:bookmarkEnd w:id="17"/>
+        <w:t xml:space="preserve">, its full private chain is its unique zero-cost path.</w:t>
+      </w:r>
+    </w:p>
+    <w:bookmarkEnd w:id="129"/>
     <w:p>
       <w:pPr>
         <w:pStyle w:val="BodyText"/>
-        <w:widowControl/>
       </w:pPr>
       <w:r>
         <w:rPr>
           <w:i/>
           <w:iCs/>
         </w:rPr>
-        <w:t>Proof.</w:t>
-      </w:r>
-      <w:r>
-        <w:t xml:space="preserve"> </w:t>
-      </w:r>
-      <w:r>
-        <w:t>The direct arc has positive cost. Any path entering the chain downstream uses a positive-cost approach. There are no arcs from another chain or from an auxiliary terminal into the chain, so the only remaining</w:t>
+        <w:t xml:space="preserve">Proof.</w:t>
+      </w:r>
+      <w:r>
+        <w:t xml:space="preserve"> </w:t>
+      </w:r>
+      <w:r>
+        <w:t xml:space="preserve">The direct arc has positive cost. Any path entering the chain downstream uses a positive-cost approach. There are no arcs from another chain or from an auxiliary terminal into the chain, so the only remaining</w:t>
       </w:r>
       <w:r>
         <w:t xml:space="preserve"> </w:t>
@@ -3853,7 +3934,7 @@
         </m:r>
       </m:oMath>
       <w:r>
-        <w:t>–</w:t>
+        <w:t xml:space="preserve">–</w:t>
       </w:r>
       <m:oMath>
         <m:sSub>
@@ -3873,27 +3954,26 @@
         <w:t xml:space="preserve"> </w:t>
       </w:r>
       <w:r>
-        <w:t>path is the full chain, whose arcs all have zero cost. ◻</w:t>
-      </w:r>
-    </w:p>
-    <w:bookmarkStart w:id="18" w:name="thm:universal"/>
+        <w:t xml:space="preserve">path is the full chain, whose arcs all have zero cost. ◻</w:t>
+      </w:r>
+    </w:p>
+    <w:bookmarkStart w:id="130" w:name="thm:universal"/>
     <w:p>
       <w:pPr>
         <w:pStyle w:val="BodyText"/>
-        <w:widowControl/>
       </w:pPr>
       <w:r>
         <w:rPr>
           <w:b/>
           <w:bCs/>
         </w:rPr>
-        <w:t>Theorem 5</w:t>
-      </w:r>
-      <w:r>
-        <w:t xml:space="preserve"> </w:t>
-      </w:r>
-      <w:r>
-        <w:t>(Universal realisation).</w:t>
+        <w:t xml:space="preserve">Theorem 5</w:t>
+      </w:r>
+      <w:r>
+        <w:t xml:space="preserve"> </w:t>
+      </w:r>
+      <w:r>
+        <w:t xml:space="preserve">(Universal realisation).</w:t>
       </w:r>
       <w:r>
         <w:t xml:space="preserve"> </w:t>
@@ -3906,7 +3986,7 @@
           <w:i/>
           <w:iCs/>
         </w:rPr>
-        <w:t>Every finite loopless independence system has a strong realisation in an acyclic single-source unsplittable-flow instance. The construction has size</w:t>
+        <w:t xml:space="preserve">Every finite loopless independence system has a strong realisation in an acyclic single-source unsplittable-flow instance. The construction has size</w:t>
       </w:r>
       <w:r>
         <w:rPr>
@@ -4014,18 +4094,17 @@
         </m:oMath>
       </m:oMathPara>
     </w:p>
-    <w:bookmarkEnd w:id="18"/>
+    <w:bookmarkEnd w:id="130"/>
     <w:p>
       <w:pPr>
         <w:pStyle w:val="FirstParagraph"/>
-        <w:widowControl/>
       </w:pPr>
       <w:r>
         <w:rPr>
           <w:i/>
           <w:iCs/>
         </w:rPr>
-        <w:t>Proof.</w:t>
+        <w:t xml:space="preserve">Proof.</w:t>
       </w:r>
       <w:r>
         <w:t xml:space="preserve"> </w:t>
@@ -4045,7 +4124,7 @@
         <w:t xml:space="preserve"> </w:t>
       </w:r>
       <w:r>
-        <w:t>and</w:t>
+        <w:t xml:space="preserve">and</w:t>
       </w:r>
       <w:r>
         <w:t xml:space="preserve"> </w:t>
@@ -4062,16 +4141,15 @@
         <w:t xml:space="preserve"> </w:t>
       </w:r>
       <w:r>
-        <w:t>establish path closure and unique cheap selection.</w:t>
+        <w:t xml:space="preserve">establish path closure and unique cheap selection.</w:t>
       </w:r>
     </w:p>
     <w:p>
       <w:pPr>
         <w:pStyle w:val="BodyText"/>
-        <w:widowControl/>
-      </w:pPr>
-      <w:r>
-        <w:t>For the forward direction, suppose a</w:t>
+      </w:pPr>
+      <w:r>
+        <w:t xml:space="preserve">For the forward direction, suppose a</w:t>
       </w:r>
       <w:r>
         <w:t xml:space="preserve"> </w:t>
@@ -4082,7 +4160,7 @@
         </m:r>
       </m:oMath>
       <w:r>
-        <w:t>-good routing selects every element of some</w:t>
+        <w:t xml:space="preserve">-good routing selects every element of some</w:t>
       </w:r>
       <w:r>
         <w:t xml:space="preserve"> </w:t>
@@ -4106,7 +4184,7 @@
         </m:r>
       </m:oMath>
       <w:r>
-        <w:t>. The auxiliary</w:t>
+        <w:t xml:space="preserve">. The auxiliary</w:t>
       </w:r>
       <w:r>
         <w:t xml:space="preserve"> </w:t>
@@ -4129,7 +4207,7 @@
         <w:t xml:space="preserve"> </w:t>
       </w:r>
       <w:r>
-        <w:t>must use a final exit associated with some</w:t>
+        <w:t xml:space="preserve">must use a final exit associated with some</w:t>
       </w:r>
       <w:r>
         <w:t xml:space="preserve"> </w:t>
@@ -4160,7 +4238,7 @@
         </w:r>
       </w:hyperlink>
       <w:r>
-        <w:t>, its path traverses</w:t>
+        <w:t xml:space="preserve">, its path traverses</w:t>
       </w:r>
       <w:r>
         <w:t xml:space="preserve"> </w:t>
@@ -4189,7 +4267,7 @@
         </m:sSub>
       </m:oMath>
       <w:r>
-        <w:t>. The selected primary</w:t>
+        <w:t xml:space="preserve">. The selected primary</w:t>
       </w:r>
       <w:r>
         <w:t xml:space="preserve"> </w:t>
@@ -4203,7 +4281,7 @@
         <w:t xml:space="preserve"> </w:t>
       </w:r>
       <w:r>
-        <w:t>also traverses this resource, so its integral load is</w:t>
+        <w:t xml:space="preserve">also traverses this resource, so its integral load is</w:t>
       </w:r>
       <w:r>
         <w:t xml:space="preserve"> </w:t>
@@ -4214,13 +4292,12 @@
         </m:r>
       </m:oMath>
       <w:r>
-        <w:t>. However,</w:t>
+        <w:t xml:space="preserve">. However,</w:t>
       </w:r>
     </w:p>
     <w:p>
       <w:pPr>
         <w:pStyle w:val="BodyText"/>
-        <w:widowControl/>
       </w:pPr>
       <m:oMathPara>
         <m:oMathParaPr>
@@ -4395,10 +4472,9 @@
     <w:p>
       <w:pPr>
         <w:pStyle w:val="FirstParagraph"/>
-        <w:widowControl/>
-      </w:pPr>
-      <w:r>
-        <w:t>contradicting</w:t>
+      </w:pPr>
+      <w:r>
+        <w:t xml:space="preserve">contradicting</w:t>
       </w:r>
       <w:r>
         <w:t xml:space="preserve"> </w:t>
@@ -4409,7 +4485,7 @@
         </m:r>
       </m:oMath>
       <w:r>
-        <w:t>-goodness. Thus the selected set contains no minimal forbidden set and belongs to</w:t>
+        <w:t xml:space="preserve">-goodness. Thus the selected set contains no minimal forbidden set and belongs to</w:t>
       </w:r>
       <w:r>
         <w:t xml:space="preserve"> </w:t>
@@ -4424,16 +4500,15 @@
         </m:r>
       </m:oMath>
       <w:r>
-        <w:t>.</w:t>
+        <w:t xml:space="preserve">.</w:t>
       </w:r>
     </w:p>
     <w:p>
       <w:pPr>
         <w:pStyle w:val="BodyText"/>
-        <w:widowControl/>
-      </w:pPr>
-      <w:r>
-        <w:t>Conversely, take</w:t>
+      </w:pPr>
+      <w:r>
+        <w:t xml:space="preserve">Conversely, take</w:t>
       </w:r>
       <w:r>
         <w:t xml:space="preserve"> </w:t>
@@ -4457,7 +4532,7 @@
         </m:r>
       </m:oMath>
       <w:r>
-        <w:t>. For every</w:t>
+        <w:t xml:space="preserve">. For every</w:t>
       </w:r>
       <w:r>
         <w:t xml:space="preserve"> </w:t>
@@ -4481,7 +4556,7 @@
         </m:r>
       </m:oMath>
       <w:r>
-        <w:t>, choose</w:t>
+        <w:t xml:space="preserve">, choose</w:t>
       </w:r>
       <w:r>
         <w:t xml:space="preserve"> </w:t>
@@ -4508,18 +4583,12 @@
         <m:r>
           <m:t>F</m:t>
         </m:r>
-        <m:r>
-          <m:rPr>
-            <m:sty m:val="p"/>
-          </m:rPr>
-          <m:t>\</m:t>
-        </m:r>
-        <m:r>
-          <m:t>S</m:t>
-        </m:r>
-      </m:oMath>
-      <w:r>
-        <w:t>. Route each selected primary along its full chain and each unselected primary directly. Route</w:t>
+      </m:oMath>
+      <w:r>
+        <w:t xml:space="preserve"> </w:t>
+      </w:r>
+      <w:r>
+        <w:t xml:space="preserve">with</w:t>
       </w:r>
       <w:r>
         <w:t xml:space="preserve"> </w:t>
@@ -4528,7 +4597,7 @@
         <m:sSub>
           <m:e>
             <m:r>
-              <m:t>a</m:t>
+              <m:t>i</m:t>
             </m:r>
           </m:e>
           <m:sub>
@@ -4537,12 +4606,41 @@
             </m:r>
           </m:sub>
         </m:sSub>
-      </m:oMath>
-      <w:r>
-        <w:t xml:space="preserve"> </w:t>
-      </w:r>
-      <w:r>
-        <w:t>locally through</w:t>
+        <m:r>
+          <m:rPr>
+            <m:sty m:val="p"/>
+          </m:rPr>
+          <m:t>∉</m:t>
+        </m:r>
+        <m:r>
+          <m:t>S</m:t>
+        </m:r>
+      </m:oMath>
+      <w:r>
+        <w:t xml:space="preserve">. Route each selected primary along its full chain and each unselected primary directly. Route</w:t>
+      </w:r>
+      <w:r>
+        <w:t xml:space="preserve"> </w:t>
+      </w:r>
+      <m:oMath>
+        <m:sSub>
+          <m:e>
+            <m:r>
+              <m:t>a</m:t>
+            </m:r>
+          </m:e>
+          <m:sub>
+            <m:r>
+              <m:t>F</m:t>
+            </m:r>
+          </m:sub>
+        </m:sSub>
+      </m:oMath>
+      <w:r>
+        <w:t xml:space="preserve"> </w:t>
+      </w:r>
+      <w:r>
+        <w:t xml:space="preserve">locally through</w:t>
       </w:r>
       <w:r>
         <w:t xml:space="preserve"> </w:t>
@@ -4580,7 +4678,7 @@
         </m:sSub>
       </m:oMath>
       <w:r>
-        <w:t>: use the start path when this is the first incidence of chain</w:t>
+        <w:t xml:space="preserve">: use the start path when this is the first incidence of chain</w:t>
       </w:r>
       <w:r>
         <w:t xml:space="preserve"> </w:t>
@@ -4600,7 +4698,7 @@
         </m:sSub>
       </m:oMath>
       <w:r>
-        <w:t>, and otherwise use the private approach. No auxiliary shares an incidence resource with a selected primary. Every resource load is therefore at most</w:t>
+        <w:t xml:space="preserve">, and otherwise use the private approach. No auxiliary shares an incidence resource with a selected primary. Every resource load is therefore at most</w:t>
       </w:r>
       <w:r>
         <w:t xml:space="preserve"> </w:t>
@@ -4611,7 +4709,7 @@
         </m:r>
       </m:oMath>
       <w:r>
-        <w:t>, every selected-chain arc has load at most</w:t>
+        <w:t xml:space="preserve">, every selected-chain arc has load at most</w:t>
       </w:r>
       <w:r>
         <w:t xml:space="preserve"> </w:t>
@@ -4622,7 +4720,7 @@
         </m:r>
       </m:oMath>
       <w:r>
-        <w:t>, and every direct or approach arc has load at most</w:t>
+        <w:t xml:space="preserve">, and every direct or approach arc has load at most</w:t>
       </w:r>
       <w:r>
         <w:t xml:space="preserve"> </w:t>
@@ -4633,7 +4731,7 @@
         </m:r>
       </m:oMath>
       <w:r>
-        <w:t>. Since all fractional loads are nonnegative and</w:t>
+        <w:t xml:space="preserve">. Since all fractional loads are nonnegative and</w:t>
       </w:r>
       <w:r>
         <w:t xml:space="preserve"> </w:t>
@@ -4653,7 +4751,7 @@
         </m:r>
       </m:oMath>
       <w:r>
-        <w:t>, every arc load is at most</w:t>
+        <w:t xml:space="preserve">, every arc load is at most</w:t>
       </w:r>
       <w:r>
         <w:t xml:space="preserve"> </w:t>
@@ -4673,7 +4771,7 @@
         </m:r>
       </m:oMath>
       <w:r>
-        <w:t>. The routing is</w:t>
+        <w:t xml:space="preserve">. The routing is</w:t>
       </w:r>
       <w:r>
         <w:t xml:space="preserve"> </w:t>
@@ -4684,7 +4782,7 @@
         </m:r>
       </m:oMath>
       <w:r>
-        <w:t>-good and selects exactly</w:t>
+        <w:t xml:space="preserve">-good and selects exactly</w:t>
       </w:r>
       <w:r>
         <w:t xml:space="preserve"> </w:t>
@@ -4695,33 +4793,31 @@
         </m:r>
       </m:oMath>
       <w:r>
-        <w:t>.</w:t>
+        <w:t xml:space="preserve">.</w:t>
       </w:r>
     </w:p>
     <w:p>
       <w:pPr>
         <w:pStyle w:val="BodyText"/>
-        <w:widowControl/>
-      </w:pPr>
-      <w:r>
-        <w:t>There are two private vertices and a constant number of arcs per incidence, plus one terminal and a constant number of arcs per ground element or forbidden set, giving the stated size bound. ◻</w:t>
-      </w:r>
-    </w:p>
-    <w:bookmarkStart w:id="19" w:name="cor:graphs"/>
+      </w:pPr>
+      <w:r>
+        <w:t xml:space="preserve">There are two private vertices and a constant number of arcs per incidence, plus one terminal and a constant number of arcs per ground element or forbidden set, giving the stated size bound. ◻</w:t>
+      </w:r>
+    </w:p>
+    <w:bookmarkStart w:id="131" w:name="cor:graphs"/>
     <w:p>
       <w:pPr>
         <w:pStyle w:val="BodyText"/>
-        <w:widowControl/>
       </w:pPr>
       <w:r>
         <w:rPr>
           <w:b/>
           <w:bCs/>
         </w:rPr>
-        <w:t>Corollary 6</w:t>
-      </w:r>
-      <w:r>
-        <w:t>.</w:t>
+        <w:t xml:space="preserve">Corollary 6</w:t>
+      </w:r>
+      <w:r>
+        <w:t xml:space="preserve">.</w:t>
       </w:r>
       <w:r>
         <w:t xml:space="preserve"> </w:t>
@@ -4734,37 +4830,35 @@
           <w:i/>
           <w:iCs/>
         </w:rPr>
-        <w:t>Every finite simple graph is strongly realisable by taking its edges as the minimal forbidden sets. More generally, every finite hypergraph independence system with no singleton forbidden hyperedge is strongly realisable.</w:t>
-      </w:r>
-    </w:p>
-    <w:bookmarkEnd w:id="19"/>
+        <w:t xml:space="preserve">Every finite simple graph is strongly realisable by taking its edges as the minimal forbidden sets. More generally, every finite hypergraph independence system with no singleton forbidden hyperedge is strongly realisable.</w:t>
+      </w:r>
+    </w:p>
+    <w:bookmarkEnd w:id="131"/>
     <w:p>
       <w:pPr>
         <w:pStyle w:val="BodyText"/>
-        <w:widowControl/>
-      </w:pPr>
-      <w:r>
-        <w:t>This includes complete graphs, odd holes, odd antiholes, webs, antiwebs, and minimally imperfect graphs. The point is not that these graph classes share a path-intersection representation, but that their stable sets can be encoded by ordinary load inequalities in a single-source flow instance.</w:t>
-      </w:r>
-    </w:p>
-    <w:bookmarkEnd w:id="20"/>
-    <w:bookmarkEnd w:id="21"/>
-    <w:bookmarkStart w:id="23" w:name="sec:cycle"/>
+      </w:pPr>
+      <w:r>
+        <w:t xml:space="preserve">This includes complete graphs, odd holes, odd antiholes, webs, antiwebs, and minimally imperfect graphs. The point is not that these graph classes share a path-intersection representation, but that their stable sets can be encoded by ordinary load inequalities in a single-source flow instance.</w:t>
+      </w:r>
+    </w:p>
+    <w:bookmarkEnd w:id="132"/>
+    <w:bookmarkEnd w:id="133"/>
+    <w:bookmarkStart w:id="135" w:name="sec:cycle"/>
     <w:p>
       <w:pPr>
         <w:pStyle w:val="Heading1"/>
       </w:pPr>
       <w:r>
-        <w:t>5 A uniform odd-cycle family</w:t>
+        <w:t xml:space="preserve">A uniform odd-cycle family</w:t>
       </w:r>
     </w:p>
     <w:p>
       <w:pPr>
         <w:pStyle w:val="FirstParagraph"/>
-        <w:widowControl/>
-      </w:pPr>
-      <w:r>
-        <w:t>Fix</w:t>
+      </w:pPr>
+      <w:r>
+        <w:t xml:space="preserve">Fix</w:t>
       </w:r>
       <w:r>
         <w:t xml:space="preserve"> </w:t>
@@ -4784,7 +4878,7 @@
         </m:r>
       </m:oMath>
       <w:r>
-        <w:t>, put</w:t>
+        <w:t xml:space="preserve">, put</w:t>
       </w:r>
       <w:r>
         <w:t xml:space="preserve"> </w:t>
@@ -4816,7 +4910,7 @@
         </m:r>
       </m:oMath>
       <w:r>
-        <w:t>, and index vertices modulo</w:t>
+        <w:t xml:space="preserve">, and index vertices modulo</w:t>
       </w:r>
       <w:r>
         <w:t xml:space="preserve"> </w:t>
@@ -4827,7 +4921,7 @@
         </m:r>
       </m:oMath>
       <w:r>
-        <w:t>. Let</w:t>
+        <w:t xml:space="preserve">. Let</w:t>
       </w:r>
       <w:r>
         <w:t xml:space="preserve"> </w:t>
@@ -4886,7 +4980,7 @@
         </m:r>
       </m:oMath>
       <w:r>
-        <w:t>. On primary chain</w:t>
+        <w:t xml:space="preserve">. On primary chain</w:t>
       </w:r>
       <w:r>
         <w:t xml:space="preserve"> </w:t>
@@ -4897,7 +4991,7 @@
         </m:r>
       </m:oMath>
       <w:r>
-        <w:t>, order the incidence for</w:t>
+        <w:t xml:space="preserve">, order the incidence for</w:t>
       </w:r>
       <w:r>
         <w:t xml:space="preserve"> </w:t>
@@ -4929,7 +5023,7 @@
         <w:t xml:space="preserve"> </w:t>
       </w:r>
       <w:r>
-        <w:t>first, insert a connector</w:t>
+        <w:t xml:space="preserve">first, insert a connector</w:t>
       </w:r>
       <w:r>
         <w:t xml:space="preserve"> </w:t>
@@ -4949,7 +5043,7 @@
         </m:sSub>
       </m:oMath>
       <w:r>
-        <w:t>, and place the incidence for</w:t>
+        <w:t xml:space="preserve">, and place the incidence for</w:t>
       </w:r>
       <w:r>
         <w:t xml:space="preserve"> </w:t>
@@ -4972,7 +5066,7 @@
         <w:t xml:space="preserve"> </w:t>
       </w:r>
       <w:r>
-        <w:t>second. Add a private approach from</w:t>
+        <w:t xml:space="preserve">second. Add a private approach from</w:t>
       </w:r>
       <w:r>
         <w:t xml:space="preserve"> </w:t>
@@ -4986,22 +5080,20 @@
         <w:t xml:space="preserve"> </w:t>
       </w:r>
       <w:r>
-        <w:t>to the second incidence.</w:t>
+        <w:t xml:space="preserve">to the second incidence.</w:t>
       </w:r>
     </w:p>
     <w:p>
       <w:pPr>
         <w:pStyle w:val="BodyText"/>
-        <w:widowControl/>
-      </w:pPr>
-      <w:r>
-        <w:t>Choose rational</w:t>
+      </w:pPr>
+      <w:r>
+        <w:t xml:space="preserve">Choose rational</w:t>
       </w:r>
     </w:p>
     <w:p>
       <w:pPr>
         <w:pStyle w:val="BodyText"/>
-        <w:widowControl/>
       </w:pPr>
       <m:oMathPara>
         <m:oMathParaPr>
@@ -5071,16 +5163,14 @@
     <w:p>
       <w:pPr>
         <w:pStyle w:val="FirstParagraph"/>
-        <w:widowControl/>
-      </w:pPr>
-      <w:r>
-        <w:t>and define</w:t>
+      </w:pPr>
+      <w:r>
+        <w:t xml:space="preserve">and define</w:t>
       </w:r>
     </w:p>
     <w:p>
       <w:pPr>
         <w:pStyle w:val="BodyText"/>
-        <w:widowControl/>
       </w:pPr>
       <m:oMathPara>
         <m:oMathParaPr>
@@ -5228,7 +5318,6 @@
     <w:p>
       <w:pPr>
         <w:pStyle w:val="FirstParagraph"/>
-        <w:widowControl/>
       </w:pPr>
       <m:oMathPara>
         <m:oMathParaPr>
@@ -5310,10 +5399,9 @@
     <w:p>
       <w:pPr>
         <w:pStyle w:val="FirstParagraph"/>
-        <w:widowControl/>
-      </w:pPr>
-      <w:r>
-        <w:t>Primary demands are</w:t>
+      </w:pPr>
+      <w:r>
+        <w:t xml:space="preserve">Primary demands are</w:t>
       </w:r>
       <w:r>
         <w:t xml:space="preserve"> </w:t>
@@ -5324,7 +5412,7 @@
         </m:r>
       </m:oMath>
       <w:r>
-        <w:t>, edge-auxiliary demands are</w:t>
+        <w:t xml:space="preserve">, edge-auxiliary demands are</w:t>
       </w:r>
       <w:r>
         <w:t xml:space="preserve"> </w:t>
@@ -5335,7 +5423,7 @@
         </m:r>
       </m:oMath>
       <w:r>
-        <w:t>, and hence</w:t>
+        <w:t xml:space="preserve">, and hence</w:t>
       </w:r>
       <w:r>
         <w:t xml:space="preserve"> </w:t>
@@ -5355,7 +5443,7 @@
         </m:r>
       </m:oMath>
       <w:r>
-        <w:t>. Send</w:t>
+        <w:t xml:space="preserve">. Send</w:t>
       </w:r>
       <w:r>
         <w:t xml:space="preserve"> </w:t>
@@ -5381,7 +5469,7 @@
         <w:t xml:space="preserve"> </w:t>
       </w:r>
       <w:r>
-        <w:t>units of each primary along its full chain and</w:t>
+        <w:t xml:space="preserve">units of each primary along its full chain and</w:t>
       </w:r>
       <w:r>
         <w:t xml:space="preserve"> </w:t>
@@ -5437,7 +5525,7 @@
         <w:t xml:space="preserve"> </w:t>
       </w:r>
       <w:r>
-        <w:t>along its direct arc. Split each edge-auxiliary flow equally between the first incidence at</w:t>
+        <w:t xml:space="preserve">along its direct arc. Split each edge-auxiliary flow equally between the first incidence at</w:t>
       </w:r>
       <w:r>
         <w:t xml:space="preserve"> </w:t>
@@ -5460,7 +5548,7 @@
         <w:t xml:space="preserve"> </w:t>
       </w:r>
       <w:r>
-        <w:t>and the approached second incidence at</w:t>
+        <w:t xml:space="preserve">and the approached second incidence at</w:t>
       </w:r>
       <w:r>
         <w:t xml:space="preserve"> </w:t>
@@ -5471,7 +5559,7 @@
         </m:r>
       </m:oMath>
       <w:r>
-        <w:t>. Every incidence resource has fractional load</w:t>
+        <w:t xml:space="preserve">. Every incidence resource has fractional load</w:t>
       </w:r>
       <w:r>
         <w:t xml:space="preserve"> </w:t>
@@ -5500,7 +5588,7 @@
         </m:r>
       </m:oMath>
       <w:r>
-        <w:t>, and every connector has fractional load</w:t>
+        <w:t xml:space="preserve">, and every connector has fractional load</w:t>
       </w:r>
       <w:r>
         <w:t xml:space="preserve"> </w:t>
@@ -5511,27 +5599,26 @@
         </m:r>
       </m:oMath>
       <w:r>
-        <w:t>.</w:t>
-      </w:r>
-    </w:p>
-    <w:bookmarkStart w:id="22" w:name="thm:cycle"/>
+        <w:t xml:space="preserve">.</w:t>
+      </w:r>
+    </w:p>
+    <w:bookmarkStart w:id="134" w:name="thm:cycle"/>
     <w:p>
       <w:pPr>
         <w:pStyle w:val="BodyText"/>
-        <w:widowControl/>
       </w:pPr>
       <w:r>
         <w:rPr>
           <w:b/>
           <w:bCs/>
         </w:rPr>
-        <w:t>Theorem 7</w:t>
-      </w:r>
-      <w:r>
-        <w:t xml:space="preserve"> </w:t>
-      </w:r>
-      <w:r>
-        <w:t>(Exact stable-set correspondence).</w:t>
+        <w:t xml:space="preserve">Theorem 7</w:t>
+      </w:r>
+      <w:r>
+        <w:t xml:space="preserve"> </w:t>
+      </w:r>
+      <w:r>
+        <w:t xml:space="preserve">(Exact stable-set correspondence).</w:t>
       </w:r>
       <w:r>
         <w:t xml:space="preserve"> </w:t>
@@ -5544,7 +5631,7 @@
           <w:i/>
           <w:iCs/>
         </w:rPr>
-        <w:t>The</w:t>
+        <w:t xml:space="preserve">The</w:t>
       </w:r>
       <w:r>
         <w:rPr>
@@ -5563,7 +5650,7 @@
           <w:i/>
           <w:iCs/>
         </w:rPr>
-        <w:t>-good cheap selections of the odd-cycle instance are exactly the stable sets of</w:t>
+        <w:t xml:space="preserve">-good cheap selections of the odd-cycle instance are exactly the stable sets of</w:t>
       </w:r>
       <w:r>
         <w:rPr>
@@ -5591,27 +5678,26 @@
           <w:i/>
           <w:iCs/>
         </w:rPr>
-        <w:t>.</w:t>
-      </w:r>
-    </w:p>
-    <w:bookmarkEnd w:id="22"/>
+        <w:t xml:space="preserve">.</w:t>
+      </w:r>
+    </w:p>
+    <w:bookmarkEnd w:id="134"/>
     <w:p>
       <w:pPr>
         <w:pStyle w:val="BodyText"/>
-        <w:widowControl/>
       </w:pPr>
       <w:r>
         <w:rPr>
           <w:i/>
           <w:iCs/>
         </w:rPr>
-        <w:t>Proof.</w:t>
-      </w:r>
-      <w:r>
-        <w:t xml:space="preserve"> </w:t>
-      </w:r>
-      <w:r>
-        <w:t>If adjacent primaries</w:t>
+        <w:t xml:space="preserve">Proof.</w:t>
+      </w:r>
+      <w:r>
+        <w:t xml:space="preserve"> </w:t>
+      </w:r>
+      <w:r>
+        <w:t xml:space="preserve">If adjacent primaries</w:t>
       </w:r>
       <w:r>
         <w:t xml:space="preserve"> </w:t>
@@ -5625,7 +5711,7 @@
         <w:t xml:space="preserve"> </w:t>
       </w:r>
       <w:r>
-        <w:t>and</w:t>
+        <w:t xml:space="preserve">and</w:t>
       </w:r>
       <w:r>
         <w:t xml:space="preserve"> </w:t>
@@ -5648,7 +5734,7 @@
         <w:t xml:space="preserve"> </w:t>
       </w:r>
       <w:r>
-        <w:t>are both selected, the edge auxiliary for</w:t>
+        <w:t xml:space="preserve">are both selected, the edge auxiliary for</w:t>
       </w:r>
       <w:r>
         <w:t xml:space="preserve"> </w:t>
@@ -5671,7 +5757,7 @@
         <w:t xml:space="preserve"> </w:t>
       </w:r>
       <w:r>
-        <w:t>must traverse an incidence resource of one endpoint. That resource has load</w:t>
+        <w:t xml:space="preserve">must traverse an incidence resource of one endpoint. That resource has load</w:t>
       </w:r>
       <w:r>
         <w:t xml:space="preserve"> </w:t>
@@ -5691,7 +5777,7 @@
         </m:r>
       </m:oMath>
       <w:r>
-        <w:t>, whereas its</w:t>
+        <w:t xml:space="preserve">, whereas its</w:t>
       </w:r>
       <w:r>
         <w:t xml:space="preserve"> </w:t>
@@ -5702,13 +5788,12 @@
         </m:r>
       </m:oMath>
       <w:r>
-        <w:t>-good allowance is</w:t>
+        <w:t xml:space="preserve">-good allowance is</w:t>
       </w:r>
     </w:p>
     <w:p>
       <w:pPr>
         <w:pStyle w:val="BodyText"/>
-        <w:widowControl/>
       </w:pPr>
       <m:oMathPara>
         <m:oMathParaPr>
@@ -5760,16 +5845,14 @@
     <w:p>
       <w:pPr>
         <w:pStyle w:val="FirstParagraph"/>
-        <w:widowControl/>
-      </w:pPr>
-      <w:r>
-        <w:t>The excess is</w:t>
+      </w:pPr>
+      <w:r>
+        <w:t xml:space="preserve">The excess is</w:t>
       </w:r>
     </w:p>
     <w:p>
       <w:pPr>
         <w:pStyle w:val="BodyText"/>
-        <w:widowControl/>
       </w:pPr>
       <m:oMathPara>
         <m:oMathParaPr>
@@ -5906,19 +5989,17 @@
     <w:p>
       <w:pPr>
         <w:pStyle w:val="FirstParagraph"/>
-        <w:widowControl/>
-      </w:pPr>
-      <w:r>
-        <w:t>Thus a selected set is stable.</w:t>
+      </w:pPr>
+      <w:r>
+        <w:t xml:space="preserve">Thus a selected set is stable.</w:t>
       </w:r>
     </w:p>
     <w:p>
       <w:pPr>
         <w:pStyle w:val="BodyText"/>
-        <w:widowControl/>
-      </w:pPr>
-      <w:r>
-        <w:t>Conversely, let</w:t>
+      </w:pPr>
+      <w:r>
+        <w:t xml:space="preserve">Conversely, let</w:t>
       </w:r>
       <w:r>
         <w:t xml:space="preserve"> </w:t>
@@ -5932,7 +6013,7 @@
         <w:t xml:space="preserve"> </w:t>
       </w:r>
       <w:r>
-        <w:t>be stable. For each edge, route its auxiliary through an unselected endpoint, using the private approach when that endpoint’s incidence is second. No selected primary shares an incidence resource with an auxiliary. Direct inspection of starts, connectors, approaches, exits, and direct arcs shows that every load is at most its fractional load plus</w:t>
+        <w:t xml:space="preserve">be stable. For each edge, route its auxiliary through an unselected endpoint, using the private approach when that endpoint’s incidence is second. No selected primary shares an incidence resource with an auxiliary. Direct inspection of starts, connectors, approaches, exits, and direct arcs shows that every load is at most its fractional load plus</w:t>
       </w:r>
       <w:r>
         <w:t xml:space="preserve"> </w:t>
@@ -5943,7 +6024,7 @@
         </m:r>
       </m:oMath>
       <w:r>
-        <w:t>. Hence the routing is</w:t>
+        <w:t xml:space="preserve">. Hence the routing is</w:t>
       </w:r>
       <w:r>
         <w:t xml:space="preserve"> </w:t>
@@ -5954,7 +6035,7 @@
         </m:r>
       </m:oMath>
       <w:r>
-        <w:t>-good and selects exactly</w:t>
+        <w:t xml:space="preserve">-good and selects exactly</w:t>
       </w:r>
       <w:r>
         <w:t xml:space="preserve"> </w:t>
@@ -5965,16 +6046,15 @@
         </m:r>
       </m:oMath>
       <w:r>
-        <w:t>. ◻</w:t>
+        <w:t xml:space="preserve">. ◻</w:t>
       </w:r>
     </w:p>
     <w:p>
       <w:pPr>
         <w:pStyle w:val="BodyText"/>
-        <w:widowControl/>
-      </w:pPr>
-      <w:r>
-        <w:t>The fractional cheap-selection coordinate of every primary is</w:t>
+      </w:pPr>
+      <w:r>
+        <w:t xml:space="preserve">The fractional cheap-selection coordinate of every primary is</w:t>
       </w:r>
       <w:r>
         <w:t xml:space="preserve"> </w:t>
@@ -5985,13 +6065,12 @@
         </m:r>
       </m:oMath>
       <w:r>
-        <w:t>. Since</w:t>
+        <w:t xml:space="preserve">. Since</w:t>
       </w:r>
     </w:p>
     <w:p>
       <w:pPr>
         <w:pStyle w:val="BodyText"/>
-        <w:widowControl/>
       </w:pPr>
       <m:oMathPara>
         <m:oMathParaPr>
@@ -6055,10 +6134,9 @@
     <w:p>
       <w:pPr>
         <w:pStyle w:val="FirstParagraph"/>
-        <w:widowControl/>
-      </w:pPr>
-      <w:r>
-        <w:t>the vector</w:t>
+      </w:pPr>
+      <w:r>
+        <w:t xml:space="preserve">the vector</w:t>
       </w:r>
       <w:r>
         <w:t xml:space="preserve"> </w:t>
@@ -6105,13 +6183,12 @@
         <w:t xml:space="preserve"> </w:t>
       </w:r>
       <w:r>
-        <w:t>violates the odd-cycle inequality</w:t>
+        <w:t xml:space="preserve">violates the odd-cycle inequality</w:t>
       </w:r>
     </w:p>
     <w:p>
       <w:pPr>
         <w:pStyle w:val="BodyText"/>
-        <w:widowControl/>
       </w:pPr>
       <m:oMathPara>
         <m:oMathParaPr>
@@ -6186,29 +6263,27 @@
         </m:oMath>
       </m:oMathPara>
     </w:p>
-    <w:bookmarkEnd w:id="23"/>
-    <w:bookmarkStart w:id="25" w:name="sec:threshold"/>
+    <w:bookmarkEnd w:id="135"/>
+    <w:bookmarkStart w:id="137" w:name="sec:threshold"/>
     <w:p>
       <w:pPr>
         <w:pStyle w:val="Heading1"/>
       </w:pPr>
       <w:r>
-        <w:t>6 Nonnegative costs and an exact threshold</w:t>
+        <w:t xml:space="preserve">Nonnegative costs and an exact threshold</w:t>
       </w:r>
     </w:p>
     <w:p>
       <w:pPr>
         <w:pStyle w:val="FirstParagraph"/>
-        <w:widowControl/>
-      </w:pPr>
-      <w:r>
-        <w:t>To state the result precisely, define the cost-preserving additive-congestion threshold of an instance by</w:t>
+      </w:pPr>
+      <w:r>
+        <w:t xml:space="preserve">To state the result precisely, define the cost-preserving additive-congestion threshold of an instance by</w:t>
       </w:r>
     </w:p>
     <w:p>
       <w:pPr>
         <w:pStyle w:val="BodyText"/>
-        <w:widowControl/>
       </w:pPr>
       <m:oMathPara>
         <m:oMathParaPr>
@@ -6383,10 +6458,9 @@
     <w:p>
       <w:pPr>
         <w:pStyle w:val="FirstParagraph"/>
-        <w:widowControl/>
-      </w:pPr>
-      <w:r>
-        <w:t>Start with a signed weight</w:t>
+      </w:pPr>
+      <w:r>
+        <w:t xml:space="preserve">Start with a signed weight</w:t>
       </w:r>
       <w:r>
         <w:t xml:space="preserve"> </w:t>
@@ -6400,7 +6474,7 @@
         <w:t xml:space="preserve"> </w:t>
       </w:r>
       <w:r>
-        <w:t>that assigns</w:t>
+        <w:t xml:space="preserve">that assigns</w:t>
       </w:r>
       <w:r>
         <w:t xml:space="preserve"> </w:t>
@@ -6429,7 +6503,7 @@
         <w:t xml:space="preserve"> </w:t>
       </w:r>
       <w:r>
-        <w:t>to every connector</w:t>
+        <w:t xml:space="preserve">to every connector</w:t>
       </w:r>
       <w:r>
         <w:t xml:space="preserve"> </w:t>
@@ -6452,7 +6526,7 @@
         <w:t xml:space="preserve"> </w:t>
       </w:r>
       <w:r>
-        <w:t>and</w:t>
+        <w:t xml:space="preserve">and</w:t>
       </w:r>
       <w:r>
         <w:t xml:space="preserve"> </w:t>
@@ -6466,7 +6540,7 @@
         <w:t xml:space="preserve"> </w:t>
       </w:r>
       <w:r>
-        <w:t>to every other arc. Give potential</w:t>
+        <w:t xml:space="preserve">to every other arc. Give potential</w:t>
       </w:r>
       <w:r>
         <w:t xml:space="preserve"> </w:t>
@@ -6480,7 +6554,7 @@
         <w:t xml:space="preserve"> </w:t>
       </w:r>
       <w:r>
-        <w:t>to vertices before a connector and</w:t>
+        <w:t xml:space="preserve">to vertices before a connector and</w:t>
       </w:r>
       <w:r>
         <w:t xml:space="preserve"> </w:t>
@@ -6509,13 +6583,12 @@
         <w:t xml:space="preserve"> </w:t>
       </w:r>
       <w:r>
-        <w:t>to vertices after it, including primary and auxiliary terminals. Define reduced costs</w:t>
+        <w:t xml:space="preserve">to vertices after it, including primary and auxiliary terminals. Define reduced costs</w:t>
       </w:r>
     </w:p>
     <w:p>
       <w:pPr>
         <w:pStyle w:val="BodyText"/>
-        <w:widowControl/>
       </w:pPr>
       <m:oMathPara>
         <m:oMathParaPr>
@@ -6642,10 +6715,9 @@
     <w:p>
       <w:pPr>
         <w:pStyle w:val="FirstParagraph"/>
-        <w:widowControl/>
-      </w:pPr>
-      <w:r>
-        <w:t>These costs are nonnegative. Equivalently, cost</w:t>
+      </w:pPr>
+      <w:r>
+        <w:t xml:space="preserve">These costs are nonnegative. Equivalently, cost</w:t>
       </w:r>
       <w:r>
         <w:t xml:space="preserve"> </w:t>
@@ -6668,22 +6740,20 @@
         <w:t xml:space="preserve"> </w:t>
       </w:r>
       <w:r>
-        <w:t>is placed on each direct primary arc, each approach to a second incidence, and each exit from a first incidence; every other arc has cost zero.</w:t>
+        <w:t xml:space="preserve">is placed on each direct primary arc, each approach to a second incidence, and each exit from a first incidence; every other arc has cost zero.</w:t>
       </w:r>
     </w:p>
     <w:p>
       <w:pPr>
         <w:pStyle w:val="BodyText"/>
-        <w:widowControl/>
-      </w:pPr>
-      <w:r>
-        <w:t>Fractional and integral routings have identical divergence. Consequently the potential terms cancel:</w:t>
+      </w:pPr>
+      <w:r>
+        <w:t xml:space="preserve">Fractional and integral routings have identical divergence. Consequently the potential terms cancel:</w:t>
       </w:r>
     </w:p>
     <w:p>
       <w:pPr>
         <w:pStyle w:val="BodyText"/>
-        <w:widowControl/>
       </w:pPr>
       <m:oMathPara>
         <m:oMathParaPr>
@@ -6777,24 +6847,23 @@
         </m:oMath>
       </m:oMathPara>
     </w:p>
-    <w:bookmarkStart w:id="24" w:name="thm:threshold"/>
+    <w:bookmarkStart w:id="136" w:name="thm:threshold"/>
     <w:p>
       <w:pPr>
         <w:pStyle w:val="FirstParagraph"/>
-        <w:widowControl/>
       </w:pPr>
       <w:r>
         <w:rPr>
           <w:b/>
           <w:bCs/>
         </w:rPr>
-        <w:t>Theorem 8</w:t>
-      </w:r>
-      <w:r>
-        <w:t xml:space="preserve"> </w:t>
-      </w:r>
-      <w:r>
-        <w:t>(Exact cost-congestion threshold).</w:t>
+        <w:t xml:space="preserve">Theorem 8</w:t>
+      </w:r>
+      <w:r>
+        <w:t xml:space="preserve"> </w:t>
+      </w:r>
+      <w:r>
+        <w:t xml:space="preserve">(Exact cost-congestion threshold).</w:t>
       </w:r>
       <w:r>
         <w:t xml:space="preserve"> </w:t>
@@ -6807,7 +6876,7 @@
           <w:i/>
           <w:iCs/>
         </w:rPr>
-        <w:t>For the uniform odd-cycle family,</w:t>
+        <w:t xml:space="preserve">For the uniform odd-cycle family,</w:t>
       </w:r>
       <w:r>
         <w:rPr>
@@ -6895,7 +6964,7 @@
           <w:i/>
           <w:iCs/>
         </w:rPr>
-        <w:t>More precisely, for every</w:t>
+        <w:t xml:space="preserve">More precisely, for every</w:t>
       </w:r>
       <w:r>
         <w:rPr>
@@ -6939,7 +7008,7 @@
           <w:i/>
           <w:iCs/>
         </w:rPr>
-        <w:t>and every</w:t>
+        <w:t xml:space="preserve">and every</w:t>
       </w:r>
       <w:r>
         <w:rPr>
@@ -6958,7 +7027,7 @@
           <w:i/>
           <w:iCs/>
         </w:rPr>
-        <w:t>-good unsplittable routing</w:t>
+        <w:t xml:space="preserve">-good unsplittable routing</w:t>
       </w:r>
       <w:r>
         <w:rPr>
@@ -6977,7 +7046,7 @@
           <w:i/>
           <w:iCs/>
         </w:rPr>
-        <w:t>,</w:t>
+        <w:t xml:space="preserve">,</w:t>
       </w:r>
       <w:r>
         <w:rPr>
@@ -7110,7 +7179,7 @@
           <w:i/>
           <w:iCs/>
         </w:rPr>
-        <w:t>At</w:t>
+        <w:t xml:space="preserve">At</w:t>
       </w:r>
       <w:r>
         <w:rPr>
@@ -7147,7 +7216,7 @@
           <w:i/>
           <w:iCs/>
         </w:rPr>
-        <w:t>, there is an unsplittable routing of cost at most</w:t>
+        <w:t xml:space="preserve">, there is an unsplittable routing of cost at most</w:t>
       </w:r>
       <w:r>
         <w:rPr>
@@ -7178,27 +7247,26 @@
           <w:i/>
           <w:iCs/>
         </w:rPr>
-        <w:t>.</w:t>
-      </w:r>
-    </w:p>
-    <w:bookmarkEnd w:id="24"/>
+        <w:t xml:space="preserve">.</w:t>
+      </w:r>
+    </w:p>
+    <w:bookmarkEnd w:id="136"/>
     <w:p>
       <w:pPr>
         <w:pStyle w:val="FirstParagraph"/>
-        <w:widowControl/>
       </w:pPr>
       <w:r>
         <w:rPr>
           <w:i/>
           <w:iCs/>
         </w:rPr>
-        <w:t>Proof.</w:t>
-      </w:r>
-      <w:r>
-        <w:t xml:space="preserve"> </w:t>
-      </w:r>
-      <w:r>
-        <w:t>A borrowed auxiliary route to a second incidence uses connector</w:t>
+        <w:t xml:space="preserve">Proof.</w:t>
+      </w:r>
+      <w:r>
+        <w:t xml:space="preserve"> </w:t>
+      </w:r>
+      <w:r>
+        <w:t xml:space="preserve">A borrowed auxiliary route to a second incidence uses connector</w:t>
       </w:r>
       <w:r>
         <w:t xml:space="preserve"> </w:t>
@@ -7221,7 +7289,7 @@
         <w:t xml:space="preserve"> </w:t>
       </w:r>
       <w:r>
-        <w:t>and places demand</w:t>
+        <w:t xml:space="preserve">and places demand</w:t>
       </w:r>
       <w:r>
         <w:t xml:space="preserve"> </w:t>
@@ -7235,7 +7303,7 @@
         <w:t xml:space="preserve"> </w:t>
       </w:r>
       <w:r>
-        <w:t>on it. Because</w:t>
+        <w:t xml:space="preserve">on it. Because</w:t>
       </w:r>
       <w:r>
         <w:t xml:space="preserve"> </w:t>
@@ -7279,13 +7347,12 @@
         </m:r>
       </m:oMath>
       <w:r>
-        <w:t>, such a route is infeasible whenever</w:t>
+        <w:t xml:space="preserve">, such a route is infeasible whenever</w:t>
       </w:r>
     </w:p>
     <w:p>
       <w:pPr>
         <w:pStyle w:val="BodyText"/>
-        <w:widowControl/>
       </w:pPr>
       <m:oMathPara>
         <m:oMathParaPr>
@@ -7325,10 +7392,9 @@
     <w:p>
       <w:pPr>
         <w:pStyle w:val="FirstParagraph"/>
-        <w:widowControl/>
-      </w:pPr>
-      <w:r>
-        <w:t>that is, whenever</w:t>
+      </w:pPr>
+      <w:r>
+        <w:t xml:space="preserve">that is, whenever</w:t>
       </w:r>
       <w:r>
         <w:t xml:space="preserve"> </w:t>
@@ -7357,7 +7423,7 @@
         </m:r>
       </m:oMath>
       <w:r>
-        <w:t>. In this range, connector</w:t>
+        <w:t xml:space="preserve">. In this range, connector</w:t>
       </w:r>
       <w:r>
         <w:t xml:space="preserve"> </w:t>
@@ -7380,7 +7446,7 @@
         <w:t xml:space="preserve"> </w:t>
       </w:r>
       <w:r>
-        <w:t>has integral load</w:t>
+        <w:t xml:space="preserve">has integral load</w:t>
       </w:r>
       <w:r>
         <w:t xml:space="preserve"> </w:t>
@@ -7394,7 +7460,7 @@
         <w:t xml:space="preserve"> </w:t>
       </w:r>
       <w:r>
-        <w:t>exactly when primary</w:t>
+        <w:t xml:space="preserve">exactly when primary</w:t>
       </w:r>
       <w:r>
         <w:t xml:space="preserve"> </w:t>
@@ -7408,16 +7474,15 @@
         <w:t xml:space="preserve"> </w:t>
       </w:r>
       <w:r>
-        <w:t>is selected, and zero otherwise.</w:t>
+        <w:t xml:space="preserve">is selected, and zero otherwise.</w:t>
       </w:r>
     </w:p>
     <w:p>
       <w:pPr>
         <w:pStyle w:val="BodyText"/>
-        <w:widowControl/>
-      </w:pPr>
-      <w:r>
-        <w:t>If two adjacent primaries were selected, their edge auxiliary could not borrow a connector and would have to share an incidence resource with one endpoint. Its load would be</w:t>
+      </w:pPr>
+      <w:r>
+        <w:t xml:space="preserve">If two adjacent primaries were selected, their edge auxiliary could not borrow a connector and would have to share an incidence resource with one endpoint. Its load would be</w:t>
       </w:r>
       <w:r>
         <w:t xml:space="preserve"> </w:t>
@@ -7437,13 +7502,12 @@
         </m:r>
       </m:oMath>
       <w:r>
-        <w:t>, while</w:t>
+        <w:t xml:space="preserve">, while</w:t>
       </w:r>
     </w:p>
     <w:p>
       <w:pPr>
         <w:pStyle w:val="BodyText"/>
-        <w:widowControl/>
       </w:pPr>
       <m:oMathPara>
         <m:oMathParaPr>
@@ -7582,10 +7646,9 @@
     <w:p>
       <w:pPr>
         <w:pStyle w:val="FirstParagraph"/>
-        <w:widowControl/>
-      </w:pPr>
-      <w:r>
-        <w:t>Hence the selected set is stable and has cardinality at most</w:t>
+      </w:pPr>
+      <w:r>
+        <w:t xml:space="preserve">Hence the selected set is stable and has cardinality at most</w:t>
       </w:r>
       <w:r>
         <w:t xml:space="preserve"> </w:t>
@@ -7596,13 +7659,12 @@
         </m:r>
       </m:oMath>
       <w:r>
-        <w:t>. Therefore</w:t>
+        <w:t xml:space="preserve">. Therefore</w:t>
       </w:r>
     </w:p>
     <w:p>
       <w:pPr>
         <w:pStyle w:val="BodyText"/>
-        <w:widowControl/>
       </w:pPr>
       <m:oMathPara>
         <m:oMathParaPr>
@@ -7693,7 +7755,6 @@
     <w:p>
       <w:pPr>
         <w:pStyle w:val="FirstParagraph"/>
-        <w:widowControl/>
       </w:pPr>
       <w:r>
         <w:t xml:space="preserve">Equation </w:t>
@@ -7710,7 +7771,7 @@
         <w:t xml:space="preserve"> </w:t>
       </w:r>
       <w:r>
-        <w:t>and</w:t>
+        <w:t xml:space="preserve">and</w:t>
       </w:r>
       <w:r>
         <w:t xml:space="preserve"> </w:t>
@@ -7727,13 +7788,12 @@
         <w:t xml:space="preserve"> </w:t>
       </w:r>
       <w:r>
-        <w:t>give</w:t>
+        <w:t xml:space="preserve">give</w:t>
       </w:r>
     </w:p>
     <w:p>
       <w:pPr>
         <w:pStyle w:val="BodyText"/>
-        <w:widowControl/>
       </w:pPr>
       <m:oMathPara>
         <m:oMathParaPr>
@@ -7872,10 +7932,9 @@
     <w:p>
       <w:pPr>
         <w:pStyle w:val="FirstParagraph"/>
-        <w:widowControl/>
-      </w:pPr>
-      <w:r>
-        <w:t>At</w:t>
+      </w:pPr>
+      <w:r>
+        <w:t xml:space="preserve">At</w:t>
       </w:r>
       <w:r>
         <w:t xml:space="preserve"> </w:t>
@@ -7904,13 +7963,12 @@
         </m:r>
       </m:oMath>
       <w:r>
-        <w:t>, route every primary directly. Route each edge auxiliary along the full borrowed prefix of one primary chain to its second incidence. Every connector then carries exactly</w:t>
+        <w:t xml:space="preserve">, route every primary directly. Route each edge auxiliary along the full borrowed prefix of one primary chain to its second incidence. Every connector then carries exactly</w:t>
       </w:r>
     </w:p>
     <w:p>
       <w:pPr>
         <w:pStyle w:val="BodyText"/>
-        <w:widowControl/>
       </w:pPr>
       <m:oMathPara>
         <m:oMathParaPr>
@@ -7971,10 +8029,9 @@
     <w:p>
       <w:pPr>
         <w:pStyle w:val="FirstParagraph"/>
-        <w:widowControl/>
-      </w:pPr>
-      <w:r>
-        <w:t>and all other bounds hold because</w:t>
+      </w:pPr>
+      <w:r>
+        <w:t xml:space="preserve">and all other bounds hold because</w:t>
       </w:r>
       <w:r>
         <w:t xml:space="preserve"> </w:t>
@@ -8003,7 +8060,7 @@
         </m:r>
       </m:oMath>
       <w:r>
-        <w:t>. The routing costs</w:t>
+        <w:t xml:space="preserve">. The routing costs</w:t>
       </w:r>
       <w:r>
         <w:t xml:space="preserve"> </w:t>
@@ -8014,13 +8071,12 @@
         </m:r>
       </m:oMath>
       <w:r>
-        <w:t>, while</w:t>
+        <w:t xml:space="preserve">, while</w:t>
       </w:r>
     </w:p>
     <w:p>
       <w:pPr>
         <w:pStyle w:val="BodyText"/>
-        <w:widowControl/>
       </w:pPr>
       <m:oMathPara>
         <m:oMathParaPr>
@@ -8115,10 +8171,9 @@
     <w:p>
       <w:pPr>
         <w:pStyle w:val="FirstParagraph"/>
-        <w:widowControl/>
-      </w:pPr>
-      <w:r>
-        <w:t>Thus a cost-preserving routing first appears at</w:t>
+      </w:pPr>
+      <w:r>
+        <w:t xml:space="preserve">Thus a cost-preserving routing first appears at</w:t>
       </w:r>
       <w:r>
         <w:t xml:space="preserve"> </w:t>
@@ -8147,26 +8202,25 @@
         </m:r>
       </m:oMath>
       <w:r>
-        <w:t>. ◻</w:t>
-      </w:r>
-    </w:p>
-    <w:bookmarkEnd w:id="25"/>
-    <w:bookmarkStart w:id="26" w:name="sec:optimisation"/>
+        <w:t xml:space="preserve">. ◻</w:t>
+      </w:r>
+    </w:p>
+    <w:bookmarkEnd w:id="137"/>
+    <w:bookmarkStart w:id="138" w:name="sec:optimisation"/>
     <w:p>
       <w:pPr>
         <w:pStyle w:val="Heading1"/>
       </w:pPr>
       <w:r>
-        <w:t>7 Optimisation within the symmetric family</w:t>
+        <w:t xml:space="preserve">Optimisation within the symmetric family</w:t>
       </w:r>
     </w:p>
     <w:p>
       <w:pPr>
         <w:pStyle w:val="FirstParagraph"/>
-        <w:widowControl/>
-      </w:pPr>
-      <w:r>
-        <w:t>Write</w:t>
+      </w:pPr>
+      <w:r>
+        <w:t xml:space="preserve">Write</w:t>
       </w:r>
       <w:r>
         <w:t xml:space="preserve"> </w:t>
@@ -8192,7 +8246,7 @@
         <w:t xml:space="preserve"> </w:t>
       </w:r>
       <w:r>
-        <w:t>and</w:t>
+        <w:t xml:space="preserve">and</w:t>
       </w:r>
       <w:r>
         <w:t xml:space="preserve"> </w:t>
@@ -8245,7 +8299,7 @@
         </m:r>
       </m:oMath>
       <w:r>
-        <w:t>. Exact stable-set realisation requires</w:t>
+        <w:t xml:space="preserve">. Exact stable-set realisation requires</w:t>
       </w:r>
       <w:r>
         <w:t xml:space="preserve"> </w:t>
@@ -8283,7 +8337,7 @@
         </m:r>
       </m:oMath>
       <w:r>
-        <w:t>, while violation of the odd-cycle inequality requires</w:t>
+        <w:t xml:space="preserve">, while violation of the odd-cycle inequality requires</w:t>
       </w:r>
       <w:r>
         <w:t xml:space="preserve"> </w:t>
@@ -8306,7 +8360,7 @@
         </m:r>
       </m:oMath>
       <w:r>
-        <w:t>. Since</w:t>
+        <w:t xml:space="preserve">. Since</w:t>
       </w:r>
       <w:r>
         <w:t xml:space="preserve"> </w:t>
@@ -8338,13 +8392,12 @@
         </m:r>
       </m:oMath>
       <w:r>
-        <w:t>,</w:t>
+        <w:t xml:space="preserve">,</w:t>
       </w:r>
     </w:p>
     <w:p>
       <w:pPr>
         <w:pStyle w:val="BodyText"/>
-        <w:widowControl/>
       </w:pPr>
       <m:oMathPara>
         <m:oMathParaPr>
@@ -8432,16 +8485,14 @@
     <w:p>
       <w:pPr>
         <w:pStyle w:val="FirstParagraph"/>
-        <w:widowControl/>
-      </w:pPr>
-      <w:r>
-        <w:t>It follows that</w:t>
+      </w:pPr>
+      <w:r>
+        <w:t xml:space="preserve">It follows that</w:t>
       </w:r>
     </w:p>
     <w:p>
       <w:pPr>
         <w:pStyle w:val="BodyText"/>
-        <w:widowControl/>
       </w:pPr>
       <m:oMathPara>
         <m:oMathParaPr>
@@ -8547,10 +8598,9 @@
     <w:p>
       <w:pPr>
         <w:pStyle w:val="FirstParagraph"/>
-        <w:widowControl/>
-      </w:pPr>
-      <w:r>
-        <w:t>Our</w:t>
+      </w:pPr>
+      <w:r>
+        <w:t xml:space="preserve">Our</w:t>
       </w:r>
       <w:r>
         <w:t xml:space="preserve"> </w:t>
@@ -8561,13 +8611,12 @@
         </m:r>
       </m:oMath>
       <w:r>
-        <w:t>-family attains</w:t>
+        <w:t xml:space="preserve">-family attains</w:t>
       </w:r>
     </w:p>
     <w:p>
       <w:pPr>
         <w:pStyle w:val="BodyText"/>
-        <w:widowControl/>
       </w:pPr>
       <m:oMathPara>
         <m:oMathParaPr>
@@ -8664,16 +8713,14 @@
     <w:p>
       <w:pPr>
         <w:pStyle w:val="FirstParagraph"/>
-        <w:widowControl/>
-      </w:pPr>
-      <w:r>
-        <w:t>Therefore the exact supremum within this uniform symmetric parameterisation is</w:t>
+      </w:pPr>
+      <w:r>
+        <w:t xml:space="preserve">Therefore the exact supremum within this uniform symmetric parameterisation is</w:t>
       </w:r>
     </w:p>
     <w:p>
       <w:pPr>
         <w:pStyle w:val="BodyText"/>
-        <w:widowControl/>
       </w:pPr>
       <m:oMathPara>
         <m:oMathParaPr>
@@ -8930,17 +8977,14 @@
         </m:oMath>
       </m:oMathPara>
     </w:p>
-    <w:bookmarkEnd w:id="26"/>
-    <w:bookmarkStart w:id="32" w:name="sec:c5"/>
-    <w:p>
-      <w:r>
-        <w:t xml:space="preserve">8 </w:t>
-      </w:r>
+    <w:bookmarkEnd w:id="138"/>
+    <w:bookmarkStart w:id="144" w:name="sec:c5"/>
+    <w:p>
       <w:pPr>
         <w:pStyle w:val="Heading1"/>
       </w:pPr>
       <w:r>
-        <w:t>An exact</w:t>
+        <w:t xml:space="preserve">An exact</w:t>
       </w:r>
       <w:r>
         <w:t xml:space="preserve"> </w:t>
@@ -8963,16 +9007,15 @@
         <w:t xml:space="preserve"> </w:t>
       </w:r>
       <w:r>
-        <w:t>certificate</w:t>
+        <w:t xml:space="preserve">certificate</w:t>
       </w:r>
     </w:p>
     <w:p>
       <w:pPr>
         <w:pStyle w:val="FirstParagraph"/>
-        <w:widowControl/>
-      </w:pPr>
-      <w:r>
-        <w:t>For</w:t>
+      </w:pPr>
+      <w:r>
+        <w:t xml:space="preserve">For</w:t>
       </w:r>
       <w:r>
         <w:t xml:space="preserve"> </w:t>
@@ -8992,7 +9035,7 @@
         </m:r>
       </m:oMath>
       <w:r>
-        <w:t>, choose</w:t>
+        <w:t xml:space="preserve">, choose</w:t>
       </w:r>
       <w:r>
         <w:t xml:space="preserve"> </w:t>
@@ -9035,19 +9078,16 @@
         <w:t xml:space="preserve"> </w:t>
       </w:r>
       <w:r>
-        <w:t>records the resulting parameters.</w:t>
-      </w:r>
-    </w:p>
-    <w:bookmarkStart w:id="27" w:name="tab:c5"/>
-    <w:p>
-      <w:r>
-        <w:t xml:space="preserve">Table 1. </w:t>
-      </w:r>
+        <w:t xml:space="preserve">records the resulting parameters.</w:t>
+      </w:r>
+    </w:p>
+    <w:bookmarkStart w:id="139" w:name="tab:c5"/>
+    <w:p>
       <w:pPr>
         <w:pStyle w:val="TableCaption"/>
       </w:pPr>
       <w:r>
-        <w:t>Exact parameters of the</w:t>
+        <w:t xml:space="preserve">Exact parameters of the</w:t>
       </w:r>
       <w:r>
         <w:t xml:space="preserve"> </w:t>
@@ -9070,42 +9110,30 @@
         <w:t xml:space="preserve"> </w:t>
       </w:r>
       <w:r>
-        <w:t>certificate.</w:t>
+        <w:t xml:space="preserve">certificate.</w:t>
       </w:r>
     </w:p>
     <w:tbl>
       <w:tblPr>
         <w:tblStyle w:val="Table"/>
-        <w:tblLayout w:type="fixed"/>
+        <w:tblW w:type="auto" w:w="0"/>
         <w:tblLook w:firstRow="1" w:lastRow="0" w:firstColumn="0" w:lastColumn="0" w:noHBand="0" w:noVBand="0" w:val="0020"/>
         <w:tblCaption w:val="Exact parameters of the C_5 certificate."/>
-        <w:tblW w:w="9360" w:type="dxa"/>
-        <w:tblInd w:w="120" w:type="dxa"/>
       </w:tblPr>
       <w:tblGrid>
-        <w:gridCol w:w="1560"/>
-        <w:gridCol w:w="1560"/>
-        <w:gridCol w:w="1560"/>
-        <w:gridCol w:w="1560"/>
-        <w:gridCol w:w="1560"/>
-        <w:gridCol w:w="1560"/>
+        <w:gridCol w:w="1320"/>
+        <w:gridCol w:w="1320"/>
+        <w:gridCol w:w="1320"/>
+        <w:gridCol w:w="1320"/>
+        <w:gridCol w:w="1320"/>
+        <w:gridCol w:w="1320"/>
       </w:tblGrid>
       <w:tr>
         <w:trPr>
           <w:tblHeader w:val="on"/>
         </w:trPr>
         <w:tc>
-          <w:tcPr>
-            <w:tcW w:w="1560" w:type="dxa"/>
-            <w:vAlign w:val="center"/>
-            <w:tcMar>
-              <w:top w:w="80" w:type="dxa"/>
-              <w:bottom w:w="80" w:type="dxa"/>
-              <w:start w:w="120" w:type="dxa"/>
-              <w:end w:w="120" w:type="dxa"/>
-            </w:tcMar>
-            <w:shd w:fill="F2F2F2"/>
-          </w:tcPr>
+          <w:tcPr/>
           <w:p>
             <w:pPr>
               <w:pStyle w:val="Compact"/>
@@ -9117,25 +9145,12 @@
               </m:r>
             </m:oMath>
             <w:r>
-              <w:rPr>
-                <w:b/>
-              </w:rPr>
               <w:t xml:space="preserve">​</w:t>
             </w:r>
           </w:p>
         </w:tc>
         <w:tc>
-          <w:tcPr>
-            <w:tcW w:w="1560" w:type="dxa"/>
-            <w:vAlign w:val="center"/>
-            <w:tcMar>
-              <w:top w:w="80" w:type="dxa"/>
-              <w:bottom w:w="80" w:type="dxa"/>
-              <w:start w:w="120" w:type="dxa"/>
-              <w:end w:w="120" w:type="dxa"/>
-            </w:tcMar>
-            <w:shd w:fill="F2F2F2"/>
-          </w:tcPr>
+          <w:tcPr/>
           <w:p>
             <w:pPr>
               <w:pStyle w:val="Compact"/>
@@ -9147,25 +9162,12 @@
               </m:r>
             </m:oMath>
             <w:r>
-              <w:rPr>
-                <w:b/>
-              </w:rPr>
               <w:t xml:space="preserve">​</w:t>
             </w:r>
           </w:p>
         </w:tc>
         <w:tc>
-          <w:tcPr>
-            <w:tcW w:w="1560" w:type="dxa"/>
-            <w:vAlign w:val="center"/>
-            <w:tcMar>
-              <w:top w:w="80" w:type="dxa"/>
-              <w:bottom w:w="80" w:type="dxa"/>
-              <w:start w:w="120" w:type="dxa"/>
-              <w:end w:w="120" w:type="dxa"/>
-            </w:tcMar>
-            <w:shd w:fill="F2F2F2"/>
-          </w:tcPr>
+          <w:tcPr/>
           <w:p>
             <w:pPr>
               <w:pStyle w:val="Compact"/>
@@ -9189,25 +9191,12 @@
               </m:r>
             </m:oMath>
             <w:r>
-              <w:rPr>
-                <w:b/>
-              </w:rPr>
               <w:t xml:space="preserve">​</w:t>
             </w:r>
           </w:p>
         </w:tc>
         <w:tc>
-          <w:tcPr>
-            <w:tcW w:w="1560" w:type="dxa"/>
-            <w:vAlign w:val="center"/>
-            <w:tcMar>
-              <w:top w:w="80" w:type="dxa"/>
-              <w:bottom w:w="80" w:type="dxa"/>
-              <w:start w:w="120" w:type="dxa"/>
-              <w:end w:w="120" w:type="dxa"/>
-            </w:tcMar>
-            <w:shd w:fill="F2F2F2"/>
-          </w:tcPr>
+          <w:tcPr/>
           <w:p>
             <w:pPr>
               <w:pStyle w:val="Compact"/>
@@ -9231,25 +9220,12 @@
               </m:sSup>
             </m:oMath>
             <w:r>
-              <w:rPr>
-                <w:b/>
-              </w:rPr>
               <w:t xml:space="preserve">​</w:t>
             </w:r>
           </w:p>
         </w:tc>
         <w:tc>
-          <w:tcPr>
-            <w:tcW w:w="1560" w:type="dxa"/>
-            <w:vAlign w:val="center"/>
-            <w:tcMar>
-              <w:top w:w="80" w:type="dxa"/>
-              <w:bottom w:w="80" w:type="dxa"/>
-              <w:start w:w="120" w:type="dxa"/>
-              <w:end w:w="120" w:type="dxa"/>
-            </w:tcMar>
-            <w:shd w:fill="F2F2F2"/>
-          </w:tcPr>
+          <w:tcPr/>
           <w:p>
             <w:pPr>
               <w:pStyle w:val="Compact"/>
@@ -9273,25 +9249,12 @@
               </m:r>
             </m:oMath>
             <w:r>
-              <w:rPr>
-                <w:b/>
-              </w:rPr>
               <w:t xml:space="preserve">​</w:t>
             </w:r>
           </w:p>
         </w:tc>
         <w:tc>
-          <w:tcPr>
-            <w:tcW w:w="1560" w:type="dxa"/>
-            <w:vAlign w:val="center"/>
-            <w:tcMar>
-              <w:top w:w="80" w:type="dxa"/>
-              <w:bottom w:w="80" w:type="dxa"/>
-              <w:start w:w="120" w:type="dxa"/>
-              <w:end w:w="120" w:type="dxa"/>
-            </w:tcMar>
-            <w:shd w:fill="F2F2F2"/>
-          </w:tcPr>
+          <w:tcPr/>
           <w:p>
             <w:pPr>
               <w:pStyle w:val="Compact"/>
@@ -9315,9 +9278,6 @@
               </m:r>
             </m:oMath>
             <w:r>
-              <w:rPr>
-                <w:b/>
-              </w:rPr>
               <w:t xml:space="preserve">​</w:t>
             </w:r>
           </w:p>
@@ -9325,16 +9285,7 @@
       </w:tr>
       <w:tr>
         <w:tc>
-          <w:tcPr>
-            <w:tcW w:w="1560" w:type="dxa"/>
-            <w:vAlign w:val="center"/>
-            <w:tcMar>
-              <w:top w:w="80" w:type="dxa"/>
-              <w:bottom w:w="80" w:type="dxa"/>
-              <w:start w:w="120" w:type="dxa"/>
-              <w:end w:w="120" w:type="dxa"/>
-            </w:tcMar>
-          </w:tcPr>
+          <w:tcPr/>
           <w:p>
             <w:pPr>
               <w:pStyle w:val="Compact"/>
@@ -9363,16 +9314,7 @@
           </w:p>
         </w:tc>
         <w:tc>
-          <w:tcPr>
-            <w:tcW w:w="1560" w:type="dxa"/>
-            <w:vAlign w:val="center"/>
-            <w:tcMar>
-              <w:top w:w="80" w:type="dxa"/>
-              <w:bottom w:w="80" w:type="dxa"/>
-              <w:start w:w="120" w:type="dxa"/>
-              <w:end w:w="120" w:type="dxa"/>
-            </w:tcMar>
-          </w:tcPr>
+          <w:tcPr/>
           <w:p>
             <w:pPr>
               <w:pStyle w:val="Compact"/>
@@ -9401,16 +9343,7 @@
           </w:p>
         </w:tc>
         <w:tc>
-          <w:tcPr>
-            <w:tcW w:w="1560" w:type="dxa"/>
-            <w:vAlign w:val="center"/>
-            <w:tcMar>
-              <w:top w:w="80" w:type="dxa"/>
-              <w:bottom w:w="80" w:type="dxa"/>
-              <w:start w:w="120" w:type="dxa"/>
-              <w:end w:w="120" w:type="dxa"/>
-            </w:tcMar>
-          </w:tcPr>
+          <w:tcPr/>
           <w:p>
             <w:pPr>
               <w:pStyle w:val="Compact"/>
@@ -9439,16 +9372,7 @@
           </w:p>
         </w:tc>
         <w:tc>
-          <w:tcPr>
-            <w:tcW w:w="1560" w:type="dxa"/>
-            <w:vAlign w:val="center"/>
-            <w:tcMar>
-              <w:top w:w="80" w:type="dxa"/>
-              <w:bottom w:w="80" w:type="dxa"/>
-              <w:start w:w="120" w:type="dxa"/>
-              <w:end w:w="120" w:type="dxa"/>
-            </w:tcMar>
-          </w:tcPr>
+          <w:tcPr/>
           <w:p>
             <w:pPr>
               <w:pStyle w:val="Compact"/>
@@ -9477,16 +9401,7 @@
           </w:p>
         </w:tc>
         <w:tc>
-          <w:tcPr>
-            <w:tcW w:w="1560" w:type="dxa"/>
-            <w:vAlign w:val="center"/>
-            <w:tcMar>
-              <w:top w:w="80" w:type="dxa"/>
-              <w:bottom w:w="80" w:type="dxa"/>
-              <w:start w:w="120" w:type="dxa"/>
-              <w:end w:w="120" w:type="dxa"/>
-            </w:tcMar>
-          </w:tcPr>
+          <w:tcPr/>
           <w:p>
             <w:pPr>
               <w:pStyle w:val="Compact"/>
@@ -9515,16 +9430,7 @@
           </w:p>
         </w:tc>
         <w:tc>
-          <w:tcPr>
-            <w:tcW w:w="1560" w:type="dxa"/>
-            <w:vAlign w:val="center"/>
-            <w:tcMar>
-              <w:top w:w="80" w:type="dxa"/>
-              <w:bottom w:w="80" w:type="dxa"/>
-              <w:start w:w="120" w:type="dxa"/>
-              <w:end w:w="120" w:type="dxa"/>
-            </w:tcMar>
-          </w:tcPr>
+          <w:tcPr/>
           <w:p>
             <w:pPr>
               <w:pStyle w:val="Compact"/>
@@ -9554,14 +9460,13 @@
         </w:tc>
       </w:tr>
     </w:tbl>
-    <w:bookmarkEnd w:id="27"/>
+    <w:bookmarkEnd w:id="139"/>
     <w:p>
       <w:pPr>
         <w:pStyle w:val="BodyText"/>
-        <w:widowControl/>
-      </w:pPr>
-      <w:r>
-        <w:t>The machine-readable DAG has</w:t>
+      </w:pPr>
+      <w:r>
+        <w:t xml:space="preserve">The machine-readable DAG has</w:t>
       </w:r>
       <w:r>
         <w:t xml:space="preserve"> </w:t>
@@ -9575,7 +9480,7 @@
         <w:t xml:space="preserve"> </w:t>
       </w:r>
       <w:r>
-        <w:t>vertices and</w:t>
+        <w:t xml:space="preserve">vertices and</w:t>
       </w:r>
       <w:r>
         <w:t xml:space="preserve"> </w:t>
@@ -9589,13 +9494,12 @@
         <w:t xml:space="preserve"> </w:t>
       </w:r>
       <w:r>
-        <w:t>arcs. Every one of the five primary and five auxiliary terminals has exactly three actual paths, so the verifier enumerates</w:t>
+        <w:t xml:space="preserve">arcs. Every one of the five primary and five auxiliary terminals has exactly three actual paths, so the verifier enumerates</w:t>
       </w:r>
     </w:p>
     <w:p>
       <w:pPr>
         <w:pStyle w:val="BodyText"/>
-        <w:widowControl/>
       </w:pPr>
       <m:oMathPara>
         <m:oMathParaPr>
@@ -9638,28 +9542,65 @@
     <w:p>
       <w:pPr>
         <w:pStyle w:val="FirstParagraph"/>
-        <w:widowControl/>
-      </w:pPr>
-      <w:r>
-        <w:t>unsplittable routings. It derives the path sets from the arc list and does not trust a prescribed decomposition.</w:t>
-      </w:r>
-    </w:p>
-    <w:bookmarkStart w:id="31" w:name="fig:c5"/>
+      </w:pPr>
+      <w:r>
+        <w:t xml:space="preserve">unsplittable routings. It derives the path sets from the arc list and does not trust a prescribed decomposition.</w:t>
+      </w:r>
+    </w:p>
+    <w:bookmarkStart w:id="143" w:name="fig:c5"/>
     <w:p>
       <w:pPr>
         <w:pStyle w:val="CaptionedFigure"/>
       </w:pPr>
-      <w:r/>
-    </w:p>
-    <w:p>
-      <w:r>
-        <w:t xml:space="preserve">Figure 1. </w:t>
-      </w:r>
+      <w:r>
+        <w:drawing>
+          <wp:inline>
+            <wp:extent cx="4279392" cy="6151258"/>
+            <wp:effectExtent b="0" l="0" r="0" t="0"/>
+            <wp:docPr descr="Directed acyclic C5 flow gadget with five primary chains and five auxiliary terminals." title="" id="141" name="Picture"/>
+            <a:graphic>
+              <a:graphicData uri="http://schemas.openxmlformats.org/drawingml/2006/picture">
+                <pic:pic>
+                  <pic:nvPicPr>
+                    <pic:cNvPr descr="figures/c5.png" id="142" name="Picture"/>
+                    <pic:cNvPicPr>
+                      <a:picLocks noChangeArrowheads="1" noChangeAspect="1"/>
+                    </pic:cNvPicPr>
+                  </pic:nvPicPr>
+                  <pic:blipFill>
+                    <a:blip r:embed="rId140"/>
+                    <a:stretch>
+                      <a:fillRect/>
+                    </a:stretch>
+                  </pic:blipFill>
+                  <pic:spPr bwMode="auto">
+                    <a:xfrm>
+                      <a:off x="0" y="0"/>
+                      <a:ext cx="4279392" cy="6151258"/>
+                    </a:xfrm>
+                    <a:prstGeom prst="rect">
+                      <a:avLst/>
+                    </a:prstGeom>
+                    <a:noFill/>
+                    <a:ln w="9525">
+                      <a:noFill/>
+                      <a:headEnd/>
+                      <a:tailEnd/>
+                    </a:ln>
+                  </pic:spPr>
+                </pic:pic>
+              </a:graphicData>
+            </a:graphic>
+          </wp:inline>
+        </w:drawing>
+      </w:r>
+    </w:p>
+    <w:p>
       <w:pPr>
         <w:pStyle w:val="ImageCaption"/>
       </w:pPr>
       <w:r>
-        <w:t>The exact</w:t>
+        <w:t xml:space="preserve">The exact</w:t>
       </w:r>
       <w:r>
         <w:t xml:space="preserve"> </w:t>
@@ -9682,7 +9623,7 @@
         <w:t xml:space="preserve"> </w:t>
       </w:r>
       <w:r>
-        <w:t>DAG. Solid arcs are zero-cost chain, resource, connector, or exit arcs; dashed approaches and dotted direct arcs carry positive cost. Labels</w:t>
+        <w:t xml:space="preserve">DAG. Solid arcs are zero-cost chain, resource, connector, or exit arcs; dashed approaches and dotted direct arcs carry positive cost. Labels</w:t>
       </w:r>
       <w:r>
         <w:t xml:space="preserve"> </w:t>
@@ -9710,7 +9651,7 @@
         </m:sSubSup>
       </m:oMath>
       <w:r>
-        <w:t>,</w:t>
+        <w:t xml:space="preserve">,</w:t>
       </w:r>
       <w:r>
         <w:t xml:space="preserve"> </w:t>
@@ -9730,7 +9671,7 @@
         </m:sSub>
       </m:oMath>
       <w:r>
-        <w:t>, and</w:t>
+        <w:t xml:space="preserve">, and</w:t>
       </w:r>
       <w:r>
         <w:t xml:space="preserve"> </w:t>
@@ -9761,7 +9702,7 @@
         <w:t xml:space="preserve"> </w:t>
       </w:r>
       <w:r>
-        <w:t>denote the first resource, connector, and second resource of primary chain</w:t>
+        <w:t xml:space="preserve">denote the first resource, connector, and second resource of primary chain</w:t>
       </w:r>
       <w:r>
         <w:t xml:space="preserve"> </w:t>
@@ -9772,53 +9713,49 @@
         </m:r>
       </m:oMath>
       <w:r>
-        <w:t>.</w:t>
-      </w:r>
-    </w:p>
-    <w:bookmarkEnd w:id="31"/>
+        <w:t xml:space="preserve">.</w:t>
+      </w:r>
+    </w:p>
+    <w:bookmarkEnd w:id="143"/>
     <w:p>
       <w:pPr>
         <w:pStyle w:val="BodyText"/>
-        <w:widowControl/>
-      </w:pPr>
-      <w:r>
-        <w:t>The independent verifier establishes:</w:t>
-      </w:r>
-    </w:p>
-    <w:p>
-      <w:pPr>
-        <w:widowControl/>
+      </w:pPr>
+      <w:r>
+        <w:t xml:space="preserve">The independent verifier establishes:</w:t>
+      </w:r>
+    </w:p>
+    <w:p>
+      <w:pPr>
         <w:numPr>
           <w:ilvl w:val="0"/>
-          <w:numId w:val="1003"/>
+          <w:numId w:val="1004"/>
         </w:numPr>
       </w:pPr>
       <w:r>
-        <w:t>fractional feasibility and acyclicity;</w:t>
-      </w:r>
-    </w:p>
-    <w:p>
-      <w:pPr>
-        <w:widowControl/>
+        <w:t xml:space="preserve">fractional feasibility and acyclicity;</w:t>
+      </w:r>
+    </w:p>
+    <w:p>
+      <w:pPr>
         <w:numPr>
           <w:ilvl w:val="0"/>
-          <w:numId w:val="1003"/>
+          <w:numId w:val="1004"/>
         </w:numPr>
       </w:pPr>
       <w:r>
-        <w:t>exactly one zero-cost path for each primary terminal;</w:t>
-      </w:r>
-    </w:p>
-    <w:p>
-      <w:pPr>
-        <w:widowControl/>
+        <w:t xml:space="preserve">exactly one zero-cost path for each primary terminal;</w:t>
+      </w:r>
+    </w:p>
+    <w:p>
+      <w:pPr>
         <w:numPr>
           <w:ilvl w:val="0"/>
-          <w:numId w:val="1003"/>
+          <w:numId w:val="1004"/>
         </w:numPr>
       </w:pPr>
       <w:r>
-        <w:t>exactly the</w:t>
+        <w:t xml:space="preserve">exactly the</w:t>
       </w:r>
       <w:r>
         <w:t xml:space="preserve"> </w:t>
@@ -9832,7 +9769,7 @@
         <w:t xml:space="preserve"> </w:t>
       </w:r>
       <w:r>
-        <w:t>stable sets of</w:t>
+        <w:t xml:space="preserve">stable sets of</w:t>
       </w:r>
       <w:r>
         <w:t xml:space="preserve"> </w:t>
@@ -9855,7 +9792,7 @@
         <w:t xml:space="preserve"> </w:t>
       </w:r>
       <w:r>
-        <w:t>as cheap masks at</w:t>
+        <w:t xml:space="preserve">as cheap masks at</w:t>
       </w:r>
       <w:r>
         <w:t xml:space="preserve"> </w:t>
@@ -9875,19 +9812,18 @@
         </m:r>
       </m:oMath>
       <w:r>
-        <w:t>;</w:t>
-      </w:r>
-    </w:p>
-    <w:p>
-      <w:pPr>
-        <w:widowControl/>
+        <w:t xml:space="preserve">;</w:t>
+      </w:r>
+    </w:p>
+    <w:p>
+      <w:pPr>
         <w:numPr>
           <w:ilvl w:val="0"/>
-          <w:numId w:val="1003"/>
+          <w:numId w:val="1004"/>
         </w:numPr>
       </w:pPr>
       <w:r>
-        <w:t>at</w:t>
+        <w:t xml:space="preserve">at</w:t>
       </w:r>
       <w:r>
         <w:t xml:space="preserve"> </w:t>
@@ -9916,7 +9852,7 @@
         </m:r>
       </m:oMath>
       <w:r>
-        <w:t>, minimum integral cost</w:t>
+        <w:t xml:space="preserve">, minimum integral cost</w:t>
       </w:r>
       <w:r>
         <w:t xml:space="preserve"> </w:t>
@@ -9936,7 +9872,7 @@
         </m:r>
       </m:oMath>
       <w:r>
-        <w:t>, exceeding</w:t>
+        <w:t xml:space="preserve">, exceeding</w:t>
       </w:r>
       <w:r>
         <w:t xml:space="preserve"> </w:t>
@@ -9980,7 +9916,7 @@
         <w:t xml:space="preserve"> </w:t>
       </w:r>
       <w:r>
-        <w:t>by exactly</w:t>
+        <w:t xml:space="preserve">by exactly</w:t>
       </w:r>
       <w:r>
         <w:t xml:space="preserve"> </w:t>
@@ -10000,19 +9936,18 @@
         </m:r>
       </m:oMath>
       <w:r>
-        <w:t>;</w:t>
-      </w:r>
-    </w:p>
-    <w:p>
-      <w:pPr>
-        <w:widowControl/>
+        <w:t xml:space="preserve">;</w:t>
+      </w:r>
+    </w:p>
+    <w:p>
+      <w:pPr>
         <w:numPr>
           <w:ilvl w:val="0"/>
-          <w:numId w:val="1003"/>
+          <w:numId w:val="1004"/>
         </w:numPr>
       </w:pPr>
       <w:r>
-        <w:t>at</w:t>
+        <w:t xml:space="preserve">at</w:t>
       </w:r>
       <w:r>
         <w:t xml:space="preserve"> </w:t>
@@ -10053,7 +9988,7 @@
         </m:r>
       </m:oMath>
       <w:r>
-        <w:t>, a routing of cost</w:t>
+        <w:t xml:space="preserve">, a routing of cost</w:t>
       </w:r>
       <w:r>
         <w:t xml:space="preserve"> </w:t>
@@ -10085,28 +10020,26 @@
         </m:r>
       </m:oMath>
       <w:r>
-        <w:t>;</w:t>
-      </w:r>
-    </w:p>
-    <w:p>
-      <w:pPr>
-        <w:widowControl/>
+        <w:t xml:space="preserve">;</w:t>
+      </w:r>
+    </w:p>
+    <w:p>
+      <w:pPr>
         <w:numPr>
           <w:ilvl w:val="0"/>
-          <w:numId w:val="1003"/>
+          <w:numId w:val="1004"/>
         </w:numPr>
       </w:pPr>
       <w:r>
-        <w:t>rejection of mutations that remove an incompatibility, add a bypass, create a cheap hybrid primary route, or erase the odd-cycle violation.</w:t>
+        <w:t xml:space="preserve">rejection of mutations that remove an incompatibility, add a bypass, create a cheap hybrid primary route, or erase the odd-cycle violation.</w:t>
       </w:r>
     </w:p>
     <w:p>
       <w:pPr>
         <w:pStyle w:val="FirstParagraph"/>
-        <w:widowControl/>
-      </w:pPr>
-      <w:r>
-        <w:t>All arithmetic uses Python’s exact</w:t>
+      </w:pPr>
+      <w:r>
+        <w:t xml:space="preserve">All arithmetic uses Python’s exact</w:t>
       </w:r>
       <w:r>
         <w:t xml:space="preserve"> </w:t>
@@ -10115,13 +10048,13 @@
         <w:rPr>
           <w:rStyle w:val="VerbatimChar"/>
         </w:rPr>
-        <w:t>Fraction</w:t>
-      </w:r>
-      <w:r>
-        <w:t xml:space="preserve"> </w:t>
-      </w:r>
-      <w:r>
-        <w:t>type. The finite certificate supports the general proof but does not replace it: exhaustive enumeration is restricted to</w:t>
+        <w:t xml:space="preserve">Fraction</w:t>
+      </w:r>
+      <w:r>
+        <w:t xml:space="preserve"> </w:t>
+      </w:r>
+      <w:r>
+        <w:t xml:space="preserve">type. The finite certificate supports the general proof but does not replace it: exhaustive enumeration is restricted to</w:t>
       </w:r>
       <w:r>
         <w:t xml:space="preserve"> </w:t>
@@ -10141,44 +10074,41 @@
         </m:sSub>
       </m:oMath>
       <w:r>
-        <w:t>, while the universal and odd-cycle theorems are symbolic.</w:t>
-      </w:r>
-    </w:p>
-    <w:bookmarkEnd w:id="32"/>
-    <w:bookmarkStart w:id="33" w:name="discussion-and-limitations"/>
+        <w:t xml:space="preserve">, while the universal and odd-cycle theorems are symbolic.</w:t>
+      </w:r>
+    </w:p>
+    <w:bookmarkEnd w:id="144"/>
+    <w:bookmarkStart w:id="145" w:name="discussion-and-limitations"/>
     <w:p>
       <w:pPr>
         <w:pStyle w:val="Heading1"/>
       </w:pPr>
       <w:r>
-        <w:t>9 Discussion and limitations</w:t>
+        <w:t xml:space="preserve">Discussion and limitations</w:t>
       </w:r>
     </w:p>
     <w:p>
       <w:pPr>
         <w:pStyle w:val="FirstParagraph"/>
-        <w:widowControl/>
-      </w:pPr>
-      <w:r>
-        <w:t>The universal construction shows that additive load inequalities can encode arbitrary finite independence systems, provided singleton selection remains feasible. This expressive power comes from three ingredients: a private zero-cost chain for each decision, an incidence resource for each participation in a minimal obstruction, and an auxiliary unit demand for each obstruction. The exit-dominator property makes the mechanism robust to path splicing.</w:t>
+      </w:pPr>
+      <w:r>
+        <w:t xml:space="preserve">Starting from Rybin’s triangle counterexample, the universal construction shows that additive load inequalities can encode arbitrary finite independence systems, provided singleton selection remains feasible. This expressive power comes from three ingredients: a private zero-cost chain for each decision, an incidence resource for each participation in a minimal obstruction, and an auxiliary unit demand for each obstruction. The exit-dominator property makes the mechanism robust to path splicing.</w:t>
       </w:r>
     </w:p>
     <w:p>
       <w:pPr>
         <w:pStyle w:val="BodyText"/>
-        <w:widowControl/>
-      </w:pPr>
-      <w:r>
-        <w:t>The construction size is polynomial in an explicit minimal-forbidden-set description, not necessarily in a more compressed oracle or graph representation. An independence system can have exponentially many minimal forbidden sets, and the theorem does not avoid that representation cost.</w:t>
+      </w:pPr>
+      <w:r>
+        <w:t xml:space="preserve">The construction size is polynomial in an explicit minimal-forbidden-set description, not necessarily in a more compressed oracle or graph representation. An independence system can have exponentially many minimal forbidden sets, and the theorem does not avoid that representation cost.</w:t>
       </w:r>
     </w:p>
     <w:p>
       <w:pPr>
         <w:pStyle w:val="BodyText"/>
-        <w:widowControl/>
-      </w:pPr>
-      <w:r>
-        <w:t>The exact threshold is proved only for the uniform symmetric odd-cycle family. It does not imply that</w:t>
+      </w:pPr>
+      <w:r>
+        <w:t xml:space="preserve">The exact threshold is proved only for the uniform symmetric odd-cycle family. It does not imply that</w:t>
       </w:r>
       <w:r>
         <w:t xml:space="preserve"> </w:t>
@@ -10201,7 +10131,7 @@
         <w:t xml:space="preserve"> </w:t>
       </w:r>
       <w:r>
-        <w:t>is a universal barrier, nor does it refute the additive-</w:t>
+        <w:t xml:space="preserve">is a universal barrier and, unlike Rybin’s triangle, it does not reach the additive-</w:t>
       </w:r>
       <m:oMath>
         <m:r>
@@ -10212,26 +10142,25 @@
         <w:t xml:space="preserve"> </w:t>
       </w:r>
       <w:r>
-        <w:t>cost conjecture. Finally, the general proof has not been formalised in a proof assistant. The exact scripts machine-check the finite certificate and rational identities, while the universal theorem remains a conventional mathematical proof.</w:t>
-      </w:r>
-    </w:p>
-    <w:bookmarkEnd w:id="33"/>
-    <w:bookmarkStart w:id="34" w:name="conclusion"/>
+        <w:t xml:space="preserve">boundary. The family therefore supplies a structural generalisation and a scoped calculation rather than a stronger counterexample. The construction is short and the underlying conflict-encoding idea may be folklore; no claim of definitive novelty or flagship scope is made. Finally, the general proof has not been formalised in a proof assistant. The exact scripts machine-check the finite certificates and rational identities, while the universal theorem remains a conventional mathematical proof.</w:t>
+      </w:r>
+    </w:p>
+    <w:bookmarkEnd w:id="145"/>
+    <w:bookmarkStart w:id="146" w:name="conclusion"/>
     <w:p>
       <w:pPr>
         <w:pStyle w:val="Heading1"/>
       </w:pPr>
       <w:r>
-        <w:t>10 Conclusion</w:t>
+        <w:t xml:space="preserve">Conclusion</w:t>
       </w:r>
     </w:p>
     <w:p>
       <w:pPr>
         <w:pStyle w:val="FirstParagraph"/>
-        <w:widowControl/>
-      </w:pPr>
-      <w:r>
-        <w:t>Every finite loopless independence system can be embedded into the cheap-choice structure of an acyclic single-source unsplittable-flow instance in a manner closed under all actual graph paths. Odd cycles then turn this qualitative universality into a quantitative cost-congestion obstruction: their fractional cheap-selection vectors violate the stable-set inequality, and a potential shift yields explicit nonnegative costs with an exact threshold. The</w:t>
+      </w:pPr>
+      <w:r>
+        <w:t xml:space="preserve">Rybin’s triangle counterexample reveals that additive-congestion inequalities can enforce a stable-set obstruction. This note generalises that mechanism: every finite loopless independence system can be embedded into the cheap-choice structure of an acyclic single-source unsplittable-flow instance in a manner closed under all actual graph paths. Odd cycles turn the qualitative construction into a scoped cost-congestion calculation, and the</w:t>
       </w:r>
       <w:r>
         <w:t xml:space="preserve"> </w:t>
@@ -10254,35 +10183,33 @@
         <w:t xml:space="preserve"> </w:t>
       </w:r>
       <w:r>
-        <w:t>certificate demonstrates that the phenomenon is fully reproducible at finite scale.</w:t>
+        <w:t xml:space="preserve">certificate demonstrates that the generalised phenomenon is reproducible at finite scale.</w:t>
       </w:r>
     </w:p>
     <w:p>
       <w:pPr>
         <w:pStyle w:val="BodyText"/>
-        <w:widowControl/>
-      </w:pPr>
-      <w:r>
-        <w:t>The construction suggests two natural directions. First, one may seek compressed gadgets for structured forbidden systems. Second, one may investigate which additional graph restrictions—planarity, bounded genus, bounded treewidth, or series-parallel structure—limit the independence systems that can be realised and thereby constrain cost-congestion lower bounds.</w:t>
-      </w:r>
-    </w:p>
-    <w:bookmarkEnd w:id="34"/>
-    <w:bookmarkStart w:id="42" w:name="reproducibility-protocol"/>
+      </w:pPr>
+      <w:r>
+        <w:t xml:space="preserve">The construction suggests two natural directions. First, one may seek compressed gadgets for structured forbidden systems. Second, one may investigate which additional graph restrictions—planarity, bounded genus, bounded treewidth, or series-parallel structure—limit the independence systems that can be realised and thereby constrain cost-congestion lower bounds.</w:t>
+      </w:r>
+    </w:p>
+    <w:bookmarkEnd w:id="146"/>
+    <w:bookmarkStart w:id="147" w:name="reproducibility-protocol"/>
     <w:p>
       <w:pPr>
         <w:pStyle w:val="Heading1"/>
       </w:pPr>
       <w:r>
-        <w:t>Appendix A. Reproducibility protocol</w:t>
+        <w:t xml:space="preserve">Reproducibility protocol</w:t>
       </w:r>
     </w:p>
     <w:p>
       <w:pPr>
         <w:pStyle w:val="FirstParagraph"/>
-        <w:widowControl/>
-      </w:pPr>
-      <w:r>
-        <w:t>The accompanying package contains the</w:t>
+      </w:pPr>
+      <w:r>
+        <w:t xml:space="preserve">The accompanying package contains a provenance-labelled reproduction of Rybin’s triangle instance, the</w:t>
       </w:r>
       <w:r>
         <w:t xml:space="preserve"> </w:t>
@@ -10305,27 +10232,26 @@
         <w:t xml:space="preserve"> </w:t>
       </w:r>
       <w:r>
-        <w:t>JSON instance, the exhaustive verifier, and the symbolic parameter checker. From the package directory, run</w:t>
+        <w:t xml:space="preserve">JSON instance, the exhaustive verifiers, and the symbolic parameter checker. From the package directory, run</w:t>
       </w:r>
     </w:p>
     <w:p>
       <w:pPr>
         <w:pStyle w:val="SourceCode"/>
-        <w:jc w:val="left"/>
-      </w:pPr>
-      <w:r>
-        <w:t>python3 verify_c5.py C5.json</w:t>
-        <w:br/>
-        <w:t>python3 verify_symbolic.py --max-k 200</w:t>
+      </w:pPr>
+      <w:r>
+        <w:rPr>
+          <w:rStyle w:val="VerbatimChar"/>
+        </w:rPr>
+        <w:t xml:space="preserve">./verify_all.sh</w:t>
       </w:r>
     </w:p>
     <w:p>
       <w:pPr>
         <w:pStyle w:val="FirstParagraph"/>
-        <w:widowControl/>
-      </w:pPr>
-      <w:r>
-        <w:t>The first command enumerates every path and routing of the finite certificate. The second checks the parameter identities and inequalities for</w:t>
+      </w:pPr>
+      <w:r>
+        <w:t xml:space="preserve">The suite enumerates all paths and routings of both finite certificates, checks the parameter identities and inequalities for</w:t>
       </w:r>
       <w:r>
         <w:t xml:space="preserve"> </w:t>
@@ -10366,109 +10292,410 @@
         </m:r>
       </m:oMath>
       <w:r>
-        <w:t>. Neither command requires a third-party Python package.</w:t>
-      </w:r>
-    </w:p>
+        <w:t xml:space="preserve">, and runs adversarial mutation tests. It requires no third-party Python package.</w:t>
+      </w:r>
+    </w:p>
+    <w:bookmarkEnd w:id="147"/>
+    <w:bookmarkStart w:id="167" w:name="bibliography"/>
     <w:p>
       <w:pPr>
         <w:pStyle w:val="Heading1"/>
       </w:pPr>
       <w:r>
-        <w:t>References</w:t>
-      </w:r>
-    </w:p>
-    <w:p>
-      <w:pPr>
-        <w:pStyle w:val="BodyText"/>
-        <w:keepLines/>
-        <w:widowControl/>
-        <w:spacing w:after="80"/>
-        <w:ind w:left="360" w:hanging="360"/>
-      </w:pPr>
-      <w:r>
-        <w:t>[1] Y. Dinitz, N. Garg, and M. X. Goemans, “On the single-source unsplittable flow problem,” Combinatorica 19(1) (1999), 17–41. DOI: 10.1007/s004930050043.</w:t>
-      </w:r>
-    </w:p>
-    <w:p>
-      <w:pPr>
-        <w:pStyle w:val="BodyText"/>
-        <w:keepLines/>
-        <w:widowControl/>
-        <w:spacing w:after="80"/>
-        <w:ind w:left="360" w:hanging="360"/>
-      </w:pPr>
-      <w:r>
-        <w:t>[2] S. Morell and M. Skutella, “Single source unsplittable flows with arc-wise lower and upper bounds,” Mathematical Programming 192 (2022), 697–720. DOI: 10.1007/s10107-021-01704-4.</w:t>
-      </w:r>
-    </w:p>
-    <w:p>
-      <w:pPr>
-        <w:pStyle w:val="BodyText"/>
-        <w:keepLines/>
-        <w:widowControl/>
-        <w:spacing w:after="80"/>
-        <w:ind w:left="360" w:hanging="360"/>
-      </w:pPr>
-      <w:r>
-        <w:t>[3] M. Majthoub Almoghrabi, M. Skutella, and P. Warode, “Integer and unsplittable multiflows in series-parallel digraphs,” arXiv:2412.05182 (2024). https://arxiv.org/abs/2412.05182.</w:t>
-      </w:r>
-    </w:p>
-    <w:p>
-      <w:pPr>
-        <w:pStyle w:val="BodyText"/>
-        <w:keepLines/>
-        <w:widowControl/>
-        <w:spacing w:after="80"/>
-        <w:ind w:left="360" w:hanging="360"/>
-      </w:pPr>
-      <w:r>
-        <w:t>[4] C. Swamy, V. Traub, L. Vargas Koch, and R. Zenklusen, “Unsplittable cost flows from unweighted error-bounded variants,” in Proceedings of the 2026 SIAM Symposium on Simplicity in Algorithms, 512–523. DOI: 10.1137/1.9781611978964.42.</w:t>
-      </w:r>
-    </w:p>
-    <w:p>
-      <w:pPr>
-        <w:pStyle w:val="BodyText"/>
-        <w:keepLines/>
-        <w:widowControl/>
-        <w:spacing w:after="80"/>
-        <w:ind w:left="360" w:hanging="360"/>
-      </w:pPr>
-      <w:r>
-        <w:t>[5] V. Traub, L. Vargas Koch, and R. Zenklusen, “Single-source unsplittable flows in planar and bounded-genus graphs,” Mathematical Programming (2026). DOI: 10.1007/s10107-026-02365-x.</w:t>
-      </w:r>
-    </w:p>
-    <w:p>
-      <w:pPr>
-        <w:pStyle w:val="BodyText"/>
-        <w:keepLines/>
-        <w:widowControl/>
-        <w:spacing w:after="80"/>
-        <w:ind w:left="360" w:hanging="360"/>
-      </w:pPr>
-      <w:r>
-        <w:t>[6] M. C. Golumbic and R. E. Jamison, “The edge intersection graphs of paths in a tree,” Journal of Combinatorial Theory, Series B 38 (1985), 8–22. DOI: 10.1016/0095-8956(85)90088-7.</w:t>
-      </w:r>
-    </w:p>
-    <w:p>
-      <w:pPr>
-        <w:pStyle w:val="BodyText"/>
-        <w:keepLines/>
-        <w:widowControl/>
-        <w:spacing w:after="80"/>
-        <w:ind w:left="360" w:hanging="360"/>
-      </w:pPr>
-      <w:r>
-        <w:t>[7] Z. Şuvak, İ. K. Altınel, and N. Aras, “Minimum cost flow problem with conflicts,” Networks 78 (2021), 421–442. DOI: 10.1002/net.22021.</w:t>
-      </w:r>
-    </w:p>
-    <w:bookmarkEnd w:id="42"/>
+        <w:t xml:space="preserve">References</w:t>
+      </w:r>
+    </w:p>
+    <w:bookmarkStart w:id="166" w:name="refs"/>
+    <w:bookmarkStart w:id="149" w:name="ref-dgg1999"/>
+    <w:p>
+      <w:pPr>
+        <w:pStyle w:val="Bibliography"/>
+      </w:pPr>
+      <w:r>
+        <w:t xml:space="preserve">Dinitz, Yefim, Naveen Garg, and Michel X. Goemans. 1999.</w:t>
+      </w:r>
+      <w:r>
+        <w:t xml:space="preserve"> </w:t>
+      </w:r>
+      <w:r>
+        <w:t xml:space="preserve">“On the Single-Source Unsplittable Flow Problem.”</w:t>
+      </w:r>
+      <w:r>
+        <w:t xml:space="preserve"> </w:t>
+      </w:r>
+      <w:r>
+        <w:rPr>
+          <w:i/>
+          <w:iCs/>
+        </w:rPr>
+        <w:t xml:space="preserve">Combinatorica</w:t>
+      </w:r>
+      <w:r>
+        <w:t xml:space="preserve"> </w:t>
+      </w:r>
+      <w:r>
+        <w:t xml:space="preserve">19 (1): 17–41.</w:t>
+      </w:r>
+      <w:r>
+        <w:t xml:space="preserve"> </w:t>
+      </w:r>
+      <w:hyperlink r:id="rId148">
+        <w:r>
+          <w:rPr>
+            <w:rStyle w:val="Hyperlink"/>
+          </w:rPr>
+          <w:t xml:space="preserve">https://doi.org/10.1007/s004930050043</w:t>
+        </w:r>
+      </w:hyperlink>
+      <w:r>
+        <w:t xml:space="preserve">.</w:t>
+      </w:r>
+    </w:p>
+    <w:bookmarkEnd w:id="149"/>
+    <w:bookmarkStart w:id="151" w:name="ref-golumbic1985"/>
+    <w:p>
+      <w:pPr>
+        <w:pStyle w:val="Bibliography"/>
+      </w:pPr>
+      <w:r>
+        <w:t xml:space="preserve">Golumbic, Martin Charles, and Robert E. Jamison. 1985.</w:t>
+      </w:r>
+      <w:r>
+        <w:t xml:space="preserve"> </w:t>
+      </w:r>
+      <w:r>
+        <w:t xml:space="preserve">“The Edge Intersection Graphs of Paths in a Tree.”</w:t>
+      </w:r>
+      <w:r>
+        <w:t xml:space="preserve"> </w:t>
+      </w:r>
+      <w:r>
+        <w:rPr>
+          <w:i/>
+          <w:iCs/>
+        </w:rPr>
+        <w:t xml:space="preserve">Journal of Combinatorial Theory, Series B</w:t>
+      </w:r>
+      <w:r>
+        <w:t xml:space="preserve"> </w:t>
+      </w:r>
+      <w:r>
+        <w:t xml:space="preserve">38: 8–22.</w:t>
+      </w:r>
+      <w:r>
+        <w:t xml:space="preserve"> </w:t>
+      </w:r>
+      <w:hyperlink r:id="rId150">
+        <w:r>
+          <w:rPr>
+            <w:rStyle w:val="Hyperlink"/>
+          </w:rPr>
+          <w:t xml:space="preserve">https://doi.org/10.1016/0095-8956(85)90088-7</w:t>
+        </w:r>
+      </w:hyperlink>
+      <w:r>
+        <w:t xml:space="preserve">.</w:t>
+      </w:r>
+    </w:p>
+    <w:bookmarkEnd w:id="151"/>
+    <w:bookmarkStart w:id="153" w:name="ref-almoghrabi2024"/>
+    <w:p>
+      <w:pPr>
+        <w:pStyle w:val="Bibliography"/>
+      </w:pPr>
+      <w:r>
+        <w:t xml:space="preserve">Majthoub Almoghrabi, Mohammad, Martin Skutella, and Philipp Warode. 2024.</w:t>
+      </w:r>
+      <w:r>
+        <w:t xml:space="preserve"> </w:t>
+      </w:r>
+      <w:r>
+        <w:rPr>
+          <w:i/>
+          <w:iCs/>
+        </w:rPr>
+        <w:t xml:space="preserve">Integer and Unsplittable Multiflows in Series-Parallel Digraphs</w:t>
+      </w:r>
+      <w:r>
+        <w:t xml:space="preserve">.</w:t>
+      </w:r>
+      <w:r>
+        <w:t xml:space="preserve"> </w:t>
+      </w:r>
+      <w:hyperlink r:id="rId152">
+        <w:r>
+          <w:rPr>
+            <w:rStyle w:val="Hyperlink"/>
+          </w:rPr>
+          <w:t xml:space="preserve">https://arxiv.org/abs/2412.05182</w:t>
+        </w:r>
+      </w:hyperlink>
+      <w:r>
+        <w:t xml:space="preserve">.</w:t>
+      </w:r>
+    </w:p>
+    <w:bookmarkEnd w:id="153"/>
+    <w:bookmarkStart w:id="155" w:name="ref-morell2022"/>
+    <w:p>
+      <w:pPr>
+        <w:pStyle w:val="Bibliography"/>
+      </w:pPr>
+      <w:r>
+        <w:t xml:space="preserve">Morell, Samuel, and Martin Skutella. 2022.</w:t>
+      </w:r>
+      <w:r>
+        <w:t xml:space="preserve"> </w:t>
+      </w:r>
+      <w:r>
+        <w:t xml:space="preserve">“Single Source Unsplittable Flows with Arc-Wise Lower and Upper Bounds.”</w:t>
+      </w:r>
+      <w:r>
+        <w:t xml:space="preserve"> </w:t>
+      </w:r>
+      <w:r>
+        <w:rPr>
+          <w:i/>
+          <w:iCs/>
+        </w:rPr>
+        <w:t xml:space="preserve">Mathematical Programming</w:t>
+      </w:r>
+      <w:r>
+        <w:t xml:space="preserve"> </w:t>
+      </w:r>
+      <w:r>
+        <w:t xml:space="preserve">192: 697–720.</w:t>
+      </w:r>
+      <w:r>
+        <w:t xml:space="preserve"> </w:t>
+      </w:r>
+      <w:hyperlink r:id="rId154">
+        <w:r>
+          <w:rPr>
+            <w:rStyle w:val="Hyperlink"/>
+          </w:rPr>
+          <w:t xml:space="preserve">https://doi.org/10.1007/s10107-021-01704-4</w:t>
+        </w:r>
+      </w:hyperlink>
+      <w:r>
+        <w:t xml:space="preserve">.</w:t>
+      </w:r>
+    </w:p>
+    <w:bookmarkEnd w:id="155"/>
+    <w:bookmarkStart w:id="157" w:name="ref-rybintranscript2026"/>
+    <w:p>
+      <w:pPr>
+        <w:pStyle w:val="Bibliography"/>
+      </w:pPr>
+      <w:r>
+        <w:t xml:space="preserve">Rybin, Dmitry. 2026a.</w:t>
+      </w:r>
+      <w:r>
+        <w:t xml:space="preserve"> </w:t>
+      </w:r>
+      <w:r>
+        <w:rPr>
+          <w:i/>
+          <w:iCs/>
+        </w:rPr>
+        <w:t xml:space="preserve">Counterexample to Dinitz Conjecture</w:t>
+      </w:r>
+      <w:r>
+        <w:t xml:space="preserve">.</w:t>
+      </w:r>
+      <w:r>
+        <w:t xml:space="preserve"> </w:t>
+      </w:r>
+      <w:hyperlink r:id="rId156">
+        <w:r>
+          <w:rPr>
+            <w:rStyle w:val="Hyperlink"/>
+          </w:rPr>
+          <w:t xml:space="preserve">Https://chatgpt.com/share/6a60b2eb-0b64-83ee-9c76-7931ca1de063</w:t>
+        </w:r>
+      </w:hyperlink>
+      <w:r>
+        <w:t xml:space="preserve">.</w:t>
+      </w:r>
+    </w:p>
+    <w:bookmarkEnd w:id="157"/>
+    <w:bookmarkStart w:id="159" w:name="ref-rybin2026"/>
+    <w:p>
+      <w:pPr>
+        <w:pStyle w:val="Bibliography"/>
+      </w:pPr>
+      <w:r>
+        <w:t xml:space="preserve">Rybin, Dmitry. 2026b.</w:t>
+      </w:r>
+      <w:r>
+        <w:t xml:space="preserve"> </w:t>
+      </w:r>
+      <w:r>
+        <w:rPr>
+          <w:i/>
+          <w:iCs/>
+        </w:rPr>
+        <w:t xml:space="preserve">Dinitz–Garg–Goemans Conjecture Is False</w:t>
+      </w:r>
+      <w:r>
+        <w:t xml:space="preserve">.</w:t>
+      </w:r>
+      <w:r>
+        <w:t xml:space="preserve"> </w:t>
+      </w:r>
+      <w:hyperlink r:id="rId158">
+        <w:r>
+          <w:rPr>
+            <w:rStyle w:val="Hyperlink"/>
+          </w:rPr>
+          <w:t xml:space="preserve">Https://x.com/DmitryRybin1/status/2079904005652893709</w:t>
+        </w:r>
+      </w:hyperlink>
+      <w:r>
+        <w:t xml:space="preserve">.</w:t>
+      </w:r>
+    </w:p>
+    <w:bookmarkEnd w:id="159"/>
+    <w:bookmarkStart w:id="161" w:name="ref-suvak2021"/>
+    <w:p>
+      <w:pPr>
+        <w:pStyle w:val="Bibliography"/>
+      </w:pPr>
+      <w:r>
+        <w:t xml:space="preserve">Şuvak, Zeynep, İ Kuban Altınel, and Necati Aras. 2021.</w:t>
+      </w:r>
+      <w:r>
+        <w:t xml:space="preserve"> </w:t>
+      </w:r>
+      <w:r>
+        <w:t xml:space="preserve">“Minimum Cost Flow Problem with Conflicts.”</w:t>
+      </w:r>
+      <w:r>
+        <w:t xml:space="preserve"> </w:t>
+      </w:r>
+      <w:r>
+        <w:rPr>
+          <w:i/>
+          <w:iCs/>
+        </w:rPr>
+        <w:t xml:space="preserve">Networks</w:t>
+      </w:r>
+      <w:r>
+        <w:t xml:space="preserve"> </w:t>
+      </w:r>
+      <w:r>
+        <w:t xml:space="preserve">78: 421–42.</w:t>
+      </w:r>
+      <w:r>
+        <w:t xml:space="preserve"> </w:t>
+      </w:r>
+      <w:hyperlink r:id="rId160">
+        <w:r>
+          <w:rPr>
+            <w:rStyle w:val="Hyperlink"/>
+          </w:rPr>
+          <w:t xml:space="preserve">https://doi.org/10.1002/net.22021</w:t>
+        </w:r>
+      </w:hyperlink>
+      <w:r>
+        <w:t xml:space="preserve">.</w:t>
+      </w:r>
+    </w:p>
+    <w:bookmarkEnd w:id="161"/>
+    <w:bookmarkStart w:id="163" w:name="ref-swamy2026"/>
+    <w:p>
+      <w:pPr>
+        <w:pStyle w:val="Bibliography"/>
+      </w:pPr>
+      <w:r>
+        <w:t xml:space="preserve">Swamy, Chaitanya, Vera Traub, Laura Vargas Koch, and Rico Zenklusen. 2026.</w:t>
+      </w:r>
+      <w:r>
+        <w:t xml:space="preserve"> </w:t>
+      </w:r>
+      <w:r>
+        <w:t xml:space="preserve">“Unsplittable Cost Flows from Unweighted Error-Bounded Variants.”</w:t>
+      </w:r>
+      <w:r>
+        <w:t xml:space="preserve"> </w:t>
+      </w:r>
+      <w:r>
+        <w:rPr>
+          <w:i/>
+          <w:iCs/>
+        </w:rPr>
+        <w:t xml:space="preserve">Proceedings of the 2026 SIAM Symposium on Simplicity in Algorithms</w:t>
+      </w:r>
+      <w:r>
+        <w:t xml:space="preserve">, 512–23.</w:t>
+      </w:r>
+      <w:r>
+        <w:t xml:space="preserve"> </w:t>
+      </w:r>
+      <w:hyperlink r:id="rId162">
+        <w:r>
+          <w:rPr>
+            <w:rStyle w:val="Hyperlink"/>
+          </w:rPr>
+          <w:t xml:space="preserve">https://doi.org/10.1137/1.9781611978964.42</w:t>
+        </w:r>
+      </w:hyperlink>
+      <w:r>
+        <w:t xml:space="preserve">.</w:t>
+      </w:r>
+    </w:p>
+    <w:bookmarkEnd w:id="163"/>
+    <w:bookmarkStart w:id="165" w:name="ref-traub2026"/>
+    <w:p>
+      <w:pPr>
+        <w:pStyle w:val="Bibliography"/>
+      </w:pPr>
+      <w:r>
+        <w:t xml:space="preserve">Traub, Vera, Laura Vargas Koch, and Rico Zenklusen. 2026.</w:t>
+      </w:r>
+      <w:r>
+        <w:t xml:space="preserve"> </w:t>
+      </w:r>
+      <w:r>
+        <w:t xml:space="preserve">“Single-Source Unsplittable Flows in Planar and Bounded-Genus Graphs.”</w:t>
+      </w:r>
+      <w:r>
+        <w:t xml:space="preserve"> </w:t>
+      </w:r>
+      <w:r>
+        <w:rPr>
+          <w:i/>
+          <w:iCs/>
+        </w:rPr>
+        <w:t xml:space="preserve">Mathematical Programming</w:t>
+      </w:r>
+      <w:r>
+        <w:t xml:space="preserve">, ahead of print.</w:t>
+      </w:r>
+      <w:r>
+        <w:t xml:space="preserve"> </w:t>
+      </w:r>
+      <w:hyperlink r:id="rId164">
+        <w:r>
+          <w:rPr>
+            <w:rStyle w:val="Hyperlink"/>
+          </w:rPr>
+          <w:t xml:space="preserve">https://doi.org/10.1007/s10107-026-02365-x</w:t>
+        </w:r>
+      </w:hyperlink>
+      <w:r>
+        <w:t xml:space="preserve">.</w:t>
+      </w:r>
+    </w:p>
+    <w:bookmarkEnd w:id="165"/>
+    <w:bookmarkEnd w:id="166"/>
+    <w:bookmarkEnd w:id="167"/>
     <w:sectPr>
-      <w:footerReference w:type="default" r:id="rId10"/>
+      <w:footerReference r:id="rId10" w:type="default"/>
       <w:footnotePr>
         <w:numRestart w:val="eachSect"/>
       </w:footnotePr>
-      <w:pgSz w:w="12240" w:h="15840"/>
-      <w:pgMar w:top="1440" w:right="1440" w:bottom="1440" w:left="1440" w:header="708" w:footer="708"/>
+      <w:pgSz w:h="15840" w:w="12240"/>
+      <w:pgMar w:bottom="1440" w:footer="708" w:header="708" w:left="1440" w:right="1440" w:top="1440"/>
     </w:sectPr>
   </w:body>
 </w:document>
@@ -10851,6 +11078,9 @@
   <w:num w:numId="1003">
     <w:abstractNumId w:val="991"/>
   </w:num>
+  <w:num w:numId="1004">
+    <w:abstractNumId w:val="991"/>
+  </w:num>
 </w:numbering>
 </file>
 
@@ -10876,7 +11106,7 @@
     <w:name w:val="Normal"/>
     <w:qFormat/>
     <w:pPr>
-      <w:spacing w:before="0" w:after="100" w:line="276" w:lineRule="auto"/>
+      <w:spacing w:after="100" w:before="0" w:line="276" w:lineRule="auto"/>
       <w:jc w:val="both"/>
     </w:pPr>
     <w:rPr>
@@ -10906,7 +11136,7 @@
     <w:next w:val="BodyText"/>
     <w:qFormat/>
     <w:pPr>
-      <w:spacing w:before="0" w:after="100" w:line="276" w:lineRule="auto"/>
+      <w:spacing w:after="100" w:before="0" w:line="276" w:lineRule="auto"/>
       <w:jc w:val="both"/>
     </w:pPr>
     <w:rPr>
@@ -10933,12 +11163,12 @@
     <w:rsid w:val="00A10FD9"/>
     <w:pPr>
       <w:keepNext/>
-      <w:spacing w:after="160" w:line="240" w:lineRule="auto" w:before="0"/>
+      <w:spacing w:after="160" w:before="0" w:line="240" w:lineRule="auto"/>
       <w:contextualSpacing/>
       <w:jc w:val="center"/>
     </w:pPr>
     <w:rPr>
-      <w:rFonts w:asciiTheme="majorHAnsi" w:cstheme="majorBidi" w:eastAsiaTheme="majorEastAsia" w:hAnsiTheme="majorHAnsi" w:ascii="Times New Roman" w:hAnsi="Times New Roman"/>
+      <w:rFonts w:ascii="Times New Roman" w:asciiTheme="majorHAnsi" w:cstheme="majorBidi" w:eastAsiaTheme="majorEastAsia" w:hAnsi="Times New Roman" w:hAnsiTheme="majorHAnsi"/>
       <w:b/>
       <w:color w:val="181818"/>
       <w:sz w:val="40"/>
@@ -10999,7 +11229,7 @@
     <w:pPr>
       <w:keepNext/>
       <w:keepLines/>
-      <w:spacing w:before="0" w:after="80" w:line="240" w:lineRule="auto"/>
+      <w:spacing w:after="80" w:before="0" w:line="240" w:lineRule="auto"/>
       <w:jc w:val="center"/>
     </w:pPr>
     <w:rPr>
@@ -11018,7 +11248,7 @@
     <w:pPr>
       <w:keepNext/>
       <w:keepLines/>
-      <w:spacing w:before="0" w:after="80" w:line="240" w:lineRule="auto"/>
+      <w:spacing w:after="80" w:before="0" w:line="240" w:lineRule="auto"/>
       <w:jc w:val="center"/>
     </w:pPr>
     <w:rPr>
@@ -11072,7 +11302,11 @@
     <w:basedOn w:val="Normal"/>
     <w:next w:val="Bibliography"/>
     <w:qFormat/>
-    <w:pPr/>
+    <w:pPr>
+      <w:spacing w:after="100"/>
+      <w:ind w:left="360" w:hanging="360"/>
+      <w:jc w:val="left"/>
+    </w:pPr>
     <w:rPr/>
   </w:style>
   <w:style w:styleId="Heading1" w:type="paragraph">
@@ -11090,7 +11324,7 @@
       <w:outlineLvl w:val="0"/>
     </w:pPr>
     <w:rPr>
-      <w:rFonts w:asciiTheme="majorHAnsi" w:cstheme="majorBidi" w:eastAsiaTheme="majorEastAsia" w:hAnsiTheme="majorHAnsi" w:ascii="Times New Roman" w:hAnsi="Times New Roman"/>
+      <w:rFonts w:ascii="Times New Roman" w:asciiTheme="majorHAnsi" w:cstheme="majorBidi" w:eastAsiaTheme="majorEastAsia" w:hAnsi="Times New Roman" w:hAnsiTheme="majorHAnsi"/>
       <w:b/>
       <w:i w:val="0"/>
       <w:color w:val="181818"/>
@@ -11115,7 +11349,7 @@
       <w:outlineLvl w:val="1"/>
     </w:pPr>
     <w:rPr>
-      <w:rFonts w:asciiTheme="majorHAnsi" w:cstheme="majorBidi" w:eastAsiaTheme="majorEastAsia" w:hAnsiTheme="majorHAnsi" w:ascii="Times New Roman" w:hAnsi="Times New Roman"/>
+      <w:rFonts w:ascii="Times New Roman" w:asciiTheme="majorHAnsi" w:cstheme="majorBidi" w:eastAsiaTheme="majorEastAsia" w:hAnsi="Times New Roman" w:hAnsiTheme="majorHAnsi"/>
       <w:b/>
       <w:i w:val="0"/>
       <w:color w:val="181818"/>
@@ -11140,7 +11374,7 @@
       <w:outlineLvl w:val="2"/>
     </w:pPr>
     <w:rPr>
-      <w:rFonts w:cstheme="majorBidi" w:eastAsiaTheme="majorEastAsia" w:ascii="Times New Roman" w:hAnsi="Times New Roman"/>
+      <w:rFonts w:ascii="Times New Roman" w:cstheme="majorBidi" w:eastAsiaTheme="majorEastAsia" w:hAnsi="Times New Roman"/>
       <w:b/>
       <w:i/>
       <w:color w:val="181818"/>
@@ -11559,13 +11793,13 @@
       <w:color w:themeColor="accent1" w:themeShade="BF" w:val="365F91"/>
     </w:rPr>
   </w:style>
-  <w:style w:type="paragraph" w:customStyle="1" w:styleId="SourceCode">
+  <w:style w:customStyle="1" w:styleId="SourceCode" w:type="paragraph">
     <w:name w:val="Source Code"/>
     <w:basedOn w:val="Normal"/>
     <w:link w:val="VerbatimChar"/>
     <w:pPr>
       <w:wordWrap w:val="off"/>
-      <w:spacing w:before="80" w:after="120" w:line="240" w:lineRule="auto"/>
+      <w:spacing w:after="120" w:before="80" w:line="240" w:lineRule="auto"/>
       <w:ind w:left="504"/>
       <w:jc w:val="left"/>
     </w:pPr>
@@ -11575,7 +11809,7 @@
       <w:sz w:val="18"/>
     </w:rPr>
   </w:style>
-  <w:style w:type="character" w:customStyle="1" w:styleId="KeywordTok">
+  <w:style w:customStyle="1" w:styleId="KeywordTok" w:type="character">
     <w:name w:val="KeywordTok"/>
     <w:basedOn w:val="VerbatimChar"/>
     <w:rPr>
@@ -11583,77 +11817,77 @@
       <w:color w:val="007020"/>
     </w:rPr>
   </w:style>
-  <w:style w:type="character" w:customStyle="1" w:styleId="DataTypeTok">
+  <w:style w:customStyle="1" w:styleId="DataTypeTok" w:type="character">
     <w:name w:val="DataTypeTok"/>
     <w:basedOn w:val="VerbatimChar"/>
     <w:rPr>
       <w:color w:val="902000"/>
     </w:rPr>
   </w:style>
-  <w:style w:type="character" w:customStyle="1" w:styleId="DecValTok">
+  <w:style w:customStyle="1" w:styleId="DecValTok" w:type="character">
     <w:name w:val="DecValTok"/>
     <w:basedOn w:val="VerbatimChar"/>
     <w:rPr>
       <w:color w:val="40a070"/>
     </w:rPr>
   </w:style>
-  <w:style w:type="character" w:customStyle="1" w:styleId="BaseNTok">
+  <w:style w:customStyle="1" w:styleId="BaseNTok" w:type="character">
     <w:name w:val="BaseNTok"/>
     <w:basedOn w:val="VerbatimChar"/>
     <w:rPr>
       <w:color w:val="40a070"/>
     </w:rPr>
   </w:style>
-  <w:style w:type="character" w:customStyle="1" w:styleId="FloatTok">
+  <w:style w:customStyle="1" w:styleId="FloatTok" w:type="character">
     <w:name w:val="FloatTok"/>
     <w:basedOn w:val="VerbatimChar"/>
     <w:rPr>
       <w:color w:val="40a070"/>
     </w:rPr>
   </w:style>
-  <w:style w:type="character" w:customStyle="1" w:styleId="ConstantTok">
+  <w:style w:customStyle="1" w:styleId="ConstantTok" w:type="character">
     <w:name w:val="ConstantTok"/>
     <w:basedOn w:val="VerbatimChar"/>
     <w:rPr>
       <w:color w:val="880000"/>
     </w:rPr>
   </w:style>
-  <w:style w:type="character" w:customStyle="1" w:styleId="CharTok">
+  <w:style w:customStyle="1" w:styleId="CharTok" w:type="character">
     <w:name w:val="CharTok"/>
     <w:basedOn w:val="VerbatimChar"/>
     <w:rPr>
       <w:color w:val="4070a0"/>
     </w:rPr>
   </w:style>
-  <w:style w:type="character" w:customStyle="1" w:styleId="SpecialCharTok">
+  <w:style w:customStyle="1" w:styleId="SpecialCharTok" w:type="character">
     <w:name w:val="SpecialCharTok"/>
     <w:basedOn w:val="VerbatimChar"/>
     <w:rPr>
       <w:color w:val="4070a0"/>
     </w:rPr>
   </w:style>
-  <w:style w:type="character" w:customStyle="1" w:styleId="StringTok">
+  <w:style w:customStyle="1" w:styleId="StringTok" w:type="character">
     <w:name w:val="StringTok"/>
     <w:basedOn w:val="VerbatimChar"/>
     <w:rPr>
       <w:color w:val="4070a0"/>
     </w:rPr>
   </w:style>
-  <w:style w:type="character" w:customStyle="1" w:styleId="VerbatimStringTok">
+  <w:style w:customStyle="1" w:styleId="VerbatimStringTok" w:type="character">
     <w:name w:val="VerbatimStringTok"/>
     <w:basedOn w:val="VerbatimChar"/>
     <w:rPr>
       <w:color w:val="4070a0"/>
     </w:rPr>
   </w:style>
-  <w:style w:type="character" w:customStyle="1" w:styleId="SpecialStringTok">
+  <w:style w:customStyle="1" w:styleId="SpecialStringTok" w:type="character">
     <w:name w:val="SpecialStringTok"/>
     <w:basedOn w:val="VerbatimChar"/>
     <w:rPr>
       <w:color w:val="bb6688"/>
     </w:rPr>
   </w:style>
-  <w:style w:type="character" w:customStyle="1" w:styleId="ImportTok">
+  <w:style w:customStyle="1" w:styleId="ImportTok" w:type="character">
     <w:name w:val="ImportTok"/>
     <w:basedOn w:val="VerbatimChar"/>
     <w:rPr>
@@ -11661,7 +11895,7 @@
       <w:color w:val="008000"/>
     </w:rPr>
   </w:style>
-  <w:style w:type="character" w:customStyle="1" w:styleId="CommentTok">
+  <w:style w:customStyle="1" w:styleId="CommentTok" w:type="character">
     <w:name w:val="CommentTok"/>
     <w:basedOn w:val="VerbatimChar"/>
     <w:rPr>
@@ -11669,7 +11903,7 @@
       <w:color w:val="60a0b0"/>
     </w:rPr>
   </w:style>
-  <w:style w:type="character" w:customStyle="1" w:styleId="DocumentationTok">
+  <w:style w:customStyle="1" w:styleId="DocumentationTok" w:type="character">
     <w:name w:val="DocumentationTok"/>
     <w:basedOn w:val="VerbatimChar"/>
     <w:rPr>
@@ -11677,7 +11911,7 @@
       <w:color w:val="ba2121"/>
     </w:rPr>
   </w:style>
-  <w:style w:type="character" w:customStyle="1" w:styleId="AnnotationTok">
+  <w:style w:customStyle="1" w:styleId="AnnotationTok" w:type="character">
     <w:name w:val="AnnotationTok"/>
     <w:basedOn w:val="VerbatimChar"/>
     <w:rPr>
@@ -11686,7 +11920,7 @@
       <w:color w:val="60a0b0"/>
     </w:rPr>
   </w:style>
-  <w:style w:type="character" w:customStyle="1" w:styleId="CommentVarTok">
+  <w:style w:customStyle="1" w:styleId="CommentVarTok" w:type="character">
     <w:name w:val="CommentVarTok"/>
     <w:basedOn w:val="VerbatimChar"/>
     <w:rPr>
@@ -11695,28 +11929,28 @@
       <w:color w:val="60a0b0"/>
     </w:rPr>
   </w:style>
-  <w:style w:type="character" w:customStyle="1" w:styleId="OtherTok">
+  <w:style w:customStyle="1" w:styleId="OtherTok" w:type="character">
     <w:name w:val="OtherTok"/>
     <w:basedOn w:val="VerbatimChar"/>
     <w:rPr>
       <w:color w:val="007020"/>
     </w:rPr>
   </w:style>
-  <w:style w:type="character" w:customStyle="1" w:styleId="FunctionTok">
+  <w:style w:customStyle="1" w:styleId="FunctionTok" w:type="character">
     <w:name w:val="FunctionTok"/>
     <w:basedOn w:val="VerbatimChar"/>
     <w:rPr>
       <w:color w:val="06287e"/>
     </w:rPr>
   </w:style>
-  <w:style w:type="character" w:customStyle="1" w:styleId="VariableTok">
+  <w:style w:customStyle="1" w:styleId="VariableTok" w:type="character">
     <w:name w:val="VariableTok"/>
     <w:basedOn w:val="VerbatimChar"/>
     <w:rPr>
       <w:color w:val="19177c"/>
     </w:rPr>
   </w:style>
-  <w:style w:type="character" w:customStyle="1" w:styleId="ControlFlowTok">
+  <w:style w:customStyle="1" w:styleId="ControlFlowTok" w:type="character">
     <w:name w:val="ControlFlowTok"/>
     <w:basedOn w:val="VerbatimChar"/>
     <w:rPr>
@@ -11724,45 +11958,45 @@
       <w:color w:val="007020"/>
     </w:rPr>
   </w:style>
-  <w:style w:type="character" w:customStyle="1" w:styleId="OperatorTok">
+  <w:style w:customStyle="1" w:styleId="OperatorTok" w:type="character">
     <w:name w:val="OperatorTok"/>
     <w:basedOn w:val="VerbatimChar"/>
     <w:rPr>
       <w:color w:val="666666"/>
     </w:rPr>
   </w:style>
-  <w:style w:type="character" w:customStyle="1" w:styleId="BuiltInTok">
+  <w:style w:customStyle="1" w:styleId="BuiltInTok" w:type="character">
     <w:name w:val="BuiltInTok"/>
     <w:basedOn w:val="VerbatimChar"/>
     <w:rPr>
       <w:color w:val="008000"/>
     </w:rPr>
   </w:style>
-  <w:style w:type="character" w:customStyle="1" w:styleId="ExtensionTok">
+  <w:style w:customStyle="1" w:styleId="ExtensionTok" w:type="character">
     <w:name w:val="ExtensionTok"/>
     <w:basedOn w:val="VerbatimChar"/>
     <w:rPr/>
   </w:style>
-  <w:style w:type="character" w:customStyle="1" w:styleId="PreprocessorTok">
+  <w:style w:customStyle="1" w:styleId="PreprocessorTok" w:type="character">
     <w:name w:val="PreprocessorTok"/>
     <w:basedOn w:val="VerbatimChar"/>
     <w:rPr>
       <w:color w:val="bc7a00"/>
     </w:rPr>
   </w:style>
-  <w:style w:type="character" w:customStyle="1" w:styleId="AttributeTok">
+  <w:style w:customStyle="1" w:styleId="AttributeTok" w:type="character">
     <w:name w:val="AttributeTok"/>
     <w:basedOn w:val="VerbatimChar"/>
     <w:rPr>
       <w:color w:val="7d9029"/>
     </w:rPr>
   </w:style>
-  <w:style w:type="character" w:customStyle="1" w:styleId="RegionMarkerTok">
+  <w:style w:customStyle="1" w:styleId="RegionMarkerTok" w:type="character">
     <w:name w:val="RegionMarkerTok"/>
     <w:basedOn w:val="VerbatimChar"/>
     <w:rPr/>
   </w:style>
-  <w:style w:type="character" w:customStyle="1" w:styleId="InformationTok">
+  <w:style w:customStyle="1" w:styleId="InformationTok" w:type="character">
     <w:name w:val="InformationTok"/>
     <w:basedOn w:val="VerbatimChar"/>
     <w:rPr>
@@ -11771,7 +12005,7 @@
       <w:color w:val="60a0b0"/>
     </w:rPr>
   </w:style>
-  <w:style w:type="character" w:customStyle="1" w:styleId="WarningTok">
+  <w:style w:customStyle="1" w:styleId="WarningTok" w:type="character">
     <w:name w:val="WarningTok"/>
     <w:basedOn w:val="VerbatimChar"/>
     <w:rPr>
@@ -11780,7 +12014,7 @@
       <w:color w:val="60a0b0"/>
     </w:rPr>
   </w:style>
-  <w:style w:type="character" w:customStyle="1" w:styleId="AlertTok">
+  <w:style w:customStyle="1" w:styleId="AlertTok" w:type="character">
     <w:name w:val="AlertTok"/>
     <w:basedOn w:val="VerbatimChar"/>
     <w:rPr>
@@ -11788,7 +12022,7 @@
       <w:color w:val="ff0000"/>
     </w:rPr>
   </w:style>
-  <w:style w:type="character" w:customStyle="1" w:styleId="ErrorTok">
+  <w:style w:customStyle="1" w:styleId="ErrorTok" w:type="character">
     <w:name w:val="ErrorTok"/>
     <w:basedOn w:val="VerbatimChar"/>
     <w:rPr>
@@ -11796,7 +12030,7 @@
       <w:color w:val="ff0000"/>
     </w:rPr>
   </w:style>
-  <w:style w:type="character" w:customStyle="1" w:styleId="NormalTok">
+  <w:style w:customStyle="1" w:styleId="NormalTok" w:type="character">
     <w:name w:val="NormalTok"/>
     <w:basedOn w:val="VerbatimChar"/>
     <w:rPr/>

--- a/paper/article.docx
+++ b/paper/article.docx
@@ -11,30 +11,20 @@
           <w:b/>
           <w:bCs/>
         </w:rPr>
-        <w:t xml:space="preserve">From Rybin’s Triangle Counterexample to Universal</w:t>
+        <w:t xml:space="preserve">Independence-System Realisations in Single-Source Unsplittable Flow</w:t>
+      </w:r>
+    </w:p>
+    <w:p>
+      <w:pPr>
+        <w:pStyle w:val="Author"/>
+      </w:pPr>
+      <w:r>
+        <w:t xml:space="preserve">Koyar Afrasyab</w:t>
       </w:r>
       <w:r>
         <w:br/>
       </w:r>
-      <w:r>
-        <w:rPr>
-          <w:b/>
-          <w:bCs/>
-        </w:rPr>
-        <w:t xml:space="preserve">Independence-System Realisations in Unsplittable Flow</w:t>
-      </w:r>
-    </w:p>
-    <w:p>
-      <w:pPr>
-        <w:pStyle w:val="Author"/>
-      </w:pPr>
-      <w:r>
-        <w:t xml:space="preserve">Koyar Afrasyab</w:t>
-      </w:r>
-      <w:r>
-        <w:br/>
-      </w:r>
-      <w:hyperlink r:id="rId121">
+      <w:hyperlink r:id="rId9">
         <w:r>
           <w:rPr>
             <w:rStyle w:val="Hyperlink"/>
@@ -64,7 +54,7 @@
         <w:pStyle w:val="Abstract"/>
       </w:pPr>
       <w:r>
-        <w:t xml:space="preserve">Rybin’s recently announced seven-vertex counterexample to Goemans’ cost-preserving single-source unsplittable-flow conjecture uses additive-congestion constraints to make three zero-cost detours behave as the stable sets of a triangle. This note isolates and generalises that mechanism. We introduce a path-closed notion of realising an independence system by the zero-cost choices of primary terminals in a directed acyclic flow instance. The definition quantifies over every directed source–terminal path and therefore remains valid under prefix borrowing, suffix splicing, and hybrid routes.</w:t>
+        <w:t xml:space="preserve">Additive-congestion constraints in single-source unsplittable flow can enforce stable-set structure. This note isolates and generalises that mechanism. We introduce a path-closed notion of realising an independence system by the zero-cost choices of primary terminals in a directed acyclic flow instance. The definition quantifies over every directed source–terminal path and therefore remains valid under prefix borrowing, suffix splicing, and hybrid routes.</w:t>
       </w:r>
     </w:p>
     <w:p>
@@ -300,7 +290,7 @@
         <w:t xml:space="preserve">unsplittable routings using rational arithmetic.</w:t>
       </w:r>
     </w:p>
-    <w:bookmarkStart w:id="124" w:name="introduction"/>
+    <w:bookmarkStart w:id="12" w:name="introduction"/>
     <w:p>
       <w:pPr>
         <w:pStyle w:val="Heading1"/>
@@ -399,7 +389,7 @@
         </m:r>
       </m:oMath>
       <w:r>
-        <w:t xml:space="preserve">. The machine-readable copy in this repository is a reproduction of that instance, not an original construction of this article. Our independent exact verifier derives all six source–terminal paths from the arc list and checks all eight routings. The announcement is not a conventional peer-reviewed publication, but the finite certificate directly refutes the cost-preserving statement as formulated.</w:t>
+        <w:t xml:space="preserve">. The machine-readable copy in this repository is a reproduction of that instance, not an original construction of this article. Our independent exact verifier derives all six source–terminal paths from the arc list and checks all eight routings. Thus the refutation used here follows from the reproduced finite certificate and its independent exact audit, not from the authority or eventual status of the announcement.</w:t>
       </w:r>
     </w:p>
     <w:p>
@@ -407,7 +397,7 @@
         <w:pStyle w:val="BodyText"/>
       </w:pPr>
       <w:r>
-        <w:t xml:space="preserve">This article takes Rybin’s triangle mechanism as its starting point and asks a structural question: which discrete choice systems can be encoded by the additive-congestion inequalities of a single-source instance? A primary terminal is interpreted as</w:t>
+        <w:t xml:space="preserve">The certificate exhibits a triangle conflict mechanism and motivates a structural question: which discrete choice systems can be encoded by the additive-congestion inequalities of a single-source instance? A primary terminal is interpreted as</w:t>
       </w:r>
       <w:r>
         <w:t xml:space="preserve"> </w:t>
@@ -422,7 +412,7 @@
         <w:t xml:space="preserve">when it uses its unique zero-cost path. Auxiliary terminals enforce incompatibilities through ordinary shared arc loads. The central difficulty is path closure: a valid construction cannot prescribe a short menu of routes and ignore other paths that the graph itself creates. Any source prefix may combine with any reachable suffix, so a sound proof must survive all borrowed and hybrid routes.</w:t>
       </w:r>
     </w:p>
-    <w:bookmarkStart w:id="122" w:name="contributions"/>
+    <w:bookmarkStart w:id="10" w:name="contributions"/>
     <w:p>
       <w:pPr>
         <w:pStyle w:val="Heading2"/>
@@ -437,17 +427,6 @@
       </w:pPr>
       <w:r>
         <w:t xml:space="preserve">The main contributions are as follows.</w:t>
-      </w:r>
-    </w:p>
-    <w:p>
-      <w:pPr>
-        <w:numPr>
-          <w:ilvl w:val="0"/>
-          <w:numId w:val="1001"/>
-        </w:numPr>
-      </w:pPr>
-      <w:r>
-        <w:t xml:space="preserve">We independently certify Rybin’s triangle counterexample from its arc list and record its provenance explicitly.</w:t>
       </w:r>
     </w:p>
     <w:p>
@@ -482,7 +461,7 @@
         </w:numPr>
       </w:pPr>
       <w:r>
-        <w:t xml:space="preserve">We generalise the triangle mechanism with an explicit acyclic construction that strongly realises every finite loopless independence system. Its size is linear in the ground-set size plus the total incidence size of the minimal forbidden sets.</w:t>
+        <w:t xml:space="preserve">We give an explicit acyclic construction that strongly realises every finite loopless independence system. Its size is linear in the ground-set size plus the total incidence size of the minimal forbidden sets.</w:t>
       </w:r>
     </w:p>
     <w:p>
@@ -515,7 +494,7 @@
         </w:numPr>
       </w:pPr>
       <w:r>
-        <w:t xml:space="preserve">We supply an exact</w:t>
+        <w:t xml:space="preserve">We independently certify the provenance-labelled triangle instance and supply an exact</w:t>
       </w:r>
       <w:r>
         <w:t xml:space="preserve"> </w:t>
@@ -538,11 +517,11 @@
         <w:t xml:space="preserve"> </w:t>
       </w:r>
       <w:r>
-        <w:t xml:space="preserve">certificate and an all-path, all-routing verifier based solely on rational arithmetic.</w:t>
-      </w:r>
-    </w:p>
-    <w:bookmarkEnd w:id="122"/>
-    <w:bookmarkStart w:id="123" w:name="scope"/>
+        <w:t xml:space="preserve">certificate, using all-path, all-routing verifiers based solely on rational arithmetic.</w:t>
+      </w:r>
+    </w:p>
+    <w:bookmarkEnd w:id="10"/>
+    <w:bookmarkStart w:id="11" w:name="scope"/>
     <w:p>
       <w:pPr>
         <w:pStyle w:val="Heading2"/>
@@ -632,9 +611,9 @@
         <w:t xml:space="preserve">nor rules out stronger unrelated gadgets. The universal construction is elementary and closely related to standard conflict-encoding ideas. We therefore present this work as a research note and do not claim broad priority for the general mechanism absent a comprehensive expert literature review.</w:t>
       </w:r>
     </w:p>
-    <w:bookmarkEnd w:id="123"/>
-    <w:bookmarkEnd w:id="124"/>
-    <w:bookmarkStart w:id="125" w:name="related-work"/>
+    <w:bookmarkEnd w:id="11"/>
+    <w:bookmarkEnd w:id="12"/>
+    <w:bookmarkStart w:id="13" w:name="related-work"/>
     <w:p>
       <w:pPr>
         <w:pStyle w:val="Heading1"/>
@@ -666,7 +645,58 @@
         <w:t xml:space="preserve">(Morell and Skutella 2022)</w:t>
       </w:r>
       <w:r>
-        <w:t xml:space="preserve">. Traub, Vargas Koch, and Zenklusen obtained results for planar and bounded-genus graphs</w:t>
+        <w:t xml:space="preserve">. Majthoub Almoghrabi, Skutella, and Warode proved strong decomposition results for series-parallel digraphs</w:t>
+      </w:r>
+      <w:r>
+        <w:t xml:space="preserve"> </w:t>
+      </w:r>
+      <w:r>
+        <w:t xml:space="preserve">(Majthoub Almoghrabi et al. 2025)</w:t>
+      </w:r>
+      <w:r>
+        <w:t xml:space="preserve">. Swamy, Traub, Vargas Koch, and Zenklusen showed how an unweighted error-bounded variant implies a relaxed cost guarantee</w:t>
+      </w:r>
+      <w:r>
+        <w:t xml:space="preserve"> </w:t>
+      </w:r>
+      <w:r>
+        <w:t xml:space="preserve">(Swamy et al. 2026)</w:t>
+      </w:r>
+      <w:r>
+        <w:t xml:space="preserve">.</w:t>
+      </w:r>
+    </w:p>
+    <w:p>
+      <w:pPr>
+        <w:pStyle w:val="BodyText"/>
+      </w:pPr>
+      <w:r>
+        <w:t xml:space="preserve">Traub, Vargas Koch, and Zenklusen proved that planar acyclic instances admit the simultaneous upper and lower additive-</w:t>
+      </w:r>
+      <m:oMath>
+        <m:r>
+          <m:t>D</m:t>
+        </m:r>
+      </m:oMath>
+      <w:r>
+        <w:t xml:space="preserve"> </w:t>
+      </w:r>
+      <w:r>
+        <w:t xml:space="preserve">bounds without costs, and the cost-preserving conclusion with additive-</w:t>
+      </w:r>
+      <m:oMath>
+        <m:r>
+          <m:t>2</m:t>
+        </m:r>
+        <m:r>
+          <m:t>D</m:t>
+        </m:r>
+      </m:oMath>
+      <w:r>
+        <w:t xml:space="preserve"> </w:t>
+      </w:r>
+      <w:r>
+        <w:t xml:space="preserve">bounds</w:t>
       </w:r>
       <w:r>
         <w:t xml:space="preserve"> </w:t>
@@ -675,25 +705,66 @@
         <w:t xml:space="preserve">(Traub et al. 2026)</w:t>
       </w:r>
       <w:r>
-        <w:t xml:space="preserve">. Almoghrabi, Skutella, and Warode proved strong decomposition results for series-parallel digraphs</w:t>
-      </w:r>
-      <w:r>
-        <w:t xml:space="preserve"> </w:t>
-      </w:r>
-      <w:r>
-        <w:t xml:space="preserve">(Majthoub Almoghrabi et al. 2024)</w:t>
-      </w:r>
-      <w:r>
-        <w:t xml:space="preserve">. Swamy, Traub, Vargas Koch, and Zenklusen showed how an unweighted error-bounded variant implies a relaxed cost guarantee</w:t>
-      </w:r>
-      <w:r>
-        <w:t xml:space="preserve"> </w:t>
-      </w:r>
-      <w:r>
-        <w:t xml:space="preserve">(Swamy et al. 2026)</w:t>
-      </w:r>
-      <w:r>
-        <w:t xml:space="preserve">. These works predate Rybin’s July 2026 announcement and naturally describe the cost-preserving statement as a conjecture; they should not be read as evidence of its status after the counterexample appeared.</w:t>
+        <w:t xml:space="preserve">. The reproduced seven-vertex graph is itself planar: its underlying undirected graph suppresses to</w:t>
+      </w:r>
+      <w:r>
+        <w:t xml:space="preserve"> </w:t>
+      </w:r>
+      <m:oMath>
+        <m:sSub>
+          <m:e>
+            <m:r>
+              <m:t>K</m:t>
+            </m:r>
+          </m:e>
+          <m:sub>
+            <m:r>
+              <m:t>4</m:t>
+            </m:r>
+          </m:sub>
+        </m:sSub>
+      </m:oMath>
+      <w:r>
+        <w:t xml:space="preserve"> </w:t>
+      </w:r>
+      <w:r>
+        <w:t xml:space="preserve">after the three degree-two terminals are removed. The exact checker verifies this subdivision certificate. Consequently, the audited instance rules out the cost-preserving additive-</w:t>
+      </w:r>
+      <m:oMath>
+        <m:r>
+          <m:t>D</m:t>
+        </m:r>
+      </m:oMath>
+      <w:r>
+        <w:t xml:space="preserve"> </w:t>
+      </w:r>
+      <w:r>
+        <w:t xml:space="preserve">statement even for planar acyclic graphs, but it does not contradict either the cost-free additive-</w:t>
+      </w:r>
+      <m:oMath>
+        <m:r>
+          <m:t>D</m:t>
+        </m:r>
+      </m:oMath>
+      <w:r>
+        <w:t xml:space="preserve"> </w:t>
+      </w:r>
+      <w:r>
+        <w:t xml:space="preserve">theorem or the cost-preserving additive-</w:t>
+      </w:r>
+      <m:oMath>
+        <m:r>
+          <m:t>2</m:t>
+        </m:r>
+        <m:r>
+          <m:t>D</m:t>
+        </m:r>
+      </m:oMath>
+      <w:r>
+        <w:t xml:space="preserve"> </w:t>
+      </w:r>
+      <w:r>
+        <w:t xml:space="preserve">theorem.</w:t>
       </w:r>
     </w:p>
     <w:p>
@@ -701,7 +772,7 @@
         <w:pStyle w:val="BodyText"/>
       </w:pPr>
       <w:r>
-        <w:t xml:space="preserve">Rybin’s counterexample is the immediate antecedent of this note</w:t>
+        <w:t xml:space="preserve">The publicly announced triangle instance is the immediate antecedent of this note</w:t>
       </w:r>
       <w:r>
         <w:t xml:space="preserve"> </w:t>
@@ -721,7 +792,7 @@
         <w:t xml:space="preserve"> </w:t>
       </w:r>
       <w:r>
-        <w:t xml:space="preserve">bounds. Our construction replaces the nested triangle spine with one incidence resource per element–forbidden-set pair and one auxiliary demand per minimal forbidden set. In this precise sense, the universal theorem is a generalisation of the publicly announced triangle mechanism.</w:t>
+        <w:t xml:space="preserve">bounds. Our construction replaces the nested triangle spine with one incidence resource per element–forbidden-set pair and one auxiliary demand per minimal forbidden set. This attribution identifies the methodological seed; the results below concern the resulting general construction and its certificates.</w:t>
       </w:r>
     </w:p>
     <w:p>
@@ -750,8 +821,8 @@
         <w:t xml:space="preserve">. Here the forbidden system is induced internally by fractional baseline loads, auxiliary demands, and additive arc inequalities. Encoding conflicts with shared capacities is a familiar modelling pattern, so the contribution claimed here is limited to the stated path-closed construction, proof, threshold calculation, and exact certificates. A targeted search found no directly equivalent theorem, but that search is not an exhaustive priority determination.</w:t>
       </w:r>
     </w:p>
-    <w:bookmarkEnd w:id="125"/>
-    <w:bookmarkStart w:id="126" w:name="sec:model"/>
+    <w:bookmarkEnd w:id="13"/>
+    <w:bookmarkStart w:id="14" w:name="sec:model"/>
     <w:p>
       <w:pPr>
         <w:pStyle w:val="Heading1"/>
@@ -1942,8 +2013,8 @@
         </m:oMath>
       </m:oMathPara>
     </w:p>
-    <w:bookmarkEnd w:id="126"/>
-    <w:bookmarkStart w:id="133" w:name="sec:universal"/>
+    <w:bookmarkEnd w:id="14"/>
+    <w:bookmarkStart w:id="21" w:name="sec:universal"/>
     <w:p>
       <w:pPr>
         <w:pStyle w:val="Heading1"/>
@@ -1960,7 +2031,7 @@
         <w:t xml:space="preserve">We now give the construction in explicit vertex-and-arc form. This makes the acyclicity, path closure, and fractional feasibility transparent.</w:t>
       </w:r>
     </w:p>
-    <w:bookmarkStart w:id="127" w:name="construction"/>
+    <w:bookmarkStart w:id="15" w:name="construction"/>
     <w:p>
       <w:pPr>
         <w:pStyle w:val="Heading2"/>
@@ -3054,8 +3125,8 @@
         <w:t xml:space="preserve">first, order the private chain vertices from left to right, and place all primary and auxiliary terminals last.</w:t>
       </w:r>
     </w:p>
-    <w:bookmarkEnd w:id="127"/>
-    <w:bookmarkStart w:id="132" w:name="fractional-flow"/>
+    <w:bookmarkEnd w:id="15"/>
+    <w:bookmarkStart w:id="20" w:name="fractional-flow"/>
     <w:p>
       <w:pPr>
         <w:pStyle w:val="Heading2"/>
@@ -3450,7 +3521,7 @@
         <w:t xml:space="preserve">All other loads follow directly from the described path flow, so flow conservation holds at every vertex.</w:t>
       </w:r>
     </w:p>
-    <w:bookmarkStart w:id="128" w:name="lem:dominator"/>
+    <w:bookmarkStart w:id="16" w:name="lem:dominator"/>
     <w:p>
       <w:pPr>
         <w:pStyle w:val="BodyText"/>
@@ -3573,7 +3644,7 @@
         <w:t xml:space="preserve">immediately before its final exit.</w:t>
       </w:r>
     </w:p>
-    <w:bookmarkEnd w:id="128"/>
+    <w:bookmarkEnd w:id="16"/>
     <w:p>
       <w:pPr>
         <w:pStyle w:val="BodyText"/>
@@ -3847,7 +3918,7 @@
         <w:t xml:space="preserve">. A borrowed prefix may add earlier resources but cannot bypass this last one. ◻</w:t>
       </w:r>
     </w:p>
-    <w:bookmarkStart w:id="129" w:name="lem:unique"/>
+    <w:bookmarkStart w:id="17" w:name="lem:unique"/>
     <w:p>
       <w:pPr>
         <w:pStyle w:val="BodyText"/>
@@ -3907,7 +3978,7 @@
         <w:t xml:space="preserve">, its full private chain is its unique zero-cost path.</w:t>
       </w:r>
     </w:p>
-    <w:bookmarkEnd w:id="129"/>
+    <w:bookmarkEnd w:id="17"/>
     <w:p>
       <w:pPr>
         <w:pStyle w:val="BodyText"/>
@@ -3957,7 +4028,7 @@
         <w:t xml:space="preserve">path is the full chain, whose arcs all have zero cost. ◻</w:t>
       </w:r>
     </w:p>
-    <w:bookmarkStart w:id="130" w:name="thm:universal"/>
+    <w:bookmarkStart w:id="18" w:name="thm:universal"/>
     <w:p>
       <w:pPr>
         <w:pStyle w:val="BodyText"/>
@@ -4094,7 +4165,7 @@
         </m:oMath>
       </m:oMathPara>
     </w:p>
-    <w:bookmarkEnd w:id="130"/>
+    <w:bookmarkEnd w:id="18"/>
     <w:p>
       <w:pPr>
         <w:pStyle w:val="FirstParagraph"/>
@@ -4804,7 +4875,7 @@
         <w:t xml:space="preserve">There are two private vertices and a constant number of arcs per incidence, plus one terminal and a constant number of arcs per ground element or forbidden set, giving the stated size bound. ◻</w:t>
       </w:r>
     </w:p>
-    <w:bookmarkStart w:id="131" w:name="cor:graphs"/>
+    <w:bookmarkStart w:id="19" w:name="cor:graphs"/>
     <w:p>
       <w:pPr>
         <w:pStyle w:val="BodyText"/>
@@ -4833,7 +4904,7 @@
         <w:t xml:space="preserve">Every finite simple graph is strongly realisable by taking its edges as the minimal forbidden sets. More generally, every finite hypergraph independence system with no singleton forbidden hyperedge is strongly realisable.</w:t>
       </w:r>
     </w:p>
-    <w:bookmarkEnd w:id="131"/>
+    <w:bookmarkEnd w:id="19"/>
     <w:p>
       <w:pPr>
         <w:pStyle w:val="BodyText"/>
@@ -4842,9 +4913,9 @@
         <w:t xml:space="preserve">This includes complete graphs, odd holes, odd antiholes, webs, antiwebs, and minimally imperfect graphs. The point is not that these graph classes share a path-intersection representation, but that their stable sets can be encoded by ordinary load inequalities in a single-source flow instance.</w:t>
       </w:r>
     </w:p>
-    <w:bookmarkEnd w:id="132"/>
-    <w:bookmarkEnd w:id="133"/>
-    <w:bookmarkStart w:id="135" w:name="sec:cycle"/>
+    <w:bookmarkEnd w:id="20"/>
+    <w:bookmarkEnd w:id="21"/>
+    <w:bookmarkStart w:id="23" w:name="sec:cycle"/>
     <w:p>
       <w:pPr>
         <w:pStyle w:val="Heading1"/>
@@ -5602,7 +5673,7 @@
         <w:t xml:space="preserve">.</w:t>
       </w:r>
     </w:p>
-    <w:bookmarkStart w:id="134" w:name="thm:cycle"/>
+    <w:bookmarkStart w:id="22" w:name="thm:cycle"/>
     <w:p>
       <w:pPr>
         <w:pStyle w:val="BodyText"/>
@@ -5681,7 +5752,7 @@
         <w:t xml:space="preserve">.</w:t>
       </w:r>
     </w:p>
-    <w:bookmarkEnd w:id="134"/>
+    <w:bookmarkEnd w:id="22"/>
     <w:p>
       <w:pPr>
         <w:pStyle w:val="BodyText"/>
@@ -6263,8 +6334,8 @@
         </m:oMath>
       </m:oMathPara>
     </w:p>
-    <w:bookmarkEnd w:id="135"/>
-    <w:bookmarkStart w:id="137" w:name="sec:threshold"/>
+    <w:bookmarkEnd w:id="23"/>
+    <w:bookmarkStart w:id="25" w:name="sec:threshold"/>
     <w:p>
       <w:pPr>
         <w:pStyle w:val="Heading1"/>
@@ -6847,7 +6918,7 @@
         </m:oMath>
       </m:oMathPara>
     </w:p>
-    <w:bookmarkStart w:id="136" w:name="thm:threshold"/>
+    <w:bookmarkStart w:id="24" w:name="thm:threshold"/>
     <w:p>
       <w:pPr>
         <w:pStyle w:val="FirstParagraph"/>
@@ -7250,7 +7321,7 @@
         <w:t xml:space="preserve">.</w:t>
       </w:r>
     </w:p>
-    <w:bookmarkEnd w:id="136"/>
+    <w:bookmarkEnd w:id="24"/>
     <w:p>
       <w:pPr>
         <w:pStyle w:val="FirstParagraph"/>
@@ -8205,8 +8276,8 @@
         <w:t xml:space="preserve">. ◻</w:t>
       </w:r>
     </w:p>
-    <w:bookmarkEnd w:id="137"/>
-    <w:bookmarkStart w:id="138" w:name="sec:optimisation"/>
+    <w:bookmarkEnd w:id="25"/>
+    <w:bookmarkStart w:id="26" w:name="sec:optimisation"/>
     <w:p>
       <w:pPr>
         <w:pStyle w:val="Heading1"/>
@@ -8977,8 +9048,8 @@
         </m:oMath>
       </m:oMathPara>
     </w:p>
-    <w:bookmarkEnd w:id="138"/>
-    <w:bookmarkStart w:id="144" w:name="sec:c5"/>
+    <w:bookmarkEnd w:id="26"/>
+    <w:bookmarkStart w:id="32" w:name="sec:c5"/>
     <w:p>
       <w:pPr>
         <w:pStyle w:val="Heading1"/>
@@ -9081,7 +9152,7 @@
         <w:t xml:space="preserve">records the resulting parameters.</w:t>
       </w:r>
     </w:p>
-    <w:bookmarkStart w:id="139" w:name="tab:c5"/>
+    <w:bookmarkStart w:id="27" w:name="tab:c5"/>
     <w:p>
       <w:pPr>
         <w:pStyle w:val="TableCaption"/>
@@ -9460,7 +9531,7 @@
         </w:tc>
       </w:tr>
     </w:tbl>
-    <w:bookmarkEnd w:id="139"/>
+    <w:bookmarkEnd w:id="27"/>
     <w:p>
       <w:pPr>
         <w:pStyle w:val="BodyText"/>
@@ -9547,7 +9618,7 @@
         <w:t xml:space="preserve">unsplittable routings. It derives the path sets from the arc list and does not trust a prescribed decomposition.</w:t>
       </w:r>
     </w:p>
-    <w:bookmarkStart w:id="143" w:name="fig:c5"/>
+    <w:bookmarkStart w:id="31" w:name="fig:c5"/>
     <w:p>
       <w:pPr>
         <w:pStyle w:val="CaptionedFigure"/>
@@ -9555,20 +9626,20 @@
       <w:r>
         <w:drawing>
           <wp:inline>
-            <wp:extent cx="4279392" cy="6151258"/>
+            <wp:extent cx="3840480" cy="5520359"/>
             <wp:effectExtent b="0" l="0" r="0" t="0"/>
-            <wp:docPr descr="Directed acyclic C5 flow gadget with five primary chains and five auxiliary terminals." title="" id="141" name="Picture"/>
+            <wp:docPr descr="Directed acyclic C5 flow gadget with five primary chains and five auxiliary terminals." title="" id="29" name="Picture"/>
             <a:graphic>
               <a:graphicData uri="http://schemas.openxmlformats.org/drawingml/2006/picture">
                 <pic:pic>
                   <pic:nvPicPr>
-                    <pic:cNvPr descr="figures/c5.png" id="142" name="Picture"/>
+                    <pic:cNvPr descr="figures/c5.png" id="30" name="Picture"/>
                     <pic:cNvPicPr>
                       <a:picLocks noChangeArrowheads="1" noChangeAspect="1"/>
                     </pic:cNvPicPr>
                   </pic:nvPicPr>
                   <pic:blipFill>
-                    <a:blip r:embed="rId140"/>
+                    <a:blip r:embed="rId28"/>
                     <a:stretch>
                       <a:fillRect/>
                     </a:stretch>
@@ -9576,7 +9647,7 @@
                   <pic:spPr bwMode="auto">
                     <a:xfrm>
                       <a:off x="0" y="0"/>
-                      <a:ext cx="4279392" cy="6151258"/>
+                      <a:ext cx="3840480" cy="5520359"/>
                     </a:xfrm>
                     <a:prstGeom prst="rect">
                       <a:avLst/>
@@ -9716,7 +9787,7 @@
         <w:t xml:space="preserve">.</w:t>
       </w:r>
     </w:p>
-    <w:bookmarkEnd w:id="143"/>
+    <w:bookmarkEnd w:id="31"/>
     <w:p>
       <w:pPr>
         <w:pStyle w:val="BodyText"/>
@@ -10077,8 +10148,8 @@
         <w:t xml:space="preserve">, while the universal and odd-cycle theorems are symbolic.</w:t>
       </w:r>
     </w:p>
-    <w:bookmarkEnd w:id="144"/>
-    <w:bookmarkStart w:id="145" w:name="discussion-and-limitations"/>
+    <w:bookmarkEnd w:id="32"/>
+    <w:bookmarkStart w:id="33" w:name="discussion-and-limitations"/>
     <w:p>
       <w:pPr>
         <w:pStyle w:val="Heading1"/>
@@ -10092,7 +10163,7 @@
         <w:pStyle w:val="FirstParagraph"/>
       </w:pPr>
       <w:r>
-        <w:t xml:space="preserve">Starting from Rybin’s triangle counterexample, the universal construction shows that additive load inequalities can encode arbitrary finite independence systems, provided singleton selection remains feasible. This expressive power comes from three ingredients: a private zero-cost chain for each decision, an incidence resource for each participation in a minimal obstruction, and an auxiliary unit demand for each obstruction. The exit-dominator property makes the mechanism robust to path splicing.</w:t>
+        <w:t xml:space="preserve">The universal construction shows that additive load inequalities can encode arbitrary finite independence systems, provided singleton selection remains feasible. This expressive power comes from three ingredients: a private zero-cost chain for each decision, an incidence resource for each participation in a minimal obstruction, and an auxiliary unit demand for each obstruction. The exit-dominator property makes the mechanism robust to path splicing.</w:t>
       </w:r>
     </w:p>
     <w:p>
@@ -10145,8 +10216,8 @@
         <w:t xml:space="preserve">boundary. The family therefore supplies a structural generalisation and a scoped calculation rather than a stronger counterexample. The construction is short and the underlying conflict-encoding idea may be folklore; no claim of definitive novelty or flagship scope is made. Finally, the general proof has not been formalised in a proof assistant. The exact scripts machine-check the finite certificates and rational identities, while the universal theorem remains a conventional mathematical proof.</w:t>
       </w:r>
     </w:p>
-    <w:bookmarkEnd w:id="145"/>
-    <w:bookmarkStart w:id="146" w:name="conclusion"/>
+    <w:bookmarkEnd w:id="33"/>
+    <w:bookmarkStart w:id="34" w:name="conclusion"/>
     <w:p>
       <w:pPr>
         <w:pStyle w:val="Heading1"/>
@@ -10160,7 +10231,7 @@
         <w:pStyle w:val="FirstParagraph"/>
       </w:pPr>
       <w:r>
-        <w:t xml:space="preserve">Rybin’s triangle counterexample reveals that additive-congestion inequalities can enforce a stable-set obstruction. This note generalises that mechanism: every finite loopless independence system can be embedded into the cheap-choice structure of an acyclic single-source unsplittable-flow instance in a manner closed under all actual graph paths. Odd cycles turn the qualitative construction into a scoped cost-congestion calculation, and the</w:t>
+        <w:t xml:space="preserve">Additive-congestion inequalities can enforce a stable-set obstruction: every finite loopless independence system can be embedded into the cheap-choice structure of an acyclic single-source unsplittable-flow instance in a manner closed under all actual graph paths. Odd cycles turn the qualitative construction into a scoped cost-congestion calculation, and the</w:t>
       </w:r>
       <w:r>
         <w:t xml:space="preserve"> </w:t>
@@ -10194,8 +10265,8 @@
         <w:t xml:space="preserve">The construction suggests two natural directions. First, one may seek compressed gadgets for structured forbidden systems. Second, one may investigate which additional graph restrictions—planarity, bounded genus, bounded treewidth, or series-parallel structure—limit the independence systems that can be realised and thereby constrain cost-congestion lower bounds.</w:t>
       </w:r>
     </w:p>
-    <w:bookmarkEnd w:id="146"/>
-    <w:bookmarkStart w:id="147" w:name="reproducibility-protocol"/>
+    <w:bookmarkEnd w:id="34"/>
+    <w:bookmarkStart w:id="54" w:name="reproducibility-protocol"/>
     <w:p>
       <w:pPr>
         <w:pStyle w:val="Heading1"/>
@@ -10295,18 +10366,8 @@
         <w:t xml:space="preserve">, and runs adversarial mutation tests. It requires no third-party Python package.</w:t>
       </w:r>
     </w:p>
-    <w:bookmarkEnd w:id="147"/>
-    <w:bookmarkStart w:id="167" w:name="bibliography"/>
-    <w:p>
-      <w:pPr>
-        <w:pStyle w:val="Heading1"/>
-      </w:pPr>
-      <w:r>
-        <w:t xml:space="preserve">References</w:t>
-      </w:r>
-    </w:p>
-    <w:bookmarkStart w:id="166" w:name="refs"/>
-    <w:bookmarkStart w:id="149" w:name="ref-dgg1999"/>
+    <w:bookmarkStart w:id="53" w:name="refs"/>
+    <w:bookmarkStart w:id="36" w:name="ref-dgg1999"/>
     <w:p>
       <w:pPr>
         <w:pStyle w:val="Bibliography"/>
@@ -10339,7 +10400,7 @@
       <w:r>
         <w:t xml:space="preserve"> </w:t>
       </w:r>
-      <w:hyperlink r:id="rId148">
+      <w:hyperlink r:id="rId35">
         <w:r>
           <w:rPr>
             <w:rStyle w:val="Hyperlink"/>
@@ -10351,8 +10412,8 @@
         <w:t xml:space="preserve">.</w:t>
       </w:r>
     </w:p>
-    <w:bookmarkEnd w:id="149"/>
-    <w:bookmarkStart w:id="151" w:name="ref-golumbic1985"/>
+    <w:bookmarkEnd w:id="36"/>
+    <w:bookmarkStart w:id="38" w:name="ref-golumbic1985"/>
     <w:p>
       <w:pPr>
         <w:pStyle w:val="Bibliography"/>
@@ -10385,7 +10446,7 @@
       <w:r>
         <w:t xml:space="preserve"> </w:t>
       </w:r>
-      <w:hyperlink r:id="rId150">
+      <w:hyperlink r:id="rId37">
         <w:r>
           <w:rPr>
             <w:rStyle w:val="Hyperlink"/>
@@ -10397,14 +10458,20 @@
         <w:t xml:space="preserve">.</w:t>
       </w:r>
     </w:p>
-    <w:bookmarkEnd w:id="151"/>
-    <w:bookmarkStart w:id="153" w:name="ref-almoghrabi2024"/>
+    <w:bookmarkEnd w:id="38"/>
+    <w:bookmarkStart w:id="40" w:name="ref-almoghrabi2025"/>
     <w:p>
       <w:pPr>
         <w:pStyle w:val="Bibliography"/>
       </w:pPr>
       <w:r>
-        <w:t xml:space="preserve">Majthoub Almoghrabi, Mohammad, Martin Skutella, and Philipp Warode. 2024.</w:t>
+        <w:t xml:space="preserve">Majthoub Almoghrabi, Mohammed, Martin Skutella, and Philipp Warode. 2025.</w:t>
+      </w:r>
+      <w:r>
+        <w:t xml:space="preserve"> </w:t>
+      </w:r>
+      <w:r>
+        <w:t xml:space="preserve">“Integer and Unsplittable Multiflows in Series-Parallel Digraphs.”</w:t>
       </w:r>
       <w:r>
         <w:t xml:space="preserve"> </w:t>
@@ -10414,34 +10481,34 @@
           <w:i/>
           <w:iCs/>
         </w:rPr>
-        <w:t xml:space="preserve">Integer and Unsplittable Multiflows in Series-Parallel Digraphs</w:t>
-      </w:r>
-      <w:r>
-        <w:t xml:space="preserve">.</w:t>
-      </w:r>
-      <w:r>
-        <w:t xml:space="preserve"> </w:t>
-      </w:r>
-      <w:hyperlink r:id="rId152">
+        <w:t xml:space="preserve">Integer Programming and Combinatorial Optimization</w:t>
+      </w:r>
+      <w:r>
+        <w:t xml:space="preserve">, Lecture notes in computer science, vol. 15620: 427–41.</w:t>
+      </w:r>
+      <w:r>
+        <w:t xml:space="preserve"> </w:t>
+      </w:r>
+      <w:hyperlink r:id="rId39">
         <w:r>
           <w:rPr>
             <w:rStyle w:val="Hyperlink"/>
           </w:rPr>
-          <w:t xml:space="preserve">https://arxiv.org/abs/2412.05182</w:t>
+          <w:t xml:space="preserve">https://doi.org/10.1007/978-3-031-93112-3_31</w:t>
         </w:r>
       </w:hyperlink>
       <w:r>
         <w:t xml:space="preserve">.</w:t>
       </w:r>
     </w:p>
-    <w:bookmarkEnd w:id="153"/>
-    <w:bookmarkStart w:id="155" w:name="ref-morell2022"/>
+    <w:bookmarkEnd w:id="40"/>
+    <w:bookmarkStart w:id="42" w:name="ref-morell2022"/>
     <w:p>
       <w:pPr>
         <w:pStyle w:val="Bibliography"/>
       </w:pPr>
       <w:r>
-        <w:t xml:space="preserve">Morell, Samuel, and Martin Skutella. 2022.</w:t>
+        <w:t xml:space="preserve">Morell, Sarah, and Martin Skutella. 2022.</w:t>
       </w:r>
       <w:r>
         <w:t xml:space="preserve"> </w:t>
@@ -10463,12 +10530,12 @@
         <w:t xml:space="preserve"> </w:t>
       </w:r>
       <w:r>
-        <w:t xml:space="preserve">192: 697–720.</w:t>
-      </w:r>
-      <w:r>
-        <w:t xml:space="preserve"> </w:t>
-      </w:r>
-      <w:hyperlink r:id="rId154">
+        <w:t xml:space="preserve">192 (1): 477–96.</w:t>
+      </w:r>
+      <w:r>
+        <w:t xml:space="preserve"> </w:t>
+      </w:r>
+      <w:hyperlink r:id="rId41">
         <w:r>
           <w:rPr>
             <w:rStyle w:val="Hyperlink"/>
@@ -10480,8 +10547,8 @@
         <w:t xml:space="preserve">.</w:t>
       </w:r>
     </w:p>
-    <w:bookmarkEnd w:id="155"/>
-    <w:bookmarkStart w:id="157" w:name="ref-rybintranscript2026"/>
+    <w:bookmarkEnd w:id="42"/>
+    <w:bookmarkStart w:id="44" w:name="ref-rybintranscript2026"/>
     <w:p>
       <w:pPr>
         <w:pStyle w:val="Bibliography"/>
@@ -10505,7 +10572,7 @@
       <w:r>
         <w:t xml:space="preserve"> </w:t>
       </w:r>
-      <w:hyperlink r:id="rId156">
+      <w:hyperlink r:id="rId43">
         <w:r>
           <w:rPr>
             <w:rStyle w:val="Hyperlink"/>
@@ -10517,8 +10584,8 @@
         <w:t xml:space="preserve">.</w:t>
       </w:r>
     </w:p>
-    <w:bookmarkEnd w:id="157"/>
-    <w:bookmarkStart w:id="159" w:name="ref-rybin2026"/>
+    <w:bookmarkEnd w:id="44"/>
+    <w:bookmarkStart w:id="46" w:name="ref-rybin2026"/>
     <w:p>
       <w:pPr>
         <w:pStyle w:val="Bibliography"/>
@@ -10542,7 +10609,7 @@
       <w:r>
         <w:t xml:space="preserve"> </w:t>
       </w:r>
-      <w:hyperlink r:id="rId158">
+      <w:hyperlink r:id="rId45">
         <w:r>
           <w:rPr>
             <w:rStyle w:val="Hyperlink"/>
@@ -10554,8 +10621,8 @@
         <w:t xml:space="preserve">.</w:t>
       </w:r>
     </w:p>
-    <w:bookmarkEnd w:id="159"/>
-    <w:bookmarkStart w:id="161" w:name="ref-suvak2021"/>
+    <w:bookmarkEnd w:id="46"/>
+    <w:bookmarkStart w:id="48" w:name="ref-suvak2021"/>
     <w:p>
       <w:pPr>
         <w:pStyle w:val="Bibliography"/>
@@ -10588,7 +10655,7 @@
       <w:r>
         <w:t xml:space="preserve"> </w:t>
       </w:r>
-      <w:hyperlink r:id="rId160">
+      <w:hyperlink r:id="rId47">
         <w:r>
           <w:rPr>
             <w:rStyle w:val="Hyperlink"/>
@@ -10600,8 +10667,8 @@
         <w:t xml:space="preserve">.</w:t>
       </w:r>
     </w:p>
-    <w:bookmarkEnd w:id="161"/>
-    <w:bookmarkStart w:id="163" w:name="ref-swamy2026"/>
+    <w:bookmarkEnd w:id="48"/>
+    <w:bookmarkStart w:id="50" w:name="ref-swamy2026"/>
     <w:p>
       <w:pPr>
         <w:pStyle w:val="Bibliography"/>
@@ -10631,7 +10698,7 @@
       <w:r>
         <w:t xml:space="preserve"> </w:t>
       </w:r>
-      <w:hyperlink r:id="rId162">
+      <w:hyperlink r:id="rId49">
         <w:r>
           <w:rPr>
             <w:rStyle w:val="Hyperlink"/>
@@ -10643,8 +10710,8 @@
         <w:t xml:space="preserve">.</w:t>
       </w:r>
     </w:p>
-    <w:bookmarkEnd w:id="163"/>
-    <w:bookmarkStart w:id="165" w:name="ref-traub2026"/>
+    <w:bookmarkEnd w:id="50"/>
+    <w:bookmarkStart w:id="52" w:name="ref-traub2026"/>
     <w:p>
       <w:pPr>
         <w:pStyle w:val="Bibliography"/>
@@ -10674,7 +10741,7 @@
       <w:r>
         <w:t xml:space="preserve"> </w:t>
       </w:r>
-      <w:hyperlink r:id="rId164">
+      <w:hyperlink r:id="rId51">
         <w:r>
           <w:rPr>
             <w:rStyle w:val="Hyperlink"/>
@@ -10686,16 +10753,13 @@
         <w:t xml:space="preserve">.</w:t>
       </w:r>
     </w:p>
-    <w:bookmarkEnd w:id="165"/>
-    <w:bookmarkEnd w:id="166"/>
-    <w:bookmarkEnd w:id="167"/>
+    <w:bookmarkEnd w:id="52"/>
+    <w:bookmarkEnd w:id="53"/>
+    <w:bookmarkEnd w:id="54"/>
     <w:sectPr>
-      <w:footerReference r:id="rId10" w:type="default"/>
       <w:footnotePr>
         <w:numRestart w:val="eachSect"/>
       </w:footnotePr>
-      <w:pgSz w:h="15840" w:w="12240"/>
-      <w:pgMar w:bottom="1440" w:footer="708" w:header="708" w:left="1440" w:right="1440" w:top="1440"/>
     </w:sectPr>
   </w:body>
 </w:document>
@@ -10703,28 +10767,6 @@
 
 <file path=word/comments.xml><?xml version="1.0" encoding="utf-8"?>
 <w:comments xmlns:w="http://schemas.openxmlformats.org/wordprocessingml/2006/main" xmlns:m="http://schemas.openxmlformats.org/officeDocument/2006/math" xmlns:r="http://schemas.openxmlformats.org/officeDocument/2006/relationships" xmlns:o="urn:schemas-microsoft-com:office:office" xmlns:v="urn:schemas-microsoft-com:vml" xmlns:w10="urn:schemas-microsoft-com:office:word" xmlns:a="http://schemas.openxmlformats.org/drawingml/2006/main" xmlns:pic="http://schemas.openxmlformats.org/drawingml/2006/picture" xmlns:wp="http://schemas.openxmlformats.org/drawingml/2006/wordprocessingDrawing"/>
-</file>
-
-<file path=word/footer1.xml><?xml version="1.0" encoding="utf-8"?>
-<w:ftr xmlns:m="http://schemas.openxmlformats.org/officeDocument/2006/math" xmlns:mc="http://schemas.openxmlformats.org/markup-compatibility/2006" xmlns:mo="http://schemas.microsoft.com/office/mac/office/2008/main" xmlns:mv="urn:schemas-microsoft-com:mac:vml" xmlns:o="urn:schemas-microsoft-com:office:office" xmlns:r="http://schemas.openxmlformats.org/officeDocument/2006/relationships" xmlns:v="urn:schemas-microsoft-com:vml" xmlns:w10="urn:schemas-microsoft-com:office:word" xmlns:w14="http://schemas.microsoft.com/office/word/2010/wordml" xmlns:w="http://schemas.openxmlformats.org/wordprocessingml/2006/main" xmlns:wne="http://schemas.microsoft.com/office/word/2006/wordml" xmlns:wp14="http://schemas.microsoft.com/office/word/2010/wordprocessingDrawing" xmlns:wp="http://schemas.openxmlformats.org/drawingml/2006/wordprocessingDrawing" xmlns:wpc="http://schemas.microsoft.com/office/word/2010/wordprocessingCanvas" xmlns:wpg="http://schemas.microsoft.com/office/word/2010/wordprocessingGroup" xmlns:wpi="http://schemas.microsoft.com/office/word/2010/wordprocessingInk" xmlns:wps="http://schemas.microsoft.com/office/word/2010/wordprocessingShape" mc:Ignorable="w14 wp14">
-  <w:p>
-    <w:pPr>
-      <w:jc w:val="center"/>
-    </w:pPr>
-    <w:r>
-      <w:rPr>
-        <w:rFonts w:ascii="Times New Roman" w:hAnsi="Times New Roman"/>
-        <w:color w:val="555555"/>
-        <w:sz w:val="18"/>
-      </w:rPr>
-      <w:fldChar w:fldCharType="begin"/>
-      <w:instrText xml:space="preserve"> PAGE </w:instrText>
-      <w:fldChar w:fldCharType="separate"/>
-      <w:t>1</w:t>
-      <w:fldChar w:fldCharType="end"/>
-    </w:r>
-  </w:p>
-</w:ftr>
 </file>
 
 <file path=word/footnotes.xml><?xml version="1.0" encoding="utf-8"?>
@@ -11105,15 +11147,6 @@
   <w:style w:default="1" w:styleId="Normal" w:type="paragraph">
     <w:name w:val="Normal"/>
     <w:qFormat/>
-    <w:pPr>
-      <w:spacing w:after="100" w:before="0" w:line="276" w:lineRule="auto"/>
-      <w:jc w:val="both"/>
-    </w:pPr>
-    <w:rPr>
-      <w:rFonts w:ascii="Times New Roman" w:hAnsi="Times New Roman"/>
-      <w:color w:val="181818"/>
-      <w:sz w:val="21"/>
-    </w:rPr>
   </w:style>
   <w:style w:styleId="BodyText" w:type="paragraph">
     <w:name w:val="Body Text"/>
@@ -11121,29 +11154,14 @@
     <w:link w:val="BodyTextChar"/>
     <w:qFormat/>
     <w:pPr>
-      <w:spacing w:after="100" w:before="0" w:line="276" w:lineRule="auto"/>
-      <w:jc w:val="both"/>
+      <w:spacing w:after="180" w:before="180"/>
     </w:pPr>
-    <w:rPr>
-      <w:rFonts w:ascii="Times New Roman" w:hAnsi="Times New Roman"/>
-      <w:color w:val="181818"/>
-      <w:sz w:val="21"/>
-    </w:rPr>
   </w:style>
   <w:style w:customStyle="1" w:styleId="FirstParagraph" w:type="paragraph">
     <w:name w:val="First Paragraph"/>
     <w:basedOn w:val="BodyText"/>
     <w:next w:val="BodyText"/>
     <w:qFormat/>
-    <w:pPr>
-      <w:spacing w:after="100" w:before="0" w:line="276" w:lineRule="auto"/>
-      <w:jc w:val="both"/>
-    </w:pPr>
-    <w:rPr>
-      <w:rFonts w:ascii="Times New Roman" w:hAnsi="Times New Roman"/>
-      <w:color w:val="181818"/>
-      <w:sz w:val="21"/>
-    </w:rPr>
   </w:style>
   <w:style w:customStyle="1" w:styleId="Compact" w:type="paragraph">
     <w:name w:val="Compact"/>
@@ -11162,16 +11180,13 @@
     <w:qFormat/>
     <w:rsid w:val="00A10FD9"/>
     <w:pPr>
-      <w:keepNext/>
-      <w:spacing w:after="160" w:before="0" w:line="240" w:lineRule="auto"/>
+      <w:spacing w:after="80" w:line="240" w:lineRule="auto"/>
       <w:contextualSpacing/>
       <w:jc w:val="center"/>
     </w:pPr>
     <w:rPr>
-      <w:rFonts w:ascii="Times New Roman" w:asciiTheme="majorHAnsi" w:cstheme="majorBidi" w:eastAsiaTheme="majorEastAsia" w:hAnsi="Times New Roman" w:hAnsiTheme="majorHAnsi"/>
-      <w:b/>
-      <w:color w:val="181818"/>
-      <w:sz w:val="40"/>
+      <w:rFonts w:asciiTheme="majorHAnsi" w:cstheme="majorBidi" w:eastAsiaTheme="majorEastAsia" w:hAnsiTheme="majorHAnsi"/>
+      <w:sz w:val="56"/>
       <w:szCs w:val="56"/>
     </w:rPr>
   </w:style>
@@ -11229,14 +11244,9 @@
     <w:pPr>
       <w:keepNext/>
       <w:keepLines/>
-      <w:spacing w:after="80" w:before="0" w:line="240" w:lineRule="auto"/>
-      <w:jc w:val="center"/>
     </w:pPr>
     <w:rPr>
-      <w:rFonts w:ascii="Times New Roman" w:hAnsi="Times New Roman"/>
-      <w:i w:val="0"/>
-      <w:color w:val="555555"/>
-      <w:sz w:val="21"/>
+      <w:sz w:val="24"/>
       <w:szCs w:val="24"/>
     </w:rPr>
   </w:style>
@@ -11248,14 +11258,9 @@
     <w:pPr>
       <w:keepNext/>
       <w:keepLines/>
-      <w:spacing w:after="80" w:before="0" w:line="240" w:lineRule="auto"/>
-      <w:jc w:val="center"/>
     </w:pPr>
     <w:rPr>
-      <w:rFonts w:ascii="Times New Roman" w:hAnsi="Times New Roman"/>
-      <w:i w:val="0"/>
-      <w:color w:val="555555"/>
-      <w:sz w:val="20"/>
+      <w:sz w:val="24"/>
       <w:szCs w:val="24"/>
     </w:rPr>
   </w:style>
@@ -11267,14 +11272,12 @@
     <w:pPr>
       <w:keepNext/>
       <w:keepLines/>
-      <w:spacing w:after="100" w:before="160" w:line="240" w:lineRule="auto"/>
+      <w:spacing w:after="0" w:before="300"/>
       <w:jc w:val="center"/>
     </w:pPr>
     <w:rPr>
-      <w:rFonts w:ascii="Times New Roman" w:hAnsi="Times New Roman"/>
       <w:b/>
-      <w:color w:val="181818"/>
-      <w:sz w:val="22"/>
+      <w:sz w:val="20"/>
       <w:szCs w:val="20"/>
     </w:rPr>
   </w:style>
@@ -11286,14 +11289,10 @@
     <w:pPr>
       <w:keepNext/>
       <w:keepLines/>
-      <w:spacing w:after="80" w:before="0" w:line="264" w:lineRule="auto"/>
-      <w:ind w:left="504" w:right="504"/>
-      <w:jc w:val="both"/>
+      <w:spacing w:after="300" w:before="100"/>
     </w:pPr>
     <w:rPr>
-      <w:rFonts w:ascii="Times New Roman" w:hAnsi="Times New Roman"/>
-      <w:color w:val="181818"/>
-      <w:sz w:val="19"/>
+      <w:sz w:val="20"/>
       <w:szCs w:val="20"/>
     </w:rPr>
   </w:style>
@@ -11320,15 +11319,13 @@
     <w:pPr>
       <w:keepNext/>
       <w:keepLines/>
-      <w:spacing w:after="100" w:before="280" w:line="240" w:lineRule="auto"/>
+      <w:spacing w:after="80" w:before="360"/>
       <w:outlineLvl w:val="0"/>
     </w:pPr>
     <w:rPr>
-      <w:rFonts w:ascii="Times New Roman" w:asciiTheme="majorHAnsi" w:cstheme="majorBidi" w:eastAsiaTheme="majorEastAsia" w:hAnsi="Times New Roman" w:hAnsiTheme="majorHAnsi"/>
-      <w:b/>
-      <w:i w:val="0"/>
-      <w:color w:val="181818"/>
-      <w:sz w:val="28"/>
+      <w:rFonts w:asciiTheme="majorHAnsi" w:cstheme="majorBidi" w:eastAsiaTheme="majorEastAsia" w:hAnsiTheme="majorHAnsi"/>
+      <w:color w:themeColor="accent1" w:themeShade="BF" w:val="0F4761"/>
+      <w:sz w:val="40"/>
       <w:szCs w:val="40"/>
     </w:rPr>
   </w:style>
@@ -11345,15 +11342,13 @@
     <w:pPr>
       <w:keepNext/>
       <w:keepLines/>
-      <w:spacing w:after="80" w:before="220" w:line="240" w:lineRule="auto"/>
+      <w:spacing w:after="80" w:before="160"/>
       <w:outlineLvl w:val="1"/>
     </w:pPr>
     <w:rPr>
-      <w:rFonts w:ascii="Times New Roman" w:asciiTheme="majorHAnsi" w:cstheme="majorBidi" w:eastAsiaTheme="majorEastAsia" w:hAnsi="Times New Roman" w:hAnsiTheme="majorHAnsi"/>
-      <w:b/>
-      <w:i w:val="0"/>
-      <w:color w:val="181818"/>
-      <w:sz w:val="23"/>
+      <w:rFonts w:asciiTheme="majorHAnsi" w:cstheme="majorBidi" w:eastAsiaTheme="majorEastAsia" w:hAnsiTheme="majorHAnsi"/>
+      <w:color w:themeColor="accent1" w:themeShade="BF" w:val="0F4761"/>
+      <w:sz w:val="32"/>
       <w:szCs w:val="32"/>
     </w:rPr>
   </w:style>
@@ -11370,15 +11365,13 @@
     <w:pPr>
       <w:keepNext/>
       <w:keepLines/>
-      <w:spacing w:after="60" w:before="160" w:line="240" w:lineRule="auto"/>
+      <w:spacing w:after="80" w:before="160"/>
       <w:outlineLvl w:val="2"/>
     </w:pPr>
     <w:rPr>
-      <w:rFonts w:ascii="Times New Roman" w:cstheme="majorBidi" w:eastAsiaTheme="majorEastAsia" w:hAnsi="Times New Roman"/>
-      <w:b/>
-      <w:i/>
-      <w:color w:val="181818"/>
-      <w:sz w:val="21"/>
+      <w:rFonts w:cstheme="majorBidi" w:eastAsiaTheme="majorEastAsia"/>
+      <w:color w:themeColor="accent1" w:themeShade="BF" w:val="0F4761"/>
+      <w:sz w:val="28"/>
       <w:szCs w:val="28"/>
     </w:rPr>
   </w:style>
@@ -11793,23 +11786,15 @@
       <w:color w:themeColor="accent1" w:themeShade="BF" w:val="365F91"/>
     </w:rPr>
   </w:style>
-  <w:style w:customStyle="1" w:styleId="SourceCode" w:type="paragraph">
+  <w:style w:type="paragraph" w:customStyle="1" w:styleId="SourceCode">
     <w:name w:val="Source Code"/>
     <w:basedOn w:val="Normal"/>
     <w:link w:val="VerbatimChar"/>
     <w:pPr>
       <w:wordWrap w:val="off"/>
-      <w:spacing w:after="120" w:before="80" w:line="240" w:lineRule="auto"/>
-      <w:ind w:left="504"/>
-      <w:jc w:val="left"/>
     </w:pPr>
-    <w:rPr>
-      <w:rFonts w:ascii="Courier New" w:hAnsi="Courier New"/>
-      <w:color w:val="181818"/>
-      <w:sz w:val="18"/>
-    </w:rPr>
   </w:style>
-  <w:style w:customStyle="1" w:styleId="KeywordTok" w:type="character">
+  <w:style w:type="character" w:customStyle="1" w:styleId="KeywordTok">
     <w:name w:val="KeywordTok"/>
     <w:basedOn w:val="VerbatimChar"/>
     <w:rPr>
@@ -11817,77 +11802,77 @@
       <w:color w:val="007020"/>
     </w:rPr>
   </w:style>
-  <w:style w:customStyle="1" w:styleId="DataTypeTok" w:type="character">
+  <w:style w:type="character" w:customStyle="1" w:styleId="DataTypeTok">
     <w:name w:val="DataTypeTok"/>
     <w:basedOn w:val="VerbatimChar"/>
     <w:rPr>
       <w:color w:val="902000"/>
     </w:rPr>
   </w:style>
-  <w:style w:customStyle="1" w:styleId="DecValTok" w:type="character">
+  <w:style w:type="character" w:customStyle="1" w:styleId="DecValTok">
     <w:name w:val="DecValTok"/>
     <w:basedOn w:val="VerbatimChar"/>
     <w:rPr>
       <w:color w:val="40a070"/>
     </w:rPr>
   </w:style>
-  <w:style w:customStyle="1" w:styleId="BaseNTok" w:type="character">
+  <w:style w:type="character" w:customStyle="1" w:styleId="BaseNTok">
     <w:name w:val="BaseNTok"/>
     <w:basedOn w:val="VerbatimChar"/>
     <w:rPr>
       <w:color w:val="40a070"/>
     </w:rPr>
   </w:style>
-  <w:style w:customStyle="1" w:styleId="FloatTok" w:type="character">
+  <w:style w:type="character" w:customStyle="1" w:styleId="FloatTok">
     <w:name w:val="FloatTok"/>
     <w:basedOn w:val="VerbatimChar"/>
     <w:rPr>
       <w:color w:val="40a070"/>
     </w:rPr>
   </w:style>
-  <w:style w:customStyle="1" w:styleId="ConstantTok" w:type="character">
+  <w:style w:type="character" w:customStyle="1" w:styleId="ConstantTok">
     <w:name w:val="ConstantTok"/>
     <w:basedOn w:val="VerbatimChar"/>
     <w:rPr>
       <w:color w:val="880000"/>
     </w:rPr>
   </w:style>
-  <w:style w:customStyle="1" w:styleId="CharTok" w:type="character">
+  <w:style w:type="character" w:customStyle="1" w:styleId="CharTok">
     <w:name w:val="CharTok"/>
     <w:basedOn w:val="VerbatimChar"/>
     <w:rPr>
       <w:color w:val="4070a0"/>
     </w:rPr>
   </w:style>
-  <w:style w:customStyle="1" w:styleId="SpecialCharTok" w:type="character">
+  <w:style w:type="character" w:customStyle="1" w:styleId="SpecialCharTok">
     <w:name w:val="SpecialCharTok"/>
     <w:basedOn w:val="VerbatimChar"/>
     <w:rPr>
       <w:color w:val="4070a0"/>
     </w:rPr>
   </w:style>
-  <w:style w:customStyle="1" w:styleId="StringTok" w:type="character">
+  <w:style w:type="character" w:customStyle="1" w:styleId="StringTok">
     <w:name w:val="StringTok"/>
     <w:basedOn w:val="VerbatimChar"/>
     <w:rPr>
       <w:color w:val="4070a0"/>
     </w:rPr>
   </w:style>
-  <w:style w:customStyle="1" w:styleId="VerbatimStringTok" w:type="character">
+  <w:style w:type="character" w:customStyle="1" w:styleId="VerbatimStringTok">
     <w:name w:val="VerbatimStringTok"/>
     <w:basedOn w:val="VerbatimChar"/>
     <w:rPr>
       <w:color w:val="4070a0"/>
     </w:rPr>
   </w:style>
-  <w:style w:customStyle="1" w:styleId="SpecialStringTok" w:type="character">
+  <w:style w:type="character" w:customStyle="1" w:styleId="SpecialStringTok">
     <w:name w:val="SpecialStringTok"/>
     <w:basedOn w:val="VerbatimChar"/>
     <w:rPr>
       <w:color w:val="bb6688"/>
     </w:rPr>
   </w:style>
-  <w:style w:customStyle="1" w:styleId="ImportTok" w:type="character">
+  <w:style w:type="character" w:customStyle="1" w:styleId="ImportTok">
     <w:name w:val="ImportTok"/>
     <w:basedOn w:val="VerbatimChar"/>
     <w:rPr>
@@ -11895,7 +11880,7 @@
       <w:color w:val="008000"/>
     </w:rPr>
   </w:style>
-  <w:style w:customStyle="1" w:styleId="CommentTok" w:type="character">
+  <w:style w:type="character" w:customStyle="1" w:styleId="CommentTok">
     <w:name w:val="CommentTok"/>
     <w:basedOn w:val="VerbatimChar"/>
     <w:rPr>
@@ -11903,7 +11888,7 @@
       <w:color w:val="60a0b0"/>
     </w:rPr>
   </w:style>
-  <w:style w:customStyle="1" w:styleId="DocumentationTok" w:type="character">
+  <w:style w:type="character" w:customStyle="1" w:styleId="DocumentationTok">
     <w:name w:val="DocumentationTok"/>
     <w:basedOn w:val="VerbatimChar"/>
     <w:rPr>
@@ -11911,7 +11896,7 @@
       <w:color w:val="ba2121"/>
     </w:rPr>
   </w:style>
-  <w:style w:customStyle="1" w:styleId="AnnotationTok" w:type="character">
+  <w:style w:type="character" w:customStyle="1" w:styleId="AnnotationTok">
     <w:name w:val="AnnotationTok"/>
     <w:basedOn w:val="VerbatimChar"/>
     <w:rPr>
@@ -11920,7 +11905,7 @@
       <w:color w:val="60a0b0"/>
     </w:rPr>
   </w:style>
-  <w:style w:customStyle="1" w:styleId="CommentVarTok" w:type="character">
+  <w:style w:type="character" w:customStyle="1" w:styleId="CommentVarTok">
     <w:name w:val="CommentVarTok"/>
     <w:basedOn w:val="VerbatimChar"/>
     <w:rPr>
@@ -11929,28 +11914,28 @@
       <w:color w:val="60a0b0"/>
     </w:rPr>
   </w:style>
-  <w:style w:customStyle="1" w:styleId="OtherTok" w:type="character">
+  <w:style w:type="character" w:customStyle="1" w:styleId="OtherTok">
     <w:name w:val="OtherTok"/>
     <w:basedOn w:val="VerbatimChar"/>
     <w:rPr>
       <w:color w:val="007020"/>
     </w:rPr>
   </w:style>
-  <w:style w:customStyle="1" w:styleId="FunctionTok" w:type="character">
+  <w:style w:type="character" w:customStyle="1" w:styleId="FunctionTok">
     <w:name w:val="FunctionTok"/>
     <w:basedOn w:val="VerbatimChar"/>
     <w:rPr>
       <w:color w:val="06287e"/>
     </w:rPr>
   </w:style>
-  <w:style w:customStyle="1" w:styleId="VariableTok" w:type="character">
+  <w:style w:type="character" w:customStyle="1" w:styleId="VariableTok">
     <w:name w:val="VariableTok"/>
     <w:basedOn w:val="VerbatimChar"/>
     <w:rPr>
       <w:color w:val="19177c"/>
     </w:rPr>
   </w:style>
-  <w:style w:customStyle="1" w:styleId="ControlFlowTok" w:type="character">
+  <w:style w:type="character" w:customStyle="1" w:styleId="ControlFlowTok">
     <w:name w:val="ControlFlowTok"/>
     <w:basedOn w:val="VerbatimChar"/>
     <w:rPr>
@@ -11958,45 +11943,45 @@
       <w:color w:val="007020"/>
     </w:rPr>
   </w:style>
-  <w:style w:customStyle="1" w:styleId="OperatorTok" w:type="character">
+  <w:style w:type="character" w:customStyle="1" w:styleId="OperatorTok">
     <w:name w:val="OperatorTok"/>
     <w:basedOn w:val="VerbatimChar"/>
     <w:rPr>
       <w:color w:val="666666"/>
     </w:rPr>
   </w:style>
-  <w:style w:customStyle="1" w:styleId="BuiltInTok" w:type="character">
+  <w:style w:type="character" w:customStyle="1" w:styleId="BuiltInTok">
     <w:name w:val="BuiltInTok"/>
     <w:basedOn w:val="VerbatimChar"/>
     <w:rPr>
       <w:color w:val="008000"/>
     </w:rPr>
   </w:style>
-  <w:style w:customStyle="1" w:styleId="ExtensionTok" w:type="character">
+  <w:style w:type="character" w:customStyle="1" w:styleId="ExtensionTok">
     <w:name w:val="ExtensionTok"/>
     <w:basedOn w:val="VerbatimChar"/>
     <w:rPr/>
   </w:style>
-  <w:style w:customStyle="1" w:styleId="PreprocessorTok" w:type="character">
+  <w:style w:type="character" w:customStyle="1" w:styleId="PreprocessorTok">
     <w:name w:val="PreprocessorTok"/>
     <w:basedOn w:val="VerbatimChar"/>
     <w:rPr>
       <w:color w:val="bc7a00"/>
     </w:rPr>
   </w:style>
-  <w:style w:customStyle="1" w:styleId="AttributeTok" w:type="character">
+  <w:style w:type="character" w:customStyle="1" w:styleId="AttributeTok">
     <w:name w:val="AttributeTok"/>
     <w:basedOn w:val="VerbatimChar"/>
     <w:rPr>
       <w:color w:val="7d9029"/>
     </w:rPr>
   </w:style>
-  <w:style w:customStyle="1" w:styleId="RegionMarkerTok" w:type="character">
+  <w:style w:type="character" w:customStyle="1" w:styleId="RegionMarkerTok">
     <w:name w:val="RegionMarkerTok"/>
     <w:basedOn w:val="VerbatimChar"/>
     <w:rPr/>
   </w:style>
-  <w:style w:customStyle="1" w:styleId="InformationTok" w:type="character">
+  <w:style w:type="character" w:customStyle="1" w:styleId="InformationTok">
     <w:name w:val="InformationTok"/>
     <w:basedOn w:val="VerbatimChar"/>
     <w:rPr>
@@ -12005,7 +11990,7 @@
       <w:color w:val="60a0b0"/>
     </w:rPr>
   </w:style>
-  <w:style w:customStyle="1" w:styleId="WarningTok" w:type="character">
+  <w:style w:type="character" w:customStyle="1" w:styleId="WarningTok">
     <w:name w:val="WarningTok"/>
     <w:basedOn w:val="VerbatimChar"/>
     <w:rPr>
@@ -12014,7 +11999,7 @@
       <w:color w:val="60a0b0"/>
     </w:rPr>
   </w:style>
-  <w:style w:customStyle="1" w:styleId="AlertTok" w:type="character">
+  <w:style w:type="character" w:customStyle="1" w:styleId="AlertTok">
     <w:name w:val="AlertTok"/>
     <w:basedOn w:val="VerbatimChar"/>
     <w:rPr>
@@ -12022,7 +12007,7 @@
       <w:color w:val="ff0000"/>
     </w:rPr>
   </w:style>
-  <w:style w:customStyle="1" w:styleId="ErrorTok" w:type="character">
+  <w:style w:type="character" w:customStyle="1" w:styleId="ErrorTok">
     <w:name w:val="ErrorTok"/>
     <w:basedOn w:val="VerbatimChar"/>
     <w:rPr>
@@ -12030,7 +12015,7 @@
       <w:color w:val="ff0000"/>
     </w:rPr>
   </w:style>
-  <w:style w:customStyle="1" w:styleId="NormalTok" w:type="character">
+  <w:style w:type="character" w:customStyle="1" w:styleId="NormalTok">
     <w:name w:val="NormalTok"/>
     <w:basedOn w:val="VerbatimChar"/>
     <w:rPr/>
